--- a/templates/farmacia/modelo_plano_farmacia_automatizado.docx
+++ b/templates/farmacia/modelo_plano_farmacia_automatizado.docx
@@ -1,15 +1,13 @@
 
 <file path=word/document.xml><?xml version="1.0" encoding="utf-8"?>
-<w:document xmlns:wpc="http://schemas.microsoft.com/office/word/2010/wordprocessingCanvas" xmlns:cx="http://schemas.microsoft.com/office/drawing/2014/chartex" xmlns:cx1="http://schemas.microsoft.com/office/drawing/2015/9/8/chartex" xmlns:cx2="http://schemas.microsoft.com/office/drawing/2015/10/21/chartex" xmlns:cx3="http://schemas.microsoft.com/office/drawing/2016/5/9/chartex" xmlns:cx4="http://schemas.microsoft.com/office/drawing/2016/5/10/chartex" xmlns:cx5="http://schemas.microsoft.com/office/drawing/2016/5/11/chartex" xmlns:cx6="http://schemas.microsoft.com/office/drawing/2016/5/12/chartex" xmlns:cx7="http://schemas.microsoft.com/office/drawing/2016/5/13/chartex" xmlns:cx8="http://schemas.microsoft.com/office/drawing/2016/5/14/chartex" xmlns:mc="http://schemas.openxmlformats.org/markup-compatibility/2006" xmlns:aink="http://schemas.microsoft.com/office/drawing/2016/ink" xmlns:am3d="http://schemas.microsoft.com/office/drawing/2017/model3d" xmlns:o="urn:schemas-microsoft-com:office:office" xmlns:r="http://schemas.openxmlformats.org/officeDocument/2006/relationships" xmlns:m="http://schemas.openxmlformats.org/officeDocument/2006/math" xmlns:v="urn:schemas-microsoft-com:vml" xmlns:wp14="http://schemas.microsoft.com/office/word/2010/wordprocessingDrawing" xmlns:wp="http://schemas.openxmlformats.org/drawingml/2006/wordprocessingDrawing" xmlns:w10="urn:schemas-microsoft-com:office:word" xmlns:w="http://schemas.openxmlformats.org/wordprocessingml/2006/main" xmlns:w14="http://schemas.microsoft.com/office/word/2010/wordml" xmlns:w15="http://schemas.microsoft.com/office/word/2012/wordml" xmlns:w16cex="http://schemas.microsoft.com/office/word/2018/wordml/cex" xmlns:w16cid="http://schemas.microsoft.com/office/word/2016/wordml/cid" xmlns:w16="http://schemas.microsoft.com/office/word/2018/wordml" xmlns:w16sdtdh="http://schemas.microsoft.com/office/word/2020/wordml/sdtdatahash" xmlns:w16se="http://schemas.microsoft.com/office/word/2015/wordml/symex" xmlns:wpg="http://schemas.microsoft.com/office/word/2010/wordprocessingGroup" xmlns:wpi="http://schemas.microsoft.com/office/word/2010/wordprocessingInk" xmlns:wne="http://schemas.microsoft.com/office/word/2006/wordml" xmlns:wps="http://schemas.microsoft.com/office/word/2010/wordprocessingShape" mc:Ignorable="w14 w15 w16se w16cid w16 w16cex w16sdtdh wp14">
+<w:document xmlns:wpc="http://schemas.microsoft.com/office/word/2010/wordprocessingCanvas" xmlns:cx="http://schemas.microsoft.com/office/drawing/2014/chartex" xmlns:cx1="http://schemas.microsoft.com/office/drawing/2015/9/8/chartex" xmlns:cx2="http://schemas.microsoft.com/office/drawing/2015/10/21/chartex" xmlns:cx3="http://schemas.microsoft.com/office/drawing/2016/5/9/chartex" xmlns:cx4="http://schemas.microsoft.com/office/drawing/2016/5/10/chartex" xmlns:cx5="http://schemas.microsoft.com/office/drawing/2016/5/11/chartex" xmlns:cx6="http://schemas.microsoft.com/office/drawing/2016/5/12/chartex" xmlns:cx7="http://schemas.microsoft.com/office/drawing/2016/5/13/chartex" xmlns:cx8="http://schemas.microsoft.com/office/drawing/2016/5/14/chartex" xmlns:mc="http://schemas.openxmlformats.org/markup-compatibility/2006" xmlns:aink="http://schemas.microsoft.com/office/drawing/2016/ink" xmlns:am3d="http://schemas.microsoft.com/office/drawing/2017/model3d" xmlns:o="urn:schemas-microsoft-com:office:office" xmlns:oel="http://schemas.microsoft.com/office/2019/extlst" xmlns:r="http://schemas.openxmlformats.org/officeDocument/2006/relationships" xmlns:m="http://schemas.openxmlformats.org/officeDocument/2006/math" xmlns:v="urn:schemas-microsoft-com:vml" xmlns:wp14="http://schemas.microsoft.com/office/word/2010/wordprocessingDrawing" xmlns:wp="http://schemas.openxmlformats.org/drawingml/2006/wordprocessingDrawing" xmlns:w10="urn:schemas-microsoft-com:office:word" xmlns:w="http://schemas.openxmlformats.org/wordprocessingml/2006/main" xmlns:w14="http://schemas.microsoft.com/office/word/2010/wordml" xmlns:w15="http://schemas.microsoft.com/office/word/2012/wordml" xmlns:w16cex="http://schemas.microsoft.com/office/word/2018/wordml/cex" xmlns:w16cid="http://schemas.microsoft.com/office/word/2016/wordml/cid" xmlns:w16="http://schemas.microsoft.com/office/word/2018/wordml" xmlns:w16du="http://schemas.microsoft.com/office/word/2023/wordml/word16du" xmlns:w16sdtdh="http://schemas.microsoft.com/office/word/2020/wordml/sdtdatahash" xmlns:w16sdtfl="http://schemas.microsoft.com/office/word/2024/wordml/sdtformatlock" xmlns:w16se="http://schemas.microsoft.com/office/word/2015/wordml/symex" xmlns:wpg="http://schemas.microsoft.com/office/word/2010/wordprocessingGroup" xmlns:wpi="http://schemas.microsoft.com/office/word/2010/wordprocessingInk" xmlns:wne="http://schemas.microsoft.com/office/word/2006/wordml" xmlns:wps="http://schemas.microsoft.com/office/word/2010/wordprocessingShape" mc:Ignorable="w14 w15 w16se w16cid w16 w16cex w16sdtdh w16sdtfl w16du wp14">
   <w:body>
     <w:p>
       <w:pPr>
         <w:pStyle w:val="Corpodetexto"/>
         <w:spacing w:before="34"/>
         <w:rPr>
-          <w:rFonts w:ascii="Times New Roman"/>
           <w:b w:val="0"/>
-          <w:sz w:val="28"/>
         </w:rPr>
       </w:pPr>
     </w:p>
@@ -17,59 +15,92 @@
       <w:pPr>
         <w:pStyle w:val="Ttulo"/>
         <w:rPr>
+          <w:sz w:val="24"/>
+          <w:szCs w:val="24"/>
           <w:u w:val="none"/>
         </w:rPr>
       </w:pPr>
       <w:r>
+        <w:rPr>
+          <w:sz w:val="24"/>
+          <w:szCs w:val="24"/>
+        </w:rPr>
         <w:t>PLANO</w:t>
       </w:r>
       <w:r>
         <w:rPr>
           <w:spacing w:val="-3"/>
-        </w:rPr>
-        <w:t xml:space="preserve"> </w:t>
-      </w:r>
-      <w:r>
+          <w:sz w:val="24"/>
+          <w:szCs w:val="24"/>
+        </w:rPr>
+        <w:t xml:space="preserve"> </w:t>
+      </w:r>
+      <w:r>
+        <w:rPr>
+          <w:sz w:val="24"/>
+          <w:szCs w:val="24"/>
+        </w:rPr>
         <w:t>DE</w:t>
       </w:r>
       <w:r>
         <w:rPr>
           <w:spacing w:val="-2"/>
-        </w:rPr>
-        <w:t xml:space="preserve"> </w:t>
-      </w:r>
-      <w:r>
+          <w:sz w:val="24"/>
+          <w:szCs w:val="24"/>
+        </w:rPr>
+        <w:t xml:space="preserve"> </w:t>
+      </w:r>
+      <w:r>
+        <w:rPr>
+          <w:sz w:val="24"/>
+          <w:szCs w:val="24"/>
+        </w:rPr>
         <w:t>ESTÁGIO</w:t>
       </w:r>
       <w:r>
         <w:rPr>
           <w:spacing w:val="-4"/>
-        </w:rPr>
-        <w:t xml:space="preserve"> </w:t>
-      </w:r>
-      <w:r>
-        <w:t>–</w:t>
-      </w:r>
-      <w:r>
-        <w:rPr>
-          <w:spacing w:val="-2"/>
+          <w:sz w:val="24"/>
+          <w:szCs w:val="24"/>
+        </w:rPr>
+        <w:t xml:space="preserve"> </w:t>
+      </w:r>
+      <w:r>
+        <w:rPr>
+          <w:sz w:val="24"/>
+          <w:szCs w:val="24"/>
+        </w:rPr>
+        <w:t>-</w:t>
+      </w:r>
+      <w:r>
+        <w:rPr>
+          <w:spacing w:val="-2"/>
+          <w:sz w:val="24"/>
+          <w:szCs w:val="24"/>
         </w:rPr>
         <w:t xml:space="preserve"> 202</w:t>
       </w:r>
       <w:r>
         <w:rPr>
           <w:spacing w:val="-2"/>
-        </w:rPr>
-        <w:t>6.1</w:t>
+          <w:sz w:val="24"/>
+          <w:szCs w:val="24"/>
+        </w:rPr>
+        <w:t>6</w:t>
+      </w:r>
+      <w:r>
+        <w:rPr>
+          <w:spacing w:val="-2"/>
+          <w:sz w:val="24"/>
+          <w:szCs w:val="24"/>
+        </w:rPr>
+        <w:t>.1</w:t>
       </w:r>
     </w:p>
     <w:p>
       <w:pPr>
         <w:pStyle w:val="Corpodetexto"/>
         <w:spacing w:before="47"/>
-        <w:rPr>
-          <w:sz w:val="20"/>
-        </w:rPr>
       </w:pPr>
     </w:p>
     <w:p>
@@ -77,97 +108,104 @@
         <w:spacing w:before="1"/>
         <w:ind w:left="144"/>
         <w:rPr>
-          <w:rFonts w:ascii="Arial MT" w:hAnsi="Arial MT"/>
           <w:bCs/>
-          <w:szCs w:val="20"/>
+          <w:sz w:val="24"/>
+          <w:szCs w:val="24"/>
         </w:rPr>
       </w:pPr>
       <w:r>
         <w:rPr>
           <w:b/>
           <w:sz w:val="24"/>
-        </w:rPr>
-        <w:t>Área de concentração do estágio: {{AREA_ESTAGIO}}.</w:t>
+          <w:szCs w:val="24"/>
+        </w:rPr>
+        <w:t>Área</w:t>
       </w:r>
       <w:r>
         <w:rPr>
           <w:b/>
           <w:spacing w:val="40"/>
           <w:sz w:val="24"/>
-        </w:rPr>
+          <w:szCs w:val="24"/>
+        </w:rPr>
+        <w:t xml:space="preserve"> </w:t>
       </w:r>
       <w:r>
         <w:rPr>
           <w:b/>
           <w:sz w:val="24"/>
-        </w:rPr>
+          <w:szCs w:val="24"/>
+        </w:rPr>
+        <w:t>de</w:t>
       </w:r>
       <w:r>
         <w:rPr>
           <w:b/>
           <w:spacing w:val="40"/>
           <w:sz w:val="24"/>
-        </w:rPr>
+          <w:szCs w:val="24"/>
+        </w:rPr>
+        <w:t xml:space="preserve"> </w:t>
       </w:r>
       <w:r>
         <w:rPr>
           <w:b/>
           <w:sz w:val="24"/>
-        </w:rPr>
+          <w:szCs w:val="24"/>
+        </w:rPr>
+        <w:t>concentração</w:t>
       </w:r>
       <w:r>
         <w:rPr>
           <w:b/>
           <w:spacing w:val="40"/>
           <w:sz w:val="24"/>
-        </w:rPr>
+          <w:szCs w:val="24"/>
+        </w:rPr>
+        <w:t xml:space="preserve"> </w:t>
       </w:r>
       <w:r>
         <w:rPr>
           <w:b/>
           <w:sz w:val="24"/>
-        </w:rPr>
+          <w:szCs w:val="24"/>
+        </w:rPr>
+        <w:t>do</w:t>
       </w:r>
       <w:r>
         <w:rPr>
           <w:b/>
           <w:spacing w:val="40"/>
           <w:sz w:val="24"/>
-        </w:rPr>
+          <w:szCs w:val="24"/>
+        </w:rPr>
+        <w:t xml:space="preserve"> </w:t>
       </w:r>
       <w:r>
         <w:rPr>
           <w:b/>
           <w:sz w:val="24"/>
-        </w:rPr>
+          <w:szCs w:val="24"/>
+        </w:rPr>
+        <w:t>estágio</w:t>
       </w:r>
       <w:r>
         <w:rPr>
           <w:b/>
           <w:spacing w:val="40"/>
           <w:sz w:val="24"/>
-        </w:rPr>
+          <w:szCs w:val="24"/>
+        </w:rPr>
+        <w:t xml:space="preserve">: </w:t>
       </w:r>
       <w:r>
         <w:rPr>
           <w:bCs/>
           <w:spacing w:val="40"/>
-          <w:szCs w:val="20"/>
-        </w:rPr>
-      </w:r>
-      <w:r>
-        <w:rPr>
-          <w:bCs/>
-          <w:spacing w:val="40"/>
-          <w:szCs w:val="20"/>
-        </w:rPr>
-      </w:r>
-      <w:r>
-        <w:rPr>
-          <w:bCs/>
-          <w:spacing w:val="40"/>
-          <w:szCs w:val="20"/>
-        </w:rPr>
+          <w:sz w:val="24"/>
+          <w:szCs w:val="24"/>
+        </w:rPr>
+        <w:t>{{AREA_ESTAGIO}}</w:t>
       </w:r>
     </w:p>
     <w:p>
@@ -175,9 +213,8 @@
         <w:pStyle w:val="Corpodetexto"/>
         <w:spacing w:before="46"/>
         <w:rPr>
-          <w:rFonts w:ascii="Arial MT"/>
           <w:b w:val="0"/>
-          <w:sz w:val="20"/>
+          <w:u w:val="single"/>
         </w:rPr>
       </w:pPr>
     </w:p>
@@ -325,6 +362,7 @@
         <w:rPr>
           <w:b/>
           <w:sz w:val="24"/>
+          <w:szCs w:val="24"/>
         </w:rPr>
       </w:pPr>
       <w:r>
@@ -332,225 +370,272 @@
           <w:b/>
           <w:spacing w:val="-10"/>
           <w:sz w:val="24"/>
-        </w:rPr>
-        <w:t>Módulo do estágio: {{MODULO_ESTAGIO}}</w:t>
+          <w:szCs w:val="24"/>
+        </w:rPr>
+        <w:t>(</w:t>
       </w:r>
       <w:r>
         <w:rPr>
           <w:b/>
           <w:sz w:val="24"/>
-        </w:rPr>
-      </w:r>
-      <w:r>
-        <w:rPr>
-          <w:b/>
-          <w:sz w:val="24"/>
-        </w:rPr>
+          <w:szCs w:val="24"/>
+        </w:rPr>
+        <w:tab/>
+        <w:t>)</w:t>
       </w:r>
       <w:r>
         <w:rPr>
           <w:b/>
           <w:spacing w:val="-3"/>
           <w:sz w:val="24"/>
-        </w:rPr>
+          <w:szCs w:val="24"/>
+        </w:rPr>
+        <w:t xml:space="preserve"> </w:t>
       </w:r>
       <w:r>
         <w:rPr>
           <w:b/>
           <w:spacing w:val="-10"/>
           <w:sz w:val="24"/>
-        </w:rPr>
+          <w:szCs w:val="24"/>
+        </w:rPr>
+        <w:t>I</w:t>
       </w:r>
       <w:r>
         <w:rPr>
           <w:b/>
           <w:sz w:val="24"/>
-        </w:rPr>
+          <w:szCs w:val="24"/>
+        </w:rPr>
+        <w:tab/>
       </w:r>
       <w:r>
         <w:rPr>
           <w:b/>
           <w:spacing w:val="-10"/>
           <w:sz w:val="24"/>
-        </w:rPr>
+          <w:szCs w:val="24"/>
+        </w:rPr>
+        <w:t>(</w:t>
       </w:r>
       <w:r>
         <w:rPr>
           <w:b/>
           <w:sz w:val="24"/>
-        </w:rPr>
+          <w:szCs w:val="24"/>
+        </w:rPr>
+        <w:tab/>
+        <w:t>)</w:t>
       </w:r>
       <w:r>
         <w:rPr>
           <w:b/>
           <w:spacing w:val="-1"/>
           <w:sz w:val="24"/>
-        </w:rPr>
+          <w:szCs w:val="24"/>
+        </w:rPr>
+        <w:t xml:space="preserve"> </w:t>
       </w:r>
       <w:r>
         <w:rPr>
           <w:b/>
           <w:spacing w:val="-5"/>
           <w:sz w:val="24"/>
-        </w:rPr>
+          <w:szCs w:val="24"/>
+        </w:rPr>
+        <w:t>II</w:t>
       </w:r>
       <w:r>
         <w:rPr>
           <w:b/>
           <w:sz w:val="24"/>
-        </w:rPr>
+          <w:szCs w:val="24"/>
+        </w:rPr>
+        <w:tab/>
       </w:r>
       <w:r>
         <w:rPr>
           <w:b/>
           <w:spacing w:val="-10"/>
           <w:sz w:val="24"/>
-        </w:rPr>
+          <w:szCs w:val="24"/>
+        </w:rPr>
+        <w:t>(</w:t>
       </w:r>
       <w:r>
         <w:rPr>
           <w:b/>
           <w:sz w:val="24"/>
-        </w:rPr>
+          <w:szCs w:val="24"/>
+        </w:rPr>
+        <w:tab/>
+      </w:r>
+      <w:r>
+        <w:rPr>
+          <w:b/>
+          <w:sz w:val="24"/>
+          <w:szCs w:val="24"/>
+        </w:rPr>
+        <w:t>)</w:t>
       </w:r>
       <w:r>
         <w:rPr>
           <w:b/>
           <w:spacing w:val="-3"/>
           <w:sz w:val="24"/>
-        </w:rPr>
+          <w:szCs w:val="24"/>
+        </w:rPr>
+        <w:t xml:space="preserve"> </w:t>
       </w:r>
       <w:r>
         <w:rPr>
           <w:b/>
           <w:spacing w:val="-5"/>
           <w:sz w:val="24"/>
-        </w:rPr>
+          <w:szCs w:val="24"/>
+        </w:rPr>
+        <w:t>III</w:t>
       </w:r>
       <w:r>
         <w:rPr>
           <w:b/>
           <w:sz w:val="24"/>
-        </w:rPr>
+          <w:szCs w:val="24"/>
+        </w:rPr>
+        <w:tab/>
       </w:r>
       <w:r>
         <w:rPr>
           <w:b/>
           <w:spacing w:val="-10"/>
           <w:sz w:val="24"/>
-        </w:rPr>
+          <w:szCs w:val="24"/>
+        </w:rPr>
+        <w:t>(</w:t>
       </w:r>
       <w:r>
         <w:rPr>
           <w:b/>
           <w:sz w:val="24"/>
-        </w:rPr>
-      </w:r>
-      <w:r>
-        <w:rPr>
-          <w:b/>
-          <w:sz w:val="24"/>
-        </w:rPr>
-      </w:r>
-      <w:r>
-        <w:rPr>
-          <w:b/>
-          <w:sz w:val="24"/>
-        </w:rPr>
-      </w:r>
-      <w:r>
-        <w:rPr>
-          <w:b/>
-          <w:sz w:val="24"/>
-        </w:rPr>
+          <w:szCs w:val="24"/>
+        </w:rPr>
+        <w:tab/>
+        <w:t>)</w:t>
       </w:r>
       <w:r>
         <w:rPr>
           <w:b/>
           <w:spacing w:val="-3"/>
           <w:sz w:val="24"/>
-        </w:rPr>
+          <w:szCs w:val="24"/>
+        </w:rPr>
+        <w:t xml:space="preserve"> </w:t>
       </w:r>
       <w:r>
         <w:rPr>
           <w:b/>
           <w:spacing w:val="-5"/>
           <w:sz w:val="24"/>
-        </w:rPr>
+          <w:szCs w:val="24"/>
+        </w:rPr>
+        <w:t>IV</w:t>
       </w:r>
       <w:r>
         <w:rPr>
           <w:b/>
           <w:sz w:val="24"/>
-        </w:rPr>
+          <w:szCs w:val="24"/>
+        </w:rPr>
+        <w:tab/>
       </w:r>
       <w:r>
         <w:rPr>
           <w:b/>
           <w:spacing w:val="-10"/>
           <w:position w:val="1"/>
-          <w:sz w:val="20"/>
-        </w:rPr>
+          <w:sz w:val="24"/>
+          <w:szCs w:val="24"/>
+        </w:rPr>
+        <w:t>(</w:t>
       </w:r>
       <w:r>
         <w:rPr>
           <w:b/>
           <w:position w:val="1"/>
-          <w:sz w:val="20"/>
-        </w:rPr>
+          <w:sz w:val="24"/>
+          <w:szCs w:val="24"/>
+        </w:rPr>
+        <w:tab/>
       </w:r>
       <w:r>
         <w:rPr>
           <w:b/>
           <w:sz w:val="24"/>
-        </w:rPr>
+          <w:szCs w:val="24"/>
+        </w:rPr>
+        <w:t>)</w:t>
       </w:r>
       <w:r>
         <w:rPr>
           <w:b/>
           <w:spacing w:val="-3"/>
           <w:sz w:val="24"/>
-        </w:rPr>
+          <w:szCs w:val="24"/>
+        </w:rPr>
+        <w:t xml:space="preserve"> </w:t>
       </w:r>
       <w:r>
         <w:rPr>
           <w:b/>
           <w:spacing w:val="-10"/>
           <w:sz w:val="24"/>
-        </w:rPr>
+          <w:szCs w:val="24"/>
+        </w:rPr>
+        <w:t>V</w:t>
       </w:r>
       <w:r>
         <w:rPr>
           <w:b/>
           <w:sz w:val="24"/>
-        </w:rPr>
+          <w:szCs w:val="24"/>
+        </w:rPr>
+        <w:tab/>
       </w:r>
       <w:r>
         <w:rPr>
           <w:b/>
           <w:spacing w:val="-10"/>
           <w:sz w:val="24"/>
-        </w:rPr>
+          <w:szCs w:val="24"/>
+        </w:rPr>
+        <w:t>(</w:t>
       </w:r>
       <w:r>
         <w:rPr>
           <w:b/>
           <w:sz w:val="24"/>
-        </w:rPr>
+          <w:szCs w:val="24"/>
+        </w:rPr>
+        <w:tab/>
+        <w:t>)</w:t>
       </w:r>
       <w:r>
         <w:rPr>
           <w:b/>
           <w:spacing w:val="-3"/>
           <w:sz w:val="24"/>
-        </w:rPr>
+          <w:szCs w:val="24"/>
+        </w:rPr>
+        <w:t xml:space="preserve"> </w:t>
       </w:r>
       <w:r>
         <w:rPr>
           <w:b/>
           <w:spacing w:val="-5"/>
           <w:sz w:val="24"/>
-        </w:rPr>
+          <w:szCs w:val="24"/>
+        </w:rPr>
+        <w:t>VI</w:t>
       </w:r>
     </w:p>
     <w:p>
@@ -566,38 +651,48 @@
         <w:ind w:left="144" w:right="3498"/>
       </w:pPr>
       <w:r>
-        <w:t>Dependência: {{DEPENDENCIA}}</w:t>
-      </w:r>
-      <w:r/>
+        <w:t>Está cursando este estágio como DP?</w:t>
+      </w:r>
+      <w:r>
+        <w:tab/>
+      </w:r>
       <w:r>
         <w:rPr>
           <w:spacing w:val="-10"/>
         </w:rPr>
-      </w:r>
-      <w:r/>
-      <w:r/>
+        <w:t>(</w:t>
+      </w:r>
+      <w:r>
+        <w:tab/>
+        <w:t>) SIM</w:t>
+      </w:r>
+      <w:r>
+        <w:tab/>
+      </w:r>
       <w:r>
         <w:rPr>
           <w:spacing w:val="-10"/>
         </w:rPr>
-      </w:r>
-      <w:r>
-        <w:rPr>
-          <w:spacing w:val="-10"/>
-        </w:rPr>
-      </w:r>
-      <w:r/>
-      <w:r/>
+        <w:t>(</w:t>
+      </w:r>
+      <w:r>
+        <w:tab/>
+        <w:t>)</w:t>
+      </w:r>
       <w:r>
         <w:rPr>
           <w:spacing w:val="-17"/>
         </w:rPr>
-      </w:r>
-      <w:r/>
+        <w:t xml:space="preserve"> </w:t>
+      </w:r>
+      <w:r>
+        <w:t xml:space="preserve">NÃO </w:t>
+      </w:r>
       <w:r>
         <w:rPr>
           <w:u w:val="single"/>
         </w:rPr>
+        <w:t>HISTÓRICO DOS MÓDULOS DE ESTÁGIO</w:t>
       </w:r>
     </w:p>
     <w:p>
@@ -617,331 +712,483 @@
         <w:jc w:val="both"/>
       </w:pPr>
       <w:r>
-        <w:t>Histórico dos módulos de estágio: {{HISTORICO_MODULOS}}</w:t>
-      </w:r>
-      <w:r/>
+        <w:t>Cumpriu Módulo I:</w:t>
+      </w:r>
+      <w:r>
+        <w:tab/>
+        <w:t>(</w:t>
+      </w:r>
       <w:r>
         <w:rPr>
           <w:spacing w:val="40"/>
         </w:rPr>
-      </w:r>
-      <w:r/>
+        <w:t xml:space="preserve"> </w:t>
+      </w:r>
+      <w:r>
+        <w:t>)</w:t>
+      </w:r>
       <w:r>
         <w:rPr>
           <w:spacing w:val="-3"/>
         </w:rPr>
-      </w:r>
-      <w:r/>
+        <w:t xml:space="preserve"> </w:t>
+      </w:r>
+      <w:r>
+        <w:t>Sim</w:t>
+      </w:r>
       <w:r>
         <w:rPr>
           <w:spacing w:val="40"/>
         </w:rPr>
-      </w:r>
-      <w:r/>
+        <w:t xml:space="preserve"> </w:t>
+      </w:r>
+      <w:r>
+        <w:t>(</w:t>
+      </w:r>
       <w:r>
         <w:rPr>
           <w:spacing w:val="80"/>
         </w:rPr>
-      </w:r>
-      <w:r/>
+        <w:t xml:space="preserve"> </w:t>
+      </w:r>
+      <w:r>
+        <w:t>)</w:t>
+      </w:r>
       <w:r>
         <w:rPr>
           <w:spacing w:val="-5"/>
         </w:rPr>
-      </w:r>
-      <w:r/>
+        <w:t xml:space="preserve"> </w:t>
+      </w:r>
+      <w:r>
+        <w:t>Não.</w:t>
+      </w:r>
       <w:r>
         <w:rPr>
           <w:spacing w:val="-1"/>
         </w:rPr>
-      </w:r>
-      <w:r/>
+        <w:t xml:space="preserve"> </w:t>
+      </w:r>
+      <w:r>
+        <w:t>Se</w:t>
+      </w:r>
       <w:r>
         <w:rPr>
           <w:spacing w:val="-3"/>
         </w:rPr>
-      </w:r>
-      <w:r/>
+        <w:t xml:space="preserve"> </w:t>
+      </w:r>
+      <w:r>
+        <w:t>‘sim’,</w:t>
+      </w:r>
       <w:r>
         <w:rPr>
           <w:spacing w:val="-1"/>
         </w:rPr>
-      </w:r>
-      <w:r/>
+        <w:t xml:space="preserve"> </w:t>
+      </w:r>
+      <w:r>
+        <w:t>na</w:t>
+      </w:r>
       <w:r>
         <w:rPr>
           <w:spacing w:val="-3"/>
         </w:rPr>
-      </w:r>
-      <w:r/>
+        <w:t xml:space="preserve"> </w:t>
+      </w:r>
+      <w:r>
+        <w:t>área: Cumpriu Módulo II:</w:t>
+      </w:r>
       <w:r>
         <w:rPr>
           <w:spacing w:val="80"/>
         </w:rPr>
-      </w:r>
-      <w:r/>
+        <w:t xml:space="preserve">  </w:t>
+      </w:r>
+      <w:r>
+        <w:t>(</w:t>
+      </w:r>
       <w:r>
         <w:rPr>
           <w:spacing w:val="80"/>
         </w:rPr>
-      </w:r>
-      <w:r/>
+        <w:t xml:space="preserve"> </w:t>
+      </w:r>
+      <w:r>
+        <w:t>)</w:t>
+      </w:r>
       <w:r>
         <w:rPr>
           <w:spacing w:val="-1"/>
         </w:rPr>
-      </w:r>
-      <w:r/>
+        <w:t xml:space="preserve"> </w:t>
+      </w:r>
+      <w:r>
+        <w:t>Sim</w:t>
+      </w:r>
       <w:r>
         <w:rPr>
           <w:spacing w:val="40"/>
         </w:rPr>
-      </w:r>
-      <w:r/>
+        <w:t xml:space="preserve"> </w:t>
+      </w:r>
+      <w:r>
+        <w:t>(</w:t>
+      </w:r>
       <w:r>
         <w:rPr>
           <w:spacing w:val="80"/>
         </w:rPr>
-      </w:r>
-      <w:r/>
+        <w:t xml:space="preserve"> </w:t>
+      </w:r>
+      <w:r>
+        <w:t>)</w:t>
+      </w:r>
       <w:r>
         <w:rPr>
           <w:spacing w:val="-1"/>
         </w:rPr>
-      </w:r>
-      <w:r/>
+        <w:t xml:space="preserve"> </w:t>
+      </w:r>
+      <w:r>
+        <w:t>Não. Se</w:t>
+      </w:r>
       <w:r>
         <w:rPr>
           <w:spacing w:val="-1"/>
         </w:rPr>
-      </w:r>
-      <w:r/>
+        <w:t xml:space="preserve"> </w:t>
+      </w:r>
+      <w:r>
+        <w:t>‘sim’, na</w:t>
+      </w:r>
       <w:r>
         <w:rPr>
           <w:spacing w:val="-1"/>
         </w:rPr>
-      </w:r>
-      <w:r/>
+        <w:t xml:space="preserve"> </w:t>
+      </w:r>
+      <w:r>
+        <w:t>área: Cumpriu</w:t>
+      </w:r>
       <w:r>
         <w:rPr>
           <w:spacing w:val="-1"/>
         </w:rPr>
-      </w:r>
-      <w:r/>
+        <w:t xml:space="preserve"> </w:t>
+      </w:r>
+      <w:r>
+        <w:t>Módulo</w:t>
+      </w:r>
       <w:r>
         <w:rPr>
           <w:spacing w:val="-1"/>
         </w:rPr>
-      </w:r>
-      <w:r/>
+        <w:t xml:space="preserve"> </w:t>
+      </w:r>
+      <w:r>
+        <w:t>III:</w:t>
+      </w:r>
       <w:r>
         <w:rPr>
           <w:spacing w:val="80"/>
         </w:rPr>
-      </w:r>
-      <w:r/>
+        <w:t xml:space="preserve">  </w:t>
+      </w:r>
+      <w:r>
+        <w:t>(</w:t>
+      </w:r>
       <w:r>
         <w:rPr>
           <w:spacing w:val="80"/>
         </w:rPr>
-      </w:r>
-      <w:r/>
-      <w:r>
-        <w:rPr>
-          <w:spacing w:val="-2"/>
-        </w:rPr>
-      </w:r>
-      <w:r/>
+        <w:t xml:space="preserve"> </w:t>
+      </w:r>
+      <w:r>
+        <w:t>)</w:t>
+      </w:r>
+      <w:r>
+        <w:rPr>
+          <w:spacing w:val="-2"/>
+        </w:rPr>
+        <w:t xml:space="preserve"> </w:t>
+      </w:r>
+      <w:r>
+        <w:t>Sim</w:t>
+      </w:r>
       <w:r>
         <w:rPr>
           <w:spacing w:val="40"/>
         </w:rPr>
-      </w:r>
-      <w:r/>
+        <w:t xml:space="preserve"> </w:t>
+      </w:r>
+      <w:r>
+        <w:t>(</w:t>
+      </w:r>
       <w:r>
         <w:rPr>
           <w:spacing w:val="80"/>
         </w:rPr>
-      </w:r>
-      <w:r/>
-      <w:r>
-        <w:rPr>
-          <w:spacing w:val="-2"/>
-        </w:rPr>
-      </w:r>
-      <w:r/>
+        <w:t xml:space="preserve"> </w:t>
+      </w:r>
+      <w:r>
+        <w:t>)</w:t>
+      </w:r>
+      <w:r>
+        <w:rPr>
+          <w:spacing w:val="-2"/>
+        </w:rPr>
+        <w:t xml:space="preserve"> </w:t>
+      </w:r>
+      <w:r>
+        <w:t>Não. Se ‘sim’, na área: Cumpriu</w:t>
+      </w:r>
       <w:r>
         <w:rPr>
           <w:spacing w:val="-1"/>
         </w:rPr>
-      </w:r>
-      <w:r/>
+        <w:t xml:space="preserve"> </w:t>
+      </w:r>
+      <w:r>
+        <w:t>Módulo</w:t>
+      </w:r>
       <w:r>
         <w:rPr>
           <w:spacing w:val="-1"/>
         </w:rPr>
-      </w:r>
-      <w:r/>
+        <w:t xml:space="preserve"> </w:t>
+      </w:r>
+      <w:r>
+        <w:t>IV:</w:t>
+      </w:r>
       <w:r>
         <w:rPr>
           <w:spacing w:val="40"/>
         </w:rPr>
-      </w:r>
-      <w:r/>
+        <w:t xml:space="preserve">  </w:t>
+      </w:r>
+      <w:r>
+        <w:t>(</w:t>
+      </w:r>
       <w:r>
         <w:rPr>
           <w:spacing w:val="40"/>
         </w:rPr>
-      </w:r>
-      <w:r/>
+        <w:t xml:space="preserve"> </w:t>
+      </w:r>
+      <w:r>
+        <w:t>)</w:t>
+      </w:r>
       <w:r>
         <w:rPr>
           <w:spacing w:val="-3"/>
         </w:rPr>
-      </w:r>
-      <w:r/>
+        <w:t xml:space="preserve"> </w:t>
+      </w:r>
+      <w:r>
+        <w:t>Sim</w:t>
+      </w:r>
       <w:r>
         <w:rPr>
           <w:spacing w:val="40"/>
         </w:rPr>
-      </w:r>
-      <w:r/>
+        <w:t xml:space="preserve"> </w:t>
+      </w:r>
+      <w:r>
+        <w:t>(</w:t>
+      </w:r>
       <w:r>
         <w:rPr>
           <w:spacing w:val="40"/>
         </w:rPr>
-      </w:r>
-      <w:r/>
+        <w:t xml:space="preserve"> </w:t>
+      </w:r>
+      <w:r>
+        <w:t>)</w:t>
+      </w:r>
       <w:r>
         <w:rPr>
           <w:spacing w:val="-3"/>
         </w:rPr>
-      </w:r>
-      <w:r/>
+        <w:t xml:space="preserve"> </w:t>
+      </w:r>
+      <w:r>
+        <w:t>Não. Se ‘sim’, na área: Cumpriu</w:t>
+      </w:r>
       <w:r>
         <w:rPr>
           <w:spacing w:val="-1"/>
         </w:rPr>
-      </w:r>
-      <w:r/>
+        <w:t xml:space="preserve"> </w:t>
+      </w:r>
+      <w:r>
+        <w:t>Módulo</w:t>
+      </w:r>
       <w:r>
         <w:rPr>
           <w:spacing w:val="-1"/>
         </w:rPr>
-      </w:r>
-      <w:r/>
+        <w:t xml:space="preserve"> </w:t>
+      </w:r>
+      <w:r>
+        <w:t>V:</w:t>
+      </w:r>
       <w:r>
         <w:rPr>
           <w:spacing w:val="80"/>
         </w:rPr>
-      </w:r>
-      <w:r/>
+        <w:t xml:space="preserve">  </w:t>
+      </w:r>
+      <w:r>
+        <w:t>(</w:t>
+      </w:r>
       <w:r>
         <w:rPr>
           <w:spacing w:val="80"/>
         </w:rPr>
-      </w:r>
-      <w:r/>
-      <w:r>
-        <w:rPr>
-          <w:spacing w:val="-2"/>
-        </w:rPr>
-      </w:r>
-      <w:r/>
+        <w:t xml:space="preserve"> </w:t>
+      </w:r>
+      <w:r>
+        <w:t>)</w:t>
+      </w:r>
+      <w:r>
+        <w:rPr>
+          <w:spacing w:val="-2"/>
+        </w:rPr>
+        <w:t xml:space="preserve"> </w:t>
+      </w:r>
+      <w:r>
+        <w:t>Sim</w:t>
+      </w:r>
       <w:r>
         <w:rPr>
           <w:spacing w:val="40"/>
         </w:rPr>
-      </w:r>
-      <w:r/>
+        <w:t xml:space="preserve"> </w:t>
+      </w:r>
+      <w:r>
+        <w:t>(</w:t>
+      </w:r>
       <w:r>
         <w:rPr>
           <w:spacing w:val="80"/>
         </w:rPr>
-      </w:r>
-      <w:r/>
-      <w:r>
-        <w:rPr>
-          <w:spacing w:val="-2"/>
-        </w:rPr>
-      </w:r>
-      <w:r/>
+        <w:t xml:space="preserve"> </w:t>
+      </w:r>
+      <w:r>
+        <w:t>)</w:t>
+      </w:r>
+      <w:r>
+        <w:rPr>
+          <w:spacing w:val="-2"/>
+        </w:rPr>
+        <w:t xml:space="preserve"> </w:t>
+      </w:r>
+      <w:r>
+        <w:t>Não. Se ‘sim’, na</w:t>
+      </w:r>
       <w:r>
         <w:rPr>
           <w:spacing w:val="-1"/>
         </w:rPr>
-      </w:r>
-      <w:r/>
+        <w:t xml:space="preserve"> </w:t>
+      </w:r>
+      <w:r>
+        <w:t>área: Cumpriu</w:t>
+      </w:r>
       <w:r>
         <w:rPr>
           <w:spacing w:val="-1"/>
         </w:rPr>
-      </w:r>
-      <w:r/>
+        <w:t xml:space="preserve"> </w:t>
+      </w:r>
+      <w:r>
+        <w:t>Módulo</w:t>
+      </w:r>
       <w:r>
         <w:rPr>
           <w:spacing w:val="-1"/>
         </w:rPr>
-      </w:r>
-      <w:r/>
+        <w:t xml:space="preserve"> </w:t>
+      </w:r>
+      <w:r>
+        <w:t>VI:</w:t>
+      </w:r>
       <w:r>
         <w:rPr>
           <w:spacing w:val="76"/>
           <w:w w:val="150"/>
         </w:rPr>
-      </w:r>
-      <w:r>
-        <w:rPr>
-          <w:spacing w:val="76"/>
-          <w:w w:val="150"/>
-        </w:rPr>
-      </w:r>
-      <w:r/>
+        <w:t xml:space="preserve">   </w:t>
+      </w:r>
+      <w:r>
+        <w:t>(</w:t>
+      </w:r>
       <w:r>
         <w:rPr>
           <w:spacing w:val="64"/>
         </w:rPr>
-      </w:r>
-      <w:r/>
+        <w:t xml:space="preserve">  </w:t>
+      </w:r>
+      <w:r>
+        <w:t>)</w:t>
+      </w:r>
       <w:r>
         <w:rPr>
           <w:spacing w:val="-1"/>
         </w:rPr>
-      </w:r>
-      <w:r/>
+        <w:t xml:space="preserve"> </w:t>
+      </w:r>
+      <w:r>
+        <w:t>Sim</w:t>
+      </w:r>
       <w:r>
         <w:rPr>
           <w:spacing w:val="31"/>
         </w:rPr>
-      </w:r>
-      <w:r/>
+        <w:t xml:space="preserve">  </w:t>
+      </w:r>
+      <w:r>
+        <w:t>(</w:t>
+      </w:r>
       <w:r>
         <w:rPr>
           <w:spacing w:val="66"/>
         </w:rPr>
-      </w:r>
-      <w:r/>
+        <w:t xml:space="preserve">  </w:t>
+      </w:r>
+      <w:r>
+        <w:t>)</w:t>
+      </w:r>
       <w:r>
         <w:rPr>
           <w:spacing w:val="-1"/>
         </w:rPr>
-      </w:r>
-      <w:r/>
+        <w:t xml:space="preserve"> </w:t>
+      </w:r>
+      <w:r>
+        <w:t>Não.</w:t>
+      </w:r>
       <w:r>
         <w:rPr>
           <w:spacing w:val="11"/>
         </w:rPr>
-      </w:r>
-      <w:r/>
+        <w:t xml:space="preserve"> </w:t>
+      </w:r>
+      <w:r>
+        <w:t>Se ‘sim’, na</w:t>
+      </w:r>
       <w:r>
         <w:rPr>
           <w:spacing w:val="1"/>
         </w:rPr>
-      </w:r>
-      <w:r>
-        <w:rPr>
-          <w:spacing w:val="-2"/>
-        </w:rPr>
+        <w:t xml:space="preserve"> </w:t>
+      </w:r>
+      <w:r>
+        <w:rPr>
+          <w:spacing w:val="-2"/>
+        </w:rPr>
+        <w:t>área:</w:t>
       </w:r>
     </w:p>
     <w:p>
@@ -999,35 +1246,35 @@
         <w:pStyle w:val="Corpodetexto"/>
         <w:spacing w:before="139"/>
         <w:ind w:left="144"/>
+      </w:pPr>
+      <w:r>
+        <w:t>Nome</w:t>
+      </w:r>
+      <w:r>
+        <w:rPr>
+          <w:spacing w:val="-5"/>
+        </w:rPr>
+        <w:t xml:space="preserve"> </w:t>
+      </w:r>
+      <w:r>
+        <w:rPr>
+          <w:spacing w:val="-2"/>
+        </w:rPr>
+        <w:t>Completo:</w:t>
+      </w:r>
+      <w:r>
+        <w:rPr>
+          <w:spacing w:val="-2"/>
+        </w:rPr>
+        <w:t xml:space="preserve"> </w:t>
+      </w:r>
+      <w:r>
         <w:rPr>
           <w:b w:val="0"/>
           <w:bCs w:val="0"/>
-        </w:rPr>
-      </w:pPr>
-      <w:r>
-        <w:t>Nome completo: {{NOME_ALUNO}}</w:t>
-      </w:r>
-      <w:r>
-        <w:rPr>
-          <w:spacing w:val="-5"/>
-        </w:rPr>
-      </w:r>
-      <w:r>
-        <w:rPr>
-          <w:spacing w:val="-2"/>
-        </w:rPr>
-      </w:r>
-      <w:r>
-        <w:rPr>
-          <w:spacing w:val="-2"/>
-        </w:rPr>
-      </w:r>
-      <w:r>
-        <w:rPr>
-          <w:b w:val="0"/>
-          <w:bCs w:val="0"/>
-          <w:spacing w:val="-2"/>
-        </w:rPr>
+          <w:spacing w:val="-2"/>
+        </w:rPr>
+        <w:t>{{NOME_ALUNO}}</w:t>
       </w:r>
     </w:p>
     <w:p>
@@ -1047,40 +1294,51 @@
         <w:rPr>
           <w:spacing w:val="-5"/>
         </w:rPr>
-        <w:t>RA: {{RA_ALUNO}}</w:t>
-        <w:tab/>
-        <w:t>Campus atual: {{CAMPUS}}</w:t>
-      </w:r>
-      <w:r/>
+        <w:t>RA:</w:t>
+      </w:r>
+      <w:r>
+        <w:rPr>
+          <w:spacing w:val="-5"/>
+        </w:rPr>
+        <w:t xml:space="preserve"> </w:t>
+      </w:r>
       <w:r>
         <w:rPr>
           <w:b w:val="0"/>
           <w:bCs w:val="0"/>
           <w:spacing w:val="-5"/>
         </w:rPr>
+        <w:t>{{RA_ALUNO}}</w:t>
+      </w:r>
+      <w:r>
+        <w:tab/>
+        <w:t>Campus</w:t>
+      </w:r>
+      <w:r>
+        <w:rPr>
+          <w:spacing w:val="-4"/>
+        </w:rPr>
+        <w:t xml:space="preserve"> </w:t>
+      </w:r>
+      <w:r>
+        <w:rPr>
+          <w:spacing w:val="-2"/>
+        </w:rPr>
+        <w:t>atual:</w:t>
+      </w:r>
+      <w:r>
+        <w:rPr>
+          <w:spacing w:val="-2"/>
+        </w:rPr>
+        <w:t xml:space="preserve"> </w:t>
       </w:r>
       <w:r>
         <w:rPr>
           <w:b w:val="0"/>
           <w:bCs w:val="0"/>
-          <w:spacing w:val="-5"/>
-        </w:rPr>
-      </w:r>
-      <w:r/>
-      <w:r>
-        <w:rPr>
-          <w:spacing w:val="-4"/>
-        </w:rPr>
-      </w:r>
-      <w:r>
-        <w:rPr>
-          <w:spacing w:val="-2"/>
-        </w:rPr>
-      </w:r>
-      <w:r>
-        <w:rPr>
-          <w:spacing w:val="-2"/>
-        </w:rPr>
+          <w:spacing w:val="-2"/>
+        </w:rPr>
+        <w:t>V</w:t>
       </w:r>
       <w:r>
         <w:rPr>
@@ -1088,6 +1346,7 @@
           <w:bCs w:val="0"/>
           <w:spacing w:val="-2"/>
         </w:rPr>
+        <w:t>ergueiro</w:t>
       </w:r>
     </w:p>
     <w:p>
@@ -1104,42 +1363,39 @@
         </w:rPr>
       </w:pPr>
       <w:r>
-        <w:rPr>
-          <w:noProof/>
-        </w:rPr>
-        <w:t>Semestre atual: {{SEMESTRE}}</w:t>
-        <w:tab/>
-        <w:t>Período/turno: {{PERIODO}}</w:t>
-        <w:tab/>
-        <w:t>Endereço residencial: {{ENDERECO_ALUNO}}</w:t>
-      </w:r>
-      <w:r/>
-      <w:r/>
+        <w:t>Semestre atual:</w:t>
+      </w:r>
+      <w:r>
+        <w:t xml:space="preserve"> </w:t>
+      </w:r>
       <w:r>
         <w:rPr>
           <w:b w:val="0"/>
           <w:bCs w:val="0"/>
         </w:rPr>
+        <w:t>{{SEMESTRE}}</w:t>
+      </w:r>
+      <w:r>
+        <w:tab/>
+      </w:r>
+      <w:r>
+        <w:rPr>
+          <w:spacing w:val="-2"/>
+        </w:rPr>
+        <w:t xml:space="preserve">Período/turno: </w:t>
+      </w:r>
+      <w:r>
+        <w:t>Endereço residencial:</w:t>
+      </w:r>
+      <w:r>
+        <w:t xml:space="preserve"> </w:t>
       </w:r>
       <w:r>
         <w:rPr>
           <w:b w:val="0"/>
           <w:bCs w:val="0"/>
         </w:rPr>
-      </w:r>
-      <w:r/>
-      <w:r>
-        <w:rPr>
-          <w:spacing w:val="-2"/>
-        </w:rPr>
-      </w:r>
-      <w:r/>
-      <w:r/>
-      <w:r>
-        <w:rPr>
-          <w:b w:val="0"/>
-          <w:bCs w:val="0"/>
-        </w:rPr>
+        <w:t>{{ENDERECO_ALUNO}}</w:t>
       </w:r>
     </w:p>
     <w:p>
@@ -1158,14 +1414,13 @@
         <w:rPr>
           <w:spacing w:val="-2"/>
         </w:rPr>
-        <w:t>Cidade: {{CIDADE_ALUNO}} - {{ESTADO_ALUNO}}</w:t>
-        <w:tab/>
-        <w:t>Bairro: {{BAIRRO_ALUNO}}</w:t>
-      </w:r>
-      <w:r>
-        <w:rPr>
-          <w:spacing w:val="-2"/>
-        </w:rPr>
+        <w:t>Cidade:</w:t>
+      </w:r>
+      <w:r>
+        <w:rPr>
+          <w:spacing w:val="-2"/>
+        </w:rPr>
+        <w:t xml:space="preserve"> </w:t>
       </w:r>
       <w:r>
         <w:rPr>
@@ -1173,17 +1428,22 @@
           <w:bCs w:val="0"/>
           <w:spacing w:val="-2"/>
         </w:rPr>
-      </w:r>
-      <w:r/>
-      <w:r>
-        <w:rPr>
-          <w:spacing w:val="-2"/>
-        </w:rPr>
-      </w:r>
-      <w:r>
-        <w:rPr>
-          <w:spacing w:val="-2"/>
-        </w:rPr>
+        <w:t>{{CIDADE_ALUNO}} – {{ESTADO_ALUNO</w:t>
+      </w:r>
+      <w:r>
+        <w:tab/>
+      </w:r>
+      <w:r>
+        <w:rPr>
+          <w:spacing w:val="-2"/>
+        </w:rPr>
+        <w:t>Bairro:</w:t>
+      </w:r>
+      <w:r>
+        <w:rPr>
+          <w:spacing w:val="-2"/>
+        </w:rPr>
+        <w:t xml:space="preserve"> </w:t>
       </w:r>
       <w:r>
         <w:rPr>
@@ -1191,6 +1451,7 @@
           <w:bCs w:val="0"/>
           <w:spacing w:val="-2"/>
         </w:rPr>
+        <w:t>{{BAIRRO_ALUNO}}</w:t>
       </w:r>
     </w:p>
     <w:p>
@@ -1201,7 +1462,6 @@
         </w:tabs>
         <w:spacing w:before="137"/>
         <w:ind w:left="144"/>
-        <w:jc w:val="both"/>
         <w:rPr>
           <w:b w:val="0"/>
           <w:bCs w:val="0"/>
@@ -1211,14 +1471,13 @@
         <w:rPr>
           <w:spacing w:val="-2"/>
         </w:rPr>
-        <w:t>Celular: {{TELEFONE_ALUNO}}</w:t>
-        <w:tab/>
-        <w:t>E-mail: {{EMAIL_ALUNO}}</w:t>
-      </w:r>
-      <w:r>
-        <w:rPr>
-          <w:spacing w:val="-2"/>
-        </w:rPr>
+        <w:t>Celular:</w:t>
+      </w:r>
+      <w:r>
+        <w:rPr>
+          <w:spacing w:val="-2"/>
+        </w:rPr>
+        <w:t xml:space="preserve"> </w:t>
       </w:r>
       <w:r>
         <w:rPr>
@@ -1226,6 +1485,22 @@
           <w:bCs w:val="0"/>
           <w:spacing w:val="-2"/>
         </w:rPr>
+        <w:t>{{TELEFONE_ALUNO}}</w:t>
+      </w:r>
+      <w:r>
+        <w:tab/>
+      </w:r>
+      <w:r>
+        <w:rPr>
+          <w:spacing w:val="-2"/>
+        </w:rPr>
+        <w:t>E-mail:</w:t>
+      </w:r>
+      <w:r>
+        <w:rPr>
+          <w:spacing w:val="-2"/>
+        </w:rPr>
+        <w:t xml:space="preserve"> </w:t>
       </w:r>
       <w:r>
         <w:rPr>
@@ -1233,45 +1508,7 @@
           <w:bCs w:val="0"/>
           <w:spacing w:val="-2"/>
         </w:rPr>
-      </w:r>
-      <w:r>
-        <w:rPr>
-          <w:b w:val="0"/>
-          <w:bCs w:val="0"/>
-          <w:spacing w:val="-2"/>
-        </w:rPr>
-      </w:r>
-      <w:r>
-        <w:rPr>
-          <w:b w:val="0"/>
-          <w:bCs w:val="0"/>
-          <w:spacing w:val="-2"/>
-        </w:rPr>
-      </w:r>
-      <w:r>
-        <w:rPr>
-          <w:b w:val="0"/>
-          <w:bCs w:val="0"/>
-          <w:spacing w:val="-2"/>
-        </w:rPr>
-      </w:r>
-      <w:r/>
-      <w:r>
-        <w:rPr>
-          <w:spacing w:val="-2"/>
-        </w:rPr>
-      </w:r>
-      <w:r>
-        <w:rPr>
-          <w:spacing w:val="-2"/>
-        </w:rPr>
-      </w:r>
-      <w:r>
-        <w:rPr>
-          <w:b w:val="0"/>
-          <w:bCs w:val="0"/>
-          <w:spacing w:val="-2"/>
-        </w:rPr>
+        <w:t>{{EMAIL_ALUNO}}</w:t>
       </w:r>
     </w:p>
     <w:p>
@@ -1349,22 +1586,25 @@
         </w:rPr>
       </w:pPr>
       <w:r>
-        <w:t>Nome fantasia: {{EMPRESA_FANTASIA}}</w:t>
+        <w:t>Nome</w:t>
       </w:r>
       <w:r>
         <w:rPr>
           <w:spacing w:val="-3"/>
         </w:rPr>
-      </w:r>
-      <w:r>
-        <w:rPr>
-          <w:spacing w:val="-2"/>
-        </w:rPr>
-      </w:r>
-      <w:r>
-        <w:rPr>
-          <w:spacing w:val="-2"/>
-        </w:rPr>
+        <w:t xml:space="preserve"> </w:t>
+      </w:r>
+      <w:r>
+        <w:rPr>
+          <w:spacing w:val="-2"/>
+        </w:rPr>
+        <w:t>Fantasia:</w:t>
+      </w:r>
+      <w:r>
+        <w:rPr>
+          <w:spacing w:val="-2"/>
+        </w:rPr>
+        <w:t xml:space="preserve"> </w:t>
       </w:r>
       <w:r>
         <w:rPr>
@@ -1372,6 +1612,7 @@
           <w:bCs w:val="0"/>
           <w:spacing w:val="-2"/>
         </w:rPr>
+        <w:t>{{EMPRESA_FANTASIA}}</w:t>
       </w:r>
     </w:p>
     <w:p>
@@ -1379,43 +1620,57 @@
         <w:pStyle w:val="Corpodetexto"/>
         <w:spacing w:before="139"/>
         <w:ind w:left="144"/>
-      </w:pPr>
-      <w:r>
-        <w:t>Razão social: {{EMPRESA}}</w:t>
-      </w:r>
-      <w:r>
-        <w:rPr>
-          <w:spacing w:val="-2"/>
-        </w:rPr>
-      </w:r>
-      <w:r/>
-      <w:r>
-        <w:rPr>
-          <w:spacing w:val="-1"/>
-        </w:rPr>
-      </w:r>
-      <w:r/>
-      <w:r>
-        <w:rPr>
-          <w:spacing w:val="-5"/>
-        </w:rPr>
-      </w:r>
-      <w:r>
-        <w:rPr>
-          <w:spacing w:val="-2"/>
-        </w:rPr>
-      </w:r>
-      <w:r>
-        <w:rPr>
-          <w:spacing w:val="-2"/>
-        </w:rPr>
-      </w:r>
-      <w:r>
         <w:rPr>
           <w:b w:val="0"/>
           <w:bCs w:val="0"/>
-          <w:spacing w:val="-2"/>
-        </w:rPr>
+        </w:rPr>
+      </w:pPr>
+      <w:r>
+        <w:t>Nome</w:t>
+      </w:r>
+      <w:r>
+        <w:rPr>
+          <w:spacing w:val="-2"/>
+        </w:rPr>
+        <w:t xml:space="preserve"> </w:t>
+      </w:r>
+      <w:r>
+        <w:t>da</w:t>
+      </w:r>
+      <w:r>
+        <w:rPr>
+          <w:spacing w:val="-1"/>
+        </w:rPr>
+        <w:t xml:space="preserve"> </w:t>
+      </w:r>
+      <w:r>
+        <w:t>Razão</w:t>
+      </w:r>
+      <w:r>
+        <w:rPr>
+          <w:spacing w:val="-5"/>
+        </w:rPr>
+        <w:t xml:space="preserve"> </w:t>
+      </w:r>
+      <w:r>
+        <w:rPr>
+          <w:spacing w:val="-2"/>
+        </w:rPr>
+        <w:t>Social:</w:t>
+      </w:r>
+      <w:r>
+        <w:rPr>
+          <w:spacing w:val="-2"/>
+        </w:rPr>
+        <w:t xml:space="preserve"> </w:t>
+      </w:r>
+      <w:r>
+        <w:rPr>
+          <w:b w:val="0"/>
+          <w:bCs w:val="0"/>
+          <w:spacing w:val="-2"/>
+        </w:rPr>
+        <w:t>{{EMPRESA}}</w:t>
       </w:r>
     </w:p>
     <w:p>
@@ -1426,26 +1681,31 @@
         </w:tabs>
         <w:spacing w:before="137"/>
         <w:ind w:left="144"/>
-      </w:pPr>
-      <w:r>
-        <w:t>CNPJ: {{CNPJ}}</w:t>
-        <w:tab/>
-        <w:t>Telefone: {{TELEFONE_EMPRESA}}</w:t>
+        <w:rPr>
+          <w:b w:val="0"/>
+          <w:bCs w:val="0"/>
+        </w:rPr>
+      </w:pPr>
+      <w:r>
+        <w:t>CNPJ</w:t>
       </w:r>
       <w:r>
         <w:rPr>
           <w:spacing w:val="-8"/>
         </w:rPr>
+        <w:t xml:space="preserve"> </w:t>
       </w:r>
       <w:r>
         <w:rPr>
           <w:spacing w:val="-5"/>
         </w:rPr>
+        <w:t>n°:</w:t>
       </w:r>
       <w:r>
         <w:rPr>
           <w:spacing w:val="-5"/>
         </w:rPr>
+        <w:t xml:space="preserve"> </w:t>
       </w:r>
       <w:r>
         <w:rPr>
@@ -1453,17 +1713,22 @@
           <w:bCs w:val="0"/>
           <w:spacing w:val="-5"/>
         </w:rPr>
-      </w:r>
-      <w:r/>
-      <w:r>
-        <w:rPr>
-          <w:spacing w:val="-2"/>
-        </w:rPr>
-      </w:r>
-      <w:r>
-        <w:rPr>
-          <w:spacing w:val="-2"/>
-        </w:rPr>
+        <w:t>{{CNPJ}}</w:t>
+      </w:r>
+      <w:r>
+        <w:tab/>
+      </w:r>
+      <w:r>
+        <w:rPr>
+          <w:spacing w:val="-2"/>
+        </w:rPr>
+        <w:t>Telefone:</w:t>
+      </w:r>
+      <w:r>
+        <w:rPr>
+          <w:spacing w:val="-2"/>
+        </w:rPr>
+        <w:t xml:space="preserve"> </w:t>
       </w:r>
       <w:r>
         <w:rPr>
@@ -1471,6 +1736,7 @@
           <w:bCs w:val="0"/>
           <w:spacing w:val="-2"/>
         </w:rPr>
+        <w:t>{{TELEFONE_EMPRESA}}</w:t>
       </w:r>
     </w:p>
     <w:p>
@@ -1487,12 +1753,13 @@
         <w:rPr>
           <w:spacing w:val="-2"/>
         </w:rPr>
-        <w:t>Endereço: {{ENDERECO_EMPRESA}}</w:t>
-      </w:r>
-      <w:r>
-        <w:rPr>
-          <w:spacing w:val="-2"/>
-        </w:rPr>
+        <w:t>Endereço:</w:t>
+      </w:r>
+      <w:r>
+        <w:rPr>
+          <w:spacing w:val="-2"/>
+        </w:rPr>
+        <w:t xml:space="preserve"> </w:t>
       </w:r>
       <w:r>
         <w:rPr>
@@ -1500,6 +1767,7 @@
           <w:bCs w:val="0"/>
           <w:spacing w:val="-2"/>
         </w:rPr>
+        <w:t>{{ENDERECO_EMPRESA}}</w:t>
       </w:r>
     </w:p>
     <w:p>
@@ -1519,9 +1787,13 @@
         <w:rPr>
           <w:spacing w:val="-2"/>
         </w:rPr>
-        <w:t>Cidade: {{CIDADE_EMPRESA}}</w:t>
-        <w:tab/>
-        <w:t>Bairro: {{BAIRRO_EMPRESA}}</w:t>
+        <w:t>Cidade:</w:t>
+      </w:r>
+      <w:r>
+        <w:rPr>
+          <w:spacing w:val="-2"/>
+        </w:rPr>
+        <w:t xml:space="preserve"> </w:t>
       </w:r>
       <w:r>
         <w:rPr>
@@ -1529,6 +1801,22 @@
           <w:bCs w:val="0"/>
           <w:spacing w:val="-2"/>
         </w:rPr>
+        <w:t>{{CIDADE_EMPRESA}}</w:t>
+      </w:r>
+      <w:r>
+        <w:tab/>
+      </w:r>
+      <w:r>
+        <w:rPr>
+          <w:spacing w:val="-2"/>
+        </w:rPr>
+        <w:t>Bairro:</w:t>
+      </w:r>
+      <w:r>
+        <w:rPr>
+          <w:spacing w:val="-2"/>
+        </w:rPr>
+        <w:t xml:space="preserve"> </w:t>
       </w:r>
       <w:r>
         <w:rPr>
@@ -1536,66 +1824,66 @@
           <w:bCs w:val="0"/>
           <w:spacing w:val="-2"/>
         </w:rPr>
-      </w:r>
-      <w:r/>
-      <w:r>
-        <w:rPr>
-          <w:spacing w:val="-2"/>
-        </w:rPr>
-      </w:r>
-      <w:r>
-        <w:rPr>
-          <w:spacing w:val="-2"/>
-        </w:rPr>
-      </w:r>
-      <w:r>
+        <w:t>{{BAIRRO_EMPRESA}}</w:t>
+      </w:r>
+    </w:p>
+    <w:p>
+      <w:pPr>
+        <w:pStyle w:val="Corpodetexto"/>
+        <w:spacing w:before="139"/>
+        <w:ind w:left="144"/>
         <w:rPr>
           <w:b w:val="0"/>
           <w:bCs w:val="0"/>
-          <w:spacing w:val="-2"/>
-        </w:rPr>
-      </w:r>
-    </w:p>
-    <w:p>
-      <w:pPr>
-        <w:pStyle w:val="Corpodetexto"/>
-        <w:spacing w:before="139"/>
-        <w:ind w:left="142"/>
-        <w:rPr>
-          <w:b w:val="0"/>
-          <w:bCs w:val="0"/>
-        </w:rPr>
-      </w:pPr>
-      <w:r>
-        <w:t>Responsável técnico: {{NOME_RT}}</w:t>
+        </w:rPr>
+      </w:pPr>
+      <w:r>
+        <w:t>Nome</w:t>
       </w:r>
       <w:r>
         <w:rPr>
           <w:spacing w:val="-4"/>
         </w:rPr>
-      </w:r>
-      <w:r/>
+        <w:t xml:space="preserve"> </w:t>
+      </w:r>
+      <w:r>
+        <w:t>do</w:t>
+      </w:r>
       <w:r>
         <w:rPr>
           <w:spacing w:val="-5"/>
         </w:rPr>
-      </w:r>
-      <w:r/>
+        <w:t xml:space="preserve"> </w:t>
+      </w:r>
+      <w:r>
+        <w:t>Responsável</w:t>
+      </w:r>
       <w:r>
         <w:rPr>
           <w:spacing w:val="-3"/>
         </w:rPr>
-      </w:r>
-      <w:r/>
+        <w:t xml:space="preserve"> </w:t>
+      </w:r>
+      <w:r>
+        <w:t>Técnico</w:t>
+      </w:r>
       <w:r>
         <w:rPr>
           <w:spacing w:val="-5"/>
         </w:rPr>
+        <w:t xml:space="preserve"> </w:t>
       </w:r>
       <w:r>
         <w:rPr>
           <w:spacing w:val="-4"/>
         </w:rPr>
+        <w:t>(RT):</w:t>
+      </w:r>
+      <w:r>
+        <w:rPr>
+          <w:spacing w:val="-4"/>
+        </w:rPr>
+        <w:t xml:space="preserve"> </w:t>
       </w:r>
       <w:r>
         <w:rPr>
@@ -1603,13 +1891,7 @@
           <w:bCs w:val="0"/>
           <w:spacing w:val="-4"/>
         </w:rPr>
-      </w:r>
-      <w:r>
-        <w:rPr>
-          <w:b w:val="0"/>
-          <w:bCs w:val="0"/>
-          <w:spacing w:val="-4"/>
-        </w:rPr>
+        <w:t>{{NOME_RT}}</w:t>
       </w:r>
     </w:p>
     <w:p>
@@ -1618,34 +1900,24 @@
         <w:tabs>
           <w:tab w:val="left" w:pos="7751"/>
         </w:tabs>
-        <w:spacing w:before="137"/>
-        <w:ind w:left="142" w:right="2423"/>
+        <w:spacing w:before="137" w:line="360" w:lineRule="auto"/>
+        <w:ind w:left="144" w:right="2423"/>
         <w:rPr>
           <w:spacing w:val="-4"/>
         </w:rPr>
       </w:pPr>
       <w:r>
-        <w:t>Conselho de classe: {{CONSELHO_RT}}</w:t>
-      </w:r>
-      <w:r/>
+        <w:t>Sigla Conselho de classe RT:</w:t>
+      </w:r>
+      <w:r>
+        <w:t xml:space="preserve"> </w:t>
+      </w:r>
       <w:r>
         <w:rPr>
           <w:b w:val="0"/>
           <w:bCs w:val="0"/>
         </w:rPr>
-      </w:r>
-      <w:r/>
-      <w:r>
-        <w:rPr>
-          <w:spacing w:val="-4"/>
-        </w:rPr>
-      </w:r>
-      <w:r>
-        <w:rPr>
-          <w:b w:val="0"/>
-          <w:bCs w:val="0"/>
-          <w:spacing w:val="-4"/>
-        </w:rPr>
+        <w:t>{{CONSELHO_RT}}</w:t>
       </w:r>
     </w:p>
     <w:p>
@@ -1654,12 +1926,12 @@
         <w:tabs>
           <w:tab w:val="left" w:pos="7751"/>
         </w:tabs>
-        <w:spacing w:before="137"/>
-        <w:ind w:left="142" w:right="2423"/>
+        <w:spacing w:before="137" w:line="360" w:lineRule="auto"/>
+        <w:ind w:left="144" w:right="2423"/>
         <w:rPr>
           <w:b w:val="0"/>
           <w:bCs w:val="0"/>
-          <w:spacing w:val="-4"/>
+          <w:lang w:val="en-US"/>
         </w:rPr>
         <w:sectPr>
           <w:headerReference w:type="default" r:id="rId7"/>
@@ -1672,26 +1944,34 @@
         </w:sectPr>
       </w:pPr>
       <w:r>
-        <w:t>E-mail RT: {{EMAIL_RT}}</w:t>
-      </w:r>
-      <w:r>
-        <w:rPr>
-          <w:spacing w:val="-4"/>
-        </w:rPr>
+        <w:rPr>
+          <w:lang w:val="en-US"/>
+        </w:rPr>
+        <w:t xml:space="preserve">E-mail </w:t>
+      </w:r>
+      <w:proofErr w:type="gramStart"/>
+      <w:r>
+        <w:rPr>
+          <w:lang w:val="en-US"/>
+        </w:rPr>
+        <w:t xml:space="preserve">RT: </w:t>
       </w:r>
       <w:r>
         <w:rPr>
           <w:b w:val="0"/>
           <w:bCs w:val="0"/>
-          <w:spacing w:val="-4"/>
-        </w:rPr>
-      </w:r>
+          <w:lang w:val="en-US"/>
+        </w:rPr>
+        <w:t>{{</w:t>
+      </w:r>
+      <w:proofErr w:type="gramEnd"/>
       <w:r>
         <w:rPr>
           <w:b w:val="0"/>
           <w:bCs w:val="0"/>
-          <w:spacing w:val="-4"/>
-        </w:rPr>
+          <w:lang w:val="en-US"/>
+        </w:rPr>
+        <w:t>EMAIL_RT}}</w:t>
       </w:r>
     </w:p>
     <w:p>
@@ -1818,9 +2098,6 @@
       <w:pPr>
         <w:pStyle w:val="Corpodetexto"/>
         <w:spacing w:before="48"/>
-        <w:rPr>
-          <w:sz w:val="20"/>
-        </w:rPr>
       </w:pPr>
     </w:p>
     <w:tbl>
@@ -1847,12 +2124,13 @@
       </w:tblGrid>
       <w:tr>
         <w:trPr>
-          <w:trHeight w:val="453"/>
+          <w:trHeight w:val="581"/>
         </w:trPr>
         <w:tc>
           <w:tcPr>
             <w:tcW w:w="2011" w:type="dxa"/>
             <w:shd w:val="clear" w:color="auto" w:fill="F2F2F2"/>
+            <w:vAlign w:val="center"/>
           </w:tcPr>
           <w:p>
             <w:pPr>
@@ -1862,13 +2140,15 @@
               <w:jc w:val="center"/>
               <w:rPr>
                 <w:b/>
-                <w:sz w:val="20"/>
+                <w:sz w:val="24"/>
+                <w:szCs w:val="24"/>
               </w:rPr>
             </w:pPr>
             <w:r>
               <w:rPr>
                 <w:b/>
-                <w:sz w:val="20"/>
+                <w:sz w:val="24"/>
+                <w:szCs w:val="24"/>
               </w:rPr>
               <w:t>Data</w:t>
             </w:r>
@@ -1876,14 +2156,16 @@
               <w:rPr>
                 <w:b/>
                 <w:spacing w:val="-5"/>
-                <w:sz w:val="20"/>
+                <w:sz w:val="24"/>
+                <w:szCs w:val="24"/>
               </w:rPr>
               <w:t xml:space="preserve"> </w:t>
             </w:r>
             <w:r>
               <w:rPr>
                 <w:b/>
-                <w:sz w:val="20"/>
+                <w:sz w:val="24"/>
+                <w:szCs w:val="24"/>
               </w:rPr>
               <w:t>de</w:t>
             </w:r>
@@ -1891,7 +2173,8 @@
               <w:rPr>
                 <w:b/>
                 <w:spacing w:val="-5"/>
-                <w:sz w:val="20"/>
+                <w:sz w:val="24"/>
+                <w:szCs w:val="24"/>
               </w:rPr>
               <w:t xml:space="preserve"> </w:t>
             </w:r>
@@ -1899,7 +2182,8 @@
               <w:rPr>
                 <w:b/>
                 <w:spacing w:val="-2"/>
-                <w:sz w:val="20"/>
+                <w:sz w:val="24"/>
+                <w:szCs w:val="24"/>
               </w:rPr>
               <w:t>início</w:t>
             </w:r>
@@ -1911,8 +2195,27 @@
             <w:vAlign w:val="center"/>
           </w:tcPr>
           <w:p>
-            <w:r>
-              <w:t>{{DATA_INICIO_ESTAGIO}}</w:t>
+            <w:pPr>
+              <w:pStyle w:val="TableParagraph"/>
+              <w:jc w:val="center"/>
+              <w:rPr>
+                <w:sz w:val="24"/>
+                <w:szCs w:val="24"/>
+              </w:rPr>
+            </w:pPr>
+            <w:r>
+              <w:rPr>
+                <w:sz w:val="24"/>
+                <w:szCs w:val="24"/>
+              </w:rPr>
+              <w:t>{{</w:t>
+            </w:r>
+            <w:r>
+              <w:rPr>
+                <w:sz w:val="24"/>
+                <w:szCs w:val="24"/>
+              </w:rPr>
+              <w:t>DATA_INICIO_ESTAGIO}}</w:t>
             </w:r>
           </w:p>
         </w:tc>
@@ -1920,21 +2223,24 @@
           <w:tcPr>
             <w:tcW w:w="2527" w:type="dxa"/>
             <w:shd w:val="clear" w:color="auto" w:fill="F2F2F2"/>
+            <w:vAlign w:val="center"/>
           </w:tcPr>
           <w:p>
             <w:pPr>
               <w:pStyle w:val="TableParagraph"/>
               <w:spacing w:before="107"/>
-              <w:ind w:left="507"/>
-              <w:rPr>
-                <w:b/>
-                <w:sz w:val="20"/>
+              <w:jc w:val="center"/>
+              <w:rPr>
+                <w:b/>
+                <w:sz w:val="24"/>
+                <w:szCs w:val="24"/>
               </w:rPr>
             </w:pPr>
             <w:r>
               <w:rPr>
                 <w:b/>
-                <w:sz w:val="20"/>
+                <w:sz w:val="24"/>
+                <w:szCs w:val="24"/>
               </w:rPr>
               <w:t>Data</w:t>
             </w:r>
@@ -1942,14 +2248,16 @@
               <w:rPr>
                 <w:b/>
                 <w:spacing w:val="-5"/>
-                <w:sz w:val="20"/>
+                <w:sz w:val="24"/>
+                <w:szCs w:val="24"/>
               </w:rPr>
               <w:t xml:space="preserve"> </w:t>
             </w:r>
             <w:r>
               <w:rPr>
                 <w:b/>
-                <w:sz w:val="20"/>
+                <w:sz w:val="24"/>
+                <w:szCs w:val="24"/>
               </w:rPr>
               <w:t>de</w:t>
             </w:r>
@@ -1957,7 +2265,8 @@
               <w:rPr>
                 <w:b/>
                 <w:spacing w:val="-5"/>
-                <w:sz w:val="20"/>
+                <w:sz w:val="24"/>
+                <w:szCs w:val="24"/>
               </w:rPr>
               <w:t xml:space="preserve"> </w:t>
             </w:r>
@@ -1965,7 +2274,8 @@
               <w:rPr>
                 <w:b/>
                 <w:spacing w:val="-2"/>
-                <w:sz w:val="20"/>
+                <w:sz w:val="24"/>
+                <w:szCs w:val="24"/>
               </w:rPr>
               <w:t>término</w:t>
             </w:r>
@@ -1977,7 +2287,19 @@
             <w:vAlign w:val="center"/>
           </w:tcPr>
           <w:p>
-            <w:r>
+            <w:pPr>
+              <w:pStyle w:val="TableParagraph"/>
+              <w:jc w:val="center"/>
+              <w:rPr>
+                <w:sz w:val="24"/>
+                <w:szCs w:val="24"/>
+              </w:rPr>
+            </w:pPr>
+            <w:r>
+              <w:rPr>
+                <w:sz w:val="24"/>
+                <w:szCs w:val="24"/>
+              </w:rPr>
               <w:t>{{DATA_FIM_ESTAGIO}}</w:t>
             </w:r>
           </w:p>
@@ -1985,27 +2307,30 @@
       </w:tr>
       <w:tr>
         <w:trPr>
-          <w:trHeight w:val="460"/>
+          <w:trHeight w:val="687"/>
         </w:trPr>
         <w:tc>
           <w:tcPr>
             <w:tcW w:w="2011" w:type="dxa"/>
             <w:shd w:val="clear" w:color="auto" w:fill="F2F2F2"/>
+            <w:vAlign w:val="center"/>
           </w:tcPr>
           <w:p>
             <w:pPr>
               <w:pStyle w:val="TableParagraph"/>
               <w:spacing w:line="230" w:lineRule="exact"/>
-              <w:ind w:left="482" w:hanging="233"/>
-              <w:rPr>
-                <w:b/>
-                <w:sz w:val="20"/>
+              <w:jc w:val="center"/>
+              <w:rPr>
+                <w:b/>
+                <w:sz w:val="24"/>
+                <w:szCs w:val="24"/>
               </w:rPr>
             </w:pPr>
             <w:r>
               <w:rPr>
                 <w:b/>
-                <w:sz w:val="20"/>
+                <w:sz w:val="24"/>
+                <w:szCs w:val="24"/>
               </w:rPr>
               <w:t>Dias</w:t>
             </w:r>
@@ -2013,14 +2338,16 @@
               <w:rPr>
                 <w:b/>
                 <w:spacing w:val="-14"/>
-                <w:sz w:val="20"/>
+                <w:sz w:val="24"/>
+                <w:szCs w:val="24"/>
               </w:rPr>
               <w:t xml:space="preserve"> </w:t>
             </w:r>
             <w:r>
               <w:rPr>
                 <w:b/>
-                <w:sz w:val="20"/>
+                <w:sz w:val="24"/>
+                <w:szCs w:val="24"/>
               </w:rPr>
               <w:t>da</w:t>
             </w:r>
@@ -2028,14 +2355,16 @@
               <w:rPr>
                 <w:b/>
                 <w:spacing w:val="-14"/>
-                <w:sz w:val="20"/>
+                <w:sz w:val="24"/>
+                <w:szCs w:val="24"/>
               </w:rPr>
               <w:t xml:space="preserve"> </w:t>
             </w:r>
             <w:r>
               <w:rPr>
                 <w:b/>
-                <w:sz w:val="20"/>
+                <w:sz w:val="24"/>
+                <w:szCs w:val="24"/>
               </w:rPr>
               <w:t>semana em estágio</w:t>
             </w:r>
@@ -2047,7 +2376,19 @@
             <w:vAlign w:val="center"/>
           </w:tcPr>
           <w:p>
-            <w:r>
+            <w:pPr>
+              <w:pStyle w:val="TableParagraph"/>
+              <w:jc w:val="center"/>
+              <w:rPr>
+                <w:sz w:val="24"/>
+                <w:szCs w:val="24"/>
+              </w:rPr>
+            </w:pPr>
+            <w:r>
+              <w:rPr>
+                <w:sz w:val="24"/>
+                <w:szCs w:val="24"/>
+              </w:rPr>
               <w:t>{{DIAS_ESTAGIO}}</w:t>
             </w:r>
           </w:p>
@@ -2056,21 +2397,24 @@
           <w:tcPr>
             <w:tcW w:w="2527" w:type="dxa"/>
             <w:shd w:val="clear" w:color="auto" w:fill="F2F2F2"/>
+            <w:vAlign w:val="center"/>
           </w:tcPr>
           <w:p>
             <w:pPr>
               <w:pStyle w:val="TableParagraph"/>
               <w:spacing w:line="230" w:lineRule="exact"/>
-              <w:ind w:left="425" w:hanging="195"/>
-              <w:rPr>
-                <w:b/>
-                <w:sz w:val="20"/>
+              <w:jc w:val="center"/>
+              <w:rPr>
+                <w:b/>
+                <w:sz w:val="24"/>
+                <w:szCs w:val="24"/>
               </w:rPr>
             </w:pPr>
             <w:r>
               <w:rPr>
                 <w:b/>
-                <w:sz w:val="20"/>
+                <w:sz w:val="24"/>
+                <w:szCs w:val="24"/>
               </w:rPr>
               <w:t>Carga</w:t>
             </w:r>
@@ -2078,14 +2422,16 @@
               <w:rPr>
                 <w:b/>
                 <w:spacing w:val="-14"/>
-                <w:sz w:val="20"/>
+                <w:sz w:val="24"/>
+                <w:szCs w:val="24"/>
               </w:rPr>
               <w:t xml:space="preserve"> </w:t>
             </w:r>
             <w:r>
               <w:rPr>
                 <w:b/>
-                <w:sz w:val="20"/>
+                <w:sz w:val="24"/>
+                <w:szCs w:val="24"/>
               </w:rPr>
               <w:t>horária</w:t>
             </w:r>
@@ -2093,14 +2439,16 @@
               <w:rPr>
                 <w:b/>
                 <w:spacing w:val="-14"/>
-                <w:sz w:val="20"/>
+                <w:sz w:val="24"/>
+                <w:szCs w:val="24"/>
               </w:rPr>
               <w:t xml:space="preserve"> </w:t>
             </w:r>
             <w:r>
               <w:rPr>
                 <w:b/>
-                <w:sz w:val="20"/>
+                <w:sz w:val="24"/>
+                <w:szCs w:val="24"/>
               </w:rPr>
               <w:t>total</w:t>
             </w:r>
@@ -2108,16 +2456,34 @@
               <w:rPr>
                 <w:b/>
                 <w:spacing w:val="-13"/>
-                <w:sz w:val="20"/>
+                <w:sz w:val="24"/>
+                <w:szCs w:val="24"/>
               </w:rPr>
               <w:t xml:space="preserve"> </w:t>
             </w:r>
             <w:r>
               <w:rPr>
                 <w:b/>
-                <w:sz w:val="20"/>
-              </w:rPr>
-              <w:t>de estágio (módulo):</w:t>
+                <w:sz w:val="24"/>
+                <w:szCs w:val="24"/>
+              </w:rPr>
+              <w:t>de estágio</w:t>
+            </w:r>
+            <w:r>
+              <w:rPr>
+                <w:b/>
+                <w:sz w:val="24"/>
+                <w:szCs w:val="24"/>
+              </w:rPr>
+              <w:t xml:space="preserve"> </w:t>
+            </w:r>
+            <w:r>
+              <w:rPr>
+                <w:b/>
+                <w:sz w:val="24"/>
+                <w:szCs w:val="24"/>
+              </w:rPr>
+              <w:t>(módulo):</w:t>
             </w:r>
           </w:p>
         </w:tc>
@@ -2127,7 +2493,19 @@
             <w:vAlign w:val="center"/>
           </w:tcPr>
           <w:p>
-            <w:r>
+            <w:pPr>
+              <w:pStyle w:val="TableParagraph"/>
+              <w:jc w:val="center"/>
+              <w:rPr>
+                <w:sz w:val="24"/>
+                <w:szCs w:val="24"/>
+              </w:rPr>
+            </w:pPr>
+            <w:r>
+              <w:rPr>
+                <w:sz w:val="24"/>
+                <w:szCs w:val="24"/>
+              </w:rPr>
               <w:t>{{CARGA_HORARIA}}</w:t>
             </w:r>
           </w:p>
@@ -2135,27 +2513,30 @@
       </w:tr>
       <w:tr>
         <w:trPr>
-          <w:trHeight w:val="460"/>
+          <w:trHeight w:val="854"/>
         </w:trPr>
         <w:tc>
           <w:tcPr>
             <w:tcW w:w="2011" w:type="dxa"/>
             <w:shd w:val="clear" w:color="auto" w:fill="F2F2F2"/>
+            <w:vAlign w:val="center"/>
           </w:tcPr>
           <w:p>
             <w:pPr>
               <w:pStyle w:val="TableParagraph"/>
               <w:spacing w:line="230" w:lineRule="exact"/>
-              <w:ind w:left="198" w:hanging="72"/>
-              <w:rPr>
-                <w:b/>
-                <w:sz w:val="20"/>
+              <w:jc w:val="center"/>
+              <w:rPr>
+                <w:b/>
+                <w:sz w:val="24"/>
+                <w:szCs w:val="24"/>
               </w:rPr>
             </w:pPr>
             <w:r>
               <w:rPr>
                 <w:b/>
-                <w:sz w:val="20"/>
+                <w:sz w:val="24"/>
+                <w:szCs w:val="24"/>
               </w:rPr>
               <w:t>Horário</w:t>
             </w:r>
@@ -2163,14 +2544,16 @@
               <w:rPr>
                 <w:b/>
                 <w:spacing w:val="-14"/>
-                <w:sz w:val="20"/>
+                <w:sz w:val="24"/>
+                <w:szCs w:val="24"/>
               </w:rPr>
               <w:t xml:space="preserve"> </w:t>
             </w:r>
             <w:r>
               <w:rPr>
                 <w:b/>
-                <w:sz w:val="20"/>
+                <w:sz w:val="24"/>
+                <w:szCs w:val="24"/>
               </w:rPr>
               <w:t>de</w:t>
             </w:r>
@@ -2178,14 +2561,16 @@
               <w:rPr>
                 <w:b/>
                 <w:spacing w:val="-14"/>
-                <w:sz w:val="20"/>
+                <w:sz w:val="24"/>
+                <w:szCs w:val="24"/>
               </w:rPr>
               <w:t xml:space="preserve"> </w:t>
             </w:r>
             <w:r>
               <w:rPr>
                 <w:b/>
-                <w:sz w:val="20"/>
+                <w:sz w:val="24"/>
+                <w:szCs w:val="24"/>
               </w:rPr>
               <w:t>estágio (início e término)</w:t>
             </w:r>
@@ -2197,7 +2582,19 @@
             <w:vAlign w:val="center"/>
           </w:tcPr>
           <w:p>
-            <w:r>
+            <w:pPr>
+              <w:pStyle w:val="TableParagraph"/>
+              <w:jc w:val="center"/>
+              <w:rPr>
+                <w:sz w:val="24"/>
+                <w:szCs w:val="24"/>
+              </w:rPr>
+            </w:pPr>
+            <w:r>
+              <w:rPr>
+                <w:sz w:val="24"/>
+                <w:szCs w:val="24"/>
+              </w:rPr>
               <w:t>{{HORARIO_ESTAGIO}}</w:t>
             </w:r>
           </w:p>
@@ -2206,21 +2603,25 @@
           <w:tcPr>
             <w:tcW w:w="2527" w:type="dxa"/>
             <w:shd w:val="clear" w:color="auto" w:fill="F2F2F2"/>
+            <w:vAlign w:val="center"/>
           </w:tcPr>
           <w:p>
             <w:pPr>
               <w:pStyle w:val="TableParagraph"/>
               <w:spacing w:line="230" w:lineRule="exact"/>
-              <w:ind w:left="168" w:firstLine="412"/>
-              <w:rPr>
-                <w:b/>
-                <w:sz w:val="20"/>
+              <w:ind w:left="168"/>
+              <w:jc w:val="center"/>
+              <w:rPr>
+                <w:b/>
+                <w:sz w:val="24"/>
+                <w:szCs w:val="24"/>
               </w:rPr>
             </w:pPr>
             <w:r>
               <w:rPr>
                 <w:b/>
-                <w:sz w:val="20"/>
+                <w:sz w:val="24"/>
+                <w:szCs w:val="24"/>
               </w:rPr>
               <w:t>Total de horas cumpridas</w:t>
             </w:r>
@@ -2228,14 +2629,16 @@
               <w:rPr>
                 <w:b/>
                 <w:spacing w:val="-14"/>
-                <w:sz w:val="20"/>
+                <w:sz w:val="24"/>
+                <w:szCs w:val="24"/>
               </w:rPr>
               <w:t xml:space="preserve"> </w:t>
             </w:r>
             <w:r>
               <w:rPr>
                 <w:b/>
-                <w:sz w:val="20"/>
+                <w:sz w:val="24"/>
+                <w:szCs w:val="24"/>
               </w:rPr>
               <w:t>por</w:t>
             </w:r>
@@ -2243,14 +2646,16 @@
               <w:rPr>
                 <w:b/>
                 <w:spacing w:val="-14"/>
-                <w:sz w:val="20"/>
+                <w:sz w:val="24"/>
+                <w:szCs w:val="24"/>
               </w:rPr>
               <w:t xml:space="preserve"> </w:t>
             </w:r>
             <w:r>
               <w:rPr>
                 <w:b/>
-                <w:sz w:val="20"/>
+                <w:sz w:val="24"/>
+                <w:szCs w:val="24"/>
               </w:rPr>
               <w:t>semana</w:t>
             </w:r>
@@ -2262,7 +2667,19 @@
             <w:vAlign w:val="center"/>
           </w:tcPr>
           <w:p>
-            <w:r>
+            <w:pPr>
+              <w:pStyle w:val="TableParagraph"/>
+              <w:jc w:val="center"/>
+              <w:rPr>
+                <w:sz w:val="24"/>
+                <w:szCs w:val="24"/>
+              </w:rPr>
+            </w:pPr>
+            <w:r>
+              <w:rPr>
+                <w:sz w:val="24"/>
+                <w:szCs w:val="24"/>
+              </w:rPr>
               <w:t>{{CARGA_SEMANAL}}</w:t>
             </w:r>
           </w:p>
@@ -2276,6 +2693,7 @@
           <w:tcPr>
             <w:tcW w:w="2011" w:type="dxa"/>
             <w:shd w:val="clear" w:color="auto" w:fill="F2F2F2"/>
+            <w:vAlign w:val="center"/>
           </w:tcPr>
           <w:p>
             <w:pPr>
@@ -2285,14 +2703,16 @@
               <w:jc w:val="center"/>
               <w:rPr>
                 <w:b/>
-                <w:sz w:val="20"/>
+                <w:sz w:val="24"/>
+                <w:szCs w:val="24"/>
               </w:rPr>
             </w:pPr>
             <w:r>
               <w:rPr>
                 <w:b/>
                 <w:spacing w:val="-2"/>
-                <w:sz w:val="20"/>
+                <w:sz w:val="24"/>
+                <w:szCs w:val="24"/>
               </w:rPr>
               <w:t>Observações</w:t>
             </w:r>
@@ -2302,11 +2722,17 @@
           <w:tcPr>
             <w:tcW w:w="8188" w:type="dxa"/>
             <w:gridSpan w:val="3"/>
+            <w:vAlign w:val="center"/>
           </w:tcPr>
           <w:p>
-            <w:r>
-              <w:t>{{OBSERVACOES_PLANO}}</w:t>
-            </w:r>
+            <w:pPr>
+              <w:pStyle w:val="TableParagraph"/>
+              <w:jc w:val="center"/>
+              <w:rPr>
+                <w:sz w:val="24"/>
+                <w:szCs w:val="24"/>
+              </w:rPr>
+            </w:pPr>
           </w:p>
         </w:tc>
       </w:tr>
@@ -2315,9 +2741,6 @@
       <w:pPr>
         <w:pStyle w:val="Corpodetexto"/>
         <w:spacing w:before="22" w:after="1"/>
-        <w:rPr>
-          <w:sz w:val="20"/>
-        </w:rPr>
       </w:pPr>
     </w:p>
     <w:tbl>
@@ -2349,20 +2772,26 @@
           <w:tcPr>
             <w:tcW w:w="8192" w:type="dxa"/>
             <w:gridSpan w:val="2"/>
-            <w:shd w:val="clear" w:color="auto" w:fill="F2F2F2" w:themeFill="background1" w:themeFillShade="F2"/>
+            <w:shd w:val="clear" w:color="auto" w:fill="F2F2F2"/>
+            <w:vAlign w:val="center"/>
           </w:tcPr>
           <w:p>
             <w:pPr>
               <w:pStyle w:val="TableParagraph"/>
               <w:spacing w:before="122"/>
-              <w:ind w:left="1264" w:right="1081" w:firstLine="1039"/>
-              <w:rPr>
-                <w:b/>
+              <w:ind w:right="1081"/>
+              <w:jc w:val="center"/>
+              <w:rPr>
+                <w:b/>
+                <w:sz w:val="24"/>
+                <w:szCs w:val="24"/>
               </w:rPr>
             </w:pPr>
             <w:r>
               <w:rPr>
                 <w:b/>
+                <w:sz w:val="24"/>
+                <w:szCs w:val="24"/>
               </w:rPr>
               <w:t>Atividades à serem desenvolvidas (obrigatório</w:t>
             </w:r>
@@ -2370,12 +2799,16 @@
               <w:rPr>
                 <w:b/>
                 <w:spacing w:val="-8"/>
+                <w:sz w:val="24"/>
+                <w:szCs w:val="24"/>
               </w:rPr>
               <w:t xml:space="preserve"> </w:t>
             </w:r>
             <w:r>
               <w:rPr>
                 <w:b/>
+                <w:sz w:val="24"/>
+                <w:szCs w:val="24"/>
               </w:rPr>
               <w:t>indicar</w:t>
             </w:r>
@@ -2383,12 +2816,16 @@
               <w:rPr>
                 <w:b/>
                 <w:spacing w:val="-5"/>
+                <w:sz w:val="24"/>
+                <w:szCs w:val="24"/>
               </w:rPr>
               <w:t xml:space="preserve"> </w:t>
             </w:r>
             <w:r>
               <w:rPr>
                 <w:b/>
+                <w:sz w:val="24"/>
+                <w:szCs w:val="24"/>
               </w:rPr>
               <w:t>pelo</w:t>
             </w:r>
@@ -2396,12 +2833,16 @@
               <w:rPr>
                 <w:b/>
                 <w:spacing w:val="-6"/>
+                <w:sz w:val="24"/>
+                <w:szCs w:val="24"/>
               </w:rPr>
               <w:t xml:space="preserve"> </w:t>
             </w:r>
             <w:r>
               <w:rPr>
                 <w:b/>
+                <w:sz w:val="24"/>
+                <w:szCs w:val="24"/>
               </w:rPr>
               <w:t>menos</w:t>
             </w:r>
@@ -2409,12 +2850,16 @@
               <w:rPr>
                 <w:b/>
                 <w:spacing w:val="-8"/>
+                <w:sz w:val="24"/>
+                <w:szCs w:val="24"/>
               </w:rPr>
               <w:t xml:space="preserve"> </w:t>
             </w:r>
             <w:r>
               <w:rPr>
                 <w:b/>
+                <w:sz w:val="24"/>
+                <w:szCs w:val="24"/>
               </w:rPr>
               <w:t>3</w:t>
             </w:r>
@@ -2422,12 +2867,16 @@
               <w:rPr>
                 <w:b/>
                 <w:spacing w:val="-6"/>
+                <w:sz w:val="24"/>
+                <w:szCs w:val="24"/>
               </w:rPr>
               <w:t xml:space="preserve"> </w:t>
             </w:r>
             <w:r>
               <w:rPr>
                 <w:b/>
+                <w:sz w:val="24"/>
+                <w:szCs w:val="24"/>
               </w:rPr>
               <w:t>atividades</w:t>
             </w:r>
@@ -2435,12 +2884,16 @@
               <w:rPr>
                 <w:b/>
                 <w:spacing w:val="-6"/>
+                <w:sz w:val="24"/>
+                <w:szCs w:val="24"/>
               </w:rPr>
               <w:t xml:space="preserve"> </w:t>
             </w:r>
             <w:r>
               <w:rPr>
                 <w:b/>
+                <w:sz w:val="24"/>
+                <w:szCs w:val="24"/>
               </w:rPr>
               <w:t>distintas)</w:t>
             </w:r>
@@ -2449,7 +2902,7 @@
         <w:tc>
           <w:tcPr>
             <w:tcW w:w="2009" w:type="dxa"/>
-            <w:shd w:val="clear" w:color="auto" w:fill="F2F2F2" w:themeFill="background1" w:themeFillShade="F2"/>
+            <w:shd w:val="clear" w:color="auto" w:fill="F2F2F2"/>
           </w:tcPr>
           <w:p>
             <w:pPr>
@@ -2458,11 +2911,15 @@
               <w:ind w:left="157" w:firstLine="127"/>
               <w:rPr>
                 <w:b/>
+                <w:sz w:val="24"/>
+                <w:szCs w:val="24"/>
               </w:rPr>
             </w:pPr>
             <w:r>
               <w:rPr>
                 <w:b/>
+                <w:sz w:val="24"/>
+                <w:szCs w:val="24"/>
               </w:rPr>
               <w:t>Carga</w:t>
             </w:r>
@@ -2470,6 +2927,8 @@
               <w:rPr>
                 <w:b/>
                 <w:spacing w:val="-4"/>
+                <w:sz w:val="24"/>
+                <w:szCs w:val="24"/>
               </w:rPr>
               <w:t xml:space="preserve"> </w:t>
             </w:r>
@@ -2477,6 +2936,8 @@
               <w:rPr>
                 <w:b/>
                 <w:spacing w:val="-2"/>
+                <w:sz w:val="24"/>
+                <w:szCs w:val="24"/>
               </w:rPr>
               <w:t>horária</w:t>
             </w:r>
@@ -2488,11 +2949,15 @@
               <w:ind w:left="243" w:hanging="87"/>
               <w:rPr>
                 <w:b/>
+                <w:sz w:val="24"/>
+                <w:szCs w:val="24"/>
               </w:rPr>
             </w:pPr>
             <w:r>
               <w:rPr>
                 <w:b/>
+                <w:sz w:val="24"/>
+                <w:szCs w:val="24"/>
               </w:rPr>
               <w:t>consumida</w:t>
             </w:r>
@@ -2500,12 +2965,16 @@
               <w:rPr>
                 <w:b/>
                 <w:spacing w:val="-16"/>
+                <w:sz w:val="24"/>
+                <w:szCs w:val="24"/>
               </w:rPr>
               <w:t xml:space="preserve"> </w:t>
             </w:r>
             <w:r>
               <w:rPr>
                 <w:b/>
+                <w:sz w:val="24"/>
+                <w:szCs w:val="24"/>
               </w:rPr>
               <w:t>para cada atividade</w:t>
             </w:r>
@@ -2527,13 +2996,15 @@
               <w:ind w:right="71"/>
               <w:jc w:val="center"/>
               <w:rPr>
-                <w:rFonts w:ascii="Arial MT"/>
+                <w:sz w:val="24"/>
+                <w:szCs w:val="24"/>
               </w:rPr>
             </w:pPr>
             <w:r>
               <w:rPr>
-                <w:rFonts w:ascii="Arial MT"/>
                 <w:spacing w:val="-5"/>
+                <w:sz w:val="24"/>
+                <w:szCs w:val="24"/>
               </w:rPr>
               <w:t>1-</w:t>
             </w:r>
@@ -2545,7 +3016,19 @@
             <w:vAlign w:val="center"/>
           </w:tcPr>
           <w:p>
-            <w:r>
+            <w:pPr>
+              <w:pStyle w:val="TableParagraph"/>
+              <w:jc w:val="center"/>
+              <w:rPr>
+                <w:sz w:val="24"/>
+                <w:szCs w:val="24"/>
+              </w:rPr>
+            </w:pPr>
+            <w:r>
+              <w:rPr>
+                <w:sz w:val="24"/>
+                <w:szCs w:val="24"/>
+              </w:rPr>
               <w:t>{{TITULO_ATV1}}</w:t>
             </w:r>
           </w:p>
@@ -2556,7 +3039,19 @@
             <w:vAlign w:val="center"/>
           </w:tcPr>
           <w:p>
-            <w:r>
+            <w:pPr>
+              <w:pStyle w:val="TableParagraph"/>
+              <w:jc w:val="center"/>
+              <w:rPr>
+                <w:sz w:val="24"/>
+                <w:szCs w:val="24"/>
+              </w:rPr>
+            </w:pPr>
+            <w:r>
+              <w:rPr>
+                <w:sz w:val="24"/>
+                <w:szCs w:val="24"/>
+              </w:rPr>
               <w:t>{{CARGA_ATV1}}</w:t>
             </w:r>
           </w:p>
@@ -2577,13 +3072,15 @@
               <w:ind w:right="71"/>
               <w:jc w:val="center"/>
               <w:rPr>
-                <w:rFonts w:ascii="Arial MT"/>
+                <w:sz w:val="24"/>
+                <w:szCs w:val="24"/>
               </w:rPr>
             </w:pPr>
             <w:r>
               <w:rPr>
-                <w:rFonts w:ascii="Arial MT"/>
                 <w:spacing w:val="-5"/>
+                <w:sz w:val="24"/>
+                <w:szCs w:val="24"/>
               </w:rPr>
               <w:t>2-</w:t>
             </w:r>
@@ -2595,7 +3092,19 @@
             <w:vAlign w:val="center"/>
           </w:tcPr>
           <w:p>
-            <w:r>
+            <w:pPr>
+              <w:pStyle w:val="TableParagraph"/>
+              <w:jc w:val="center"/>
+              <w:rPr>
+                <w:sz w:val="24"/>
+                <w:szCs w:val="24"/>
+              </w:rPr>
+            </w:pPr>
+            <w:r>
+              <w:rPr>
+                <w:sz w:val="24"/>
+                <w:szCs w:val="24"/>
+              </w:rPr>
               <w:t>{{TITULO_ATV2}}</w:t>
             </w:r>
           </w:p>
@@ -2606,7 +3115,19 @@
             <w:vAlign w:val="center"/>
           </w:tcPr>
           <w:p>
-            <w:r>
+            <w:pPr>
+              <w:pStyle w:val="TableParagraph"/>
+              <w:jc w:val="center"/>
+              <w:rPr>
+                <w:sz w:val="24"/>
+                <w:szCs w:val="24"/>
+              </w:rPr>
+            </w:pPr>
+            <w:r>
+              <w:rPr>
+                <w:sz w:val="24"/>
+                <w:szCs w:val="24"/>
+              </w:rPr>
               <w:t>{{CARGA_ATV2}}</w:t>
             </w:r>
           </w:p>
@@ -2614,7 +3135,7 @@
       </w:tr>
       <w:tr>
         <w:trPr>
-          <w:trHeight w:val="70"/>
+          <w:trHeight w:val="345"/>
         </w:trPr>
         <w:tc>
           <w:tcPr>
@@ -2627,13 +3148,15 @@
               <w:ind w:right="71"/>
               <w:jc w:val="center"/>
               <w:rPr>
-                <w:rFonts w:ascii="Arial MT"/>
+                <w:sz w:val="24"/>
+                <w:szCs w:val="24"/>
               </w:rPr>
             </w:pPr>
             <w:r>
               <w:rPr>
-                <w:rFonts w:ascii="Arial MT"/>
                 <w:spacing w:val="-5"/>
+                <w:sz w:val="24"/>
+                <w:szCs w:val="24"/>
               </w:rPr>
               <w:t>3-</w:t>
             </w:r>
@@ -2645,7 +3168,19 @@
             <w:vAlign w:val="center"/>
           </w:tcPr>
           <w:p>
-            <w:r>
+            <w:pPr>
+              <w:pStyle w:val="TableParagraph"/>
+              <w:jc w:val="center"/>
+              <w:rPr>
+                <w:sz w:val="24"/>
+                <w:szCs w:val="24"/>
+              </w:rPr>
+            </w:pPr>
+            <w:r>
+              <w:rPr>
+                <w:sz w:val="24"/>
+                <w:szCs w:val="24"/>
+              </w:rPr>
               <w:t>{{TITULO_ATV3}}</w:t>
             </w:r>
           </w:p>
@@ -2656,8 +3191,34 @@
             <w:vAlign w:val="center"/>
           </w:tcPr>
           <w:p>
-            <w:r>
-              <w:t>{{CARGA_ATV3}}</w:t>
+            <w:pPr>
+              <w:pStyle w:val="TableParagraph"/>
+              <w:jc w:val="center"/>
+              <w:rPr>
+                <w:sz w:val="24"/>
+                <w:szCs w:val="24"/>
+              </w:rPr>
+            </w:pPr>
+            <w:r>
+              <w:rPr>
+                <w:sz w:val="24"/>
+                <w:szCs w:val="24"/>
+              </w:rPr>
+              <w:t>{{CARGA_ATV</w:t>
+            </w:r>
+            <w:r>
+              <w:rPr>
+                <w:sz w:val="24"/>
+                <w:szCs w:val="24"/>
+              </w:rPr>
+              <w:t>3</w:t>
+            </w:r>
+            <w:r>
+              <w:rPr>
+                <w:sz w:val="24"/>
+                <w:szCs w:val="24"/>
+              </w:rPr>
+              <w:t>}}</w:t>
             </w:r>
           </w:p>
         </w:tc>
@@ -2677,13 +3238,15 @@
               <w:ind w:right="71"/>
               <w:jc w:val="center"/>
               <w:rPr>
-                <w:rFonts w:ascii="Arial MT"/>
+                <w:sz w:val="24"/>
+                <w:szCs w:val="24"/>
               </w:rPr>
             </w:pPr>
             <w:r>
               <w:rPr>
-                <w:rFonts w:ascii="Arial MT"/>
                 <w:spacing w:val="-5"/>
+                <w:sz w:val="24"/>
+                <w:szCs w:val="24"/>
               </w:rPr>
               <w:t>4-</w:t>
             </w:r>
@@ -2695,8 +3258,34 @@
             <w:vAlign w:val="center"/>
           </w:tcPr>
           <w:p>
-            <w:r>
-              <w:t>{{TITULO_ATV4}}</w:t>
+            <w:pPr>
+              <w:pStyle w:val="TableParagraph"/>
+              <w:jc w:val="center"/>
+              <w:rPr>
+                <w:sz w:val="24"/>
+                <w:szCs w:val="24"/>
+              </w:rPr>
+            </w:pPr>
+            <w:r>
+              <w:rPr>
+                <w:sz w:val="24"/>
+                <w:szCs w:val="24"/>
+              </w:rPr>
+              <w:t>{{TITULO_ATV</w:t>
+            </w:r>
+            <w:r>
+              <w:rPr>
+                <w:sz w:val="24"/>
+                <w:szCs w:val="24"/>
+              </w:rPr>
+              <w:t>4</w:t>
+            </w:r>
+            <w:r>
+              <w:rPr>
+                <w:sz w:val="24"/>
+                <w:szCs w:val="24"/>
+              </w:rPr>
+              <w:t>}}</w:t>
             </w:r>
           </w:p>
         </w:tc>
@@ -2706,8 +3295,34 @@
             <w:vAlign w:val="center"/>
           </w:tcPr>
           <w:p>
-            <w:r>
-              <w:t>{{CARGA_ATV4}}</w:t>
+            <w:pPr>
+              <w:pStyle w:val="TableParagraph"/>
+              <w:jc w:val="center"/>
+              <w:rPr>
+                <w:sz w:val="24"/>
+                <w:szCs w:val="24"/>
+              </w:rPr>
+            </w:pPr>
+            <w:r>
+              <w:rPr>
+                <w:sz w:val="24"/>
+                <w:szCs w:val="24"/>
+              </w:rPr>
+              <w:t>{{CARGA_ATV</w:t>
+            </w:r>
+            <w:r>
+              <w:rPr>
+                <w:sz w:val="24"/>
+                <w:szCs w:val="24"/>
+              </w:rPr>
+              <w:t>4</w:t>
+            </w:r>
+            <w:r>
+              <w:rPr>
+                <w:sz w:val="24"/>
+                <w:szCs w:val="24"/>
+              </w:rPr>
+              <w:t>}}</w:t>
             </w:r>
           </w:p>
         </w:tc>
@@ -2727,13 +3342,15 @@
               <w:ind w:right="71"/>
               <w:jc w:val="center"/>
               <w:rPr>
-                <w:rFonts w:ascii="Arial MT"/>
+                <w:sz w:val="24"/>
+                <w:szCs w:val="24"/>
               </w:rPr>
             </w:pPr>
             <w:r>
               <w:rPr>
-                <w:rFonts w:ascii="Arial MT"/>
                 <w:spacing w:val="-5"/>
+                <w:sz w:val="24"/>
+                <w:szCs w:val="24"/>
               </w:rPr>
               <w:t>5-</w:t>
             </w:r>
@@ -2745,8 +3362,34 @@
             <w:vAlign w:val="center"/>
           </w:tcPr>
           <w:p>
-            <w:r>
-              <w:t>{{TITULO_ATV5}}</w:t>
+            <w:pPr>
+              <w:pStyle w:val="TableParagraph"/>
+              <w:jc w:val="center"/>
+              <w:rPr>
+                <w:sz w:val="24"/>
+                <w:szCs w:val="24"/>
+              </w:rPr>
+            </w:pPr>
+            <w:r>
+              <w:rPr>
+                <w:sz w:val="24"/>
+                <w:szCs w:val="24"/>
+              </w:rPr>
+              <w:t>{{TITULO_ATV</w:t>
+            </w:r>
+            <w:r>
+              <w:rPr>
+                <w:sz w:val="24"/>
+                <w:szCs w:val="24"/>
+              </w:rPr>
+              <w:t>5</w:t>
+            </w:r>
+            <w:r>
+              <w:rPr>
+                <w:sz w:val="24"/>
+                <w:szCs w:val="24"/>
+              </w:rPr>
+              <w:t>}}</w:t>
             </w:r>
           </w:p>
         </w:tc>
@@ -2756,8 +3399,34 @@
             <w:vAlign w:val="center"/>
           </w:tcPr>
           <w:p>
-            <w:r>
-              <w:t>{{CARGA_ATV5}}</w:t>
+            <w:pPr>
+              <w:pStyle w:val="TableParagraph"/>
+              <w:jc w:val="center"/>
+              <w:rPr>
+                <w:sz w:val="24"/>
+                <w:szCs w:val="24"/>
+              </w:rPr>
+            </w:pPr>
+            <w:r>
+              <w:rPr>
+                <w:sz w:val="24"/>
+                <w:szCs w:val="24"/>
+              </w:rPr>
+              <w:t>{{CARGA_ATV</w:t>
+            </w:r>
+            <w:r>
+              <w:rPr>
+                <w:sz w:val="24"/>
+                <w:szCs w:val="24"/>
+              </w:rPr>
+              <w:t>5</w:t>
+            </w:r>
+            <w:r>
+              <w:rPr>
+                <w:sz w:val="24"/>
+                <w:szCs w:val="24"/>
+              </w:rPr>
+              <w:t>}}</w:t>
             </w:r>
           </w:p>
         </w:tc>
@@ -2777,13 +3446,15 @@
               <w:ind w:right="71"/>
               <w:jc w:val="center"/>
               <w:rPr>
-                <w:rFonts w:ascii="Arial MT"/>
+                <w:sz w:val="24"/>
+                <w:szCs w:val="24"/>
               </w:rPr>
             </w:pPr>
             <w:r>
               <w:rPr>
-                <w:rFonts w:ascii="Arial MT"/>
                 <w:spacing w:val="-5"/>
+                <w:sz w:val="24"/>
+                <w:szCs w:val="24"/>
               </w:rPr>
               <w:t>6-</w:t>
             </w:r>
@@ -2795,8 +3466,34 @@
             <w:vAlign w:val="center"/>
           </w:tcPr>
           <w:p>
-            <w:r>
-              <w:t>{{TITULO_ATV6}}</w:t>
+            <w:pPr>
+              <w:pStyle w:val="TableParagraph"/>
+              <w:jc w:val="center"/>
+              <w:rPr>
+                <w:sz w:val="24"/>
+                <w:szCs w:val="24"/>
+              </w:rPr>
+            </w:pPr>
+            <w:r>
+              <w:rPr>
+                <w:sz w:val="24"/>
+                <w:szCs w:val="24"/>
+              </w:rPr>
+              <w:t>{{TITULO_ATV</w:t>
+            </w:r>
+            <w:r>
+              <w:rPr>
+                <w:sz w:val="24"/>
+                <w:szCs w:val="24"/>
+              </w:rPr>
+              <w:t>6</w:t>
+            </w:r>
+            <w:r>
+              <w:rPr>
+                <w:sz w:val="24"/>
+                <w:szCs w:val="24"/>
+              </w:rPr>
+              <w:t>}}</w:t>
             </w:r>
           </w:p>
         </w:tc>
@@ -2806,33 +3503,64 @@
             <w:vAlign w:val="center"/>
           </w:tcPr>
           <w:p>
-            <w:r>
-              <w:t>{{CARGA_ATV6}}</w:t>
+            <w:pPr>
+              <w:pStyle w:val="TableParagraph"/>
+              <w:jc w:val="center"/>
+              <w:rPr>
+                <w:sz w:val="24"/>
+                <w:szCs w:val="24"/>
+              </w:rPr>
+            </w:pPr>
+            <w:r>
+              <w:rPr>
+                <w:sz w:val="24"/>
+                <w:szCs w:val="24"/>
+              </w:rPr>
+              <w:t>{{CARGA_ATV</w:t>
+            </w:r>
+            <w:r>
+              <w:rPr>
+                <w:sz w:val="24"/>
+                <w:szCs w:val="24"/>
+              </w:rPr>
+              <w:t>6</w:t>
+            </w:r>
+            <w:r>
+              <w:rPr>
+                <w:sz w:val="24"/>
+                <w:szCs w:val="24"/>
+              </w:rPr>
+              <w:t>}}</w:t>
             </w:r>
           </w:p>
         </w:tc>
       </w:tr>
       <w:tr>
         <w:trPr>
-          <w:trHeight w:val="390"/>
+          <w:trHeight w:val="366"/>
         </w:trPr>
         <w:tc>
           <w:tcPr>
             <w:tcW w:w="8192" w:type="dxa"/>
             <w:gridSpan w:val="2"/>
+            <w:vAlign w:val="center"/>
           </w:tcPr>
           <w:p>
             <w:pPr>
               <w:pStyle w:val="TableParagraph"/>
               <w:spacing w:line="248" w:lineRule="exact"/>
-              <w:ind w:left="4269"/>
-              <w:rPr>
-                <w:b/>
+              <w:jc w:val="right"/>
+              <w:rPr>
+                <w:b/>
+                <w:sz w:val="24"/>
+                <w:szCs w:val="24"/>
               </w:rPr>
             </w:pPr>
             <w:r>
               <w:rPr>
                 <w:b/>
+                <w:sz w:val="24"/>
+                <w:szCs w:val="24"/>
               </w:rPr>
               <w:t>Total</w:t>
             </w:r>
@@ -2840,12 +3568,16 @@
               <w:rPr>
                 <w:b/>
                 <w:spacing w:val="-2"/>
+                <w:sz w:val="24"/>
+                <w:szCs w:val="24"/>
               </w:rPr>
               <w:t xml:space="preserve"> </w:t>
             </w:r>
             <w:r>
               <w:rPr>
                 <w:b/>
+                <w:sz w:val="24"/>
+                <w:szCs w:val="24"/>
               </w:rPr>
               <w:t>de</w:t>
             </w:r>
@@ -2853,12 +3585,16 @@
               <w:rPr>
                 <w:b/>
                 <w:spacing w:val="-4"/>
+                <w:sz w:val="24"/>
+                <w:szCs w:val="24"/>
               </w:rPr>
               <w:t xml:space="preserve"> </w:t>
             </w:r>
             <w:r>
               <w:rPr>
                 <w:b/>
+                <w:sz w:val="24"/>
+                <w:szCs w:val="24"/>
               </w:rPr>
               <w:t>horas</w:t>
             </w:r>
@@ -2866,12 +3602,16 @@
               <w:rPr>
                 <w:b/>
                 <w:spacing w:val="-5"/>
+                <w:sz w:val="24"/>
+                <w:szCs w:val="24"/>
               </w:rPr>
               <w:t xml:space="preserve"> </w:t>
             </w:r>
             <w:r>
               <w:rPr>
                 <w:b/>
+                <w:sz w:val="24"/>
+                <w:szCs w:val="24"/>
               </w:rPr>
               <w:t>cumpridas</w:t>
             </w:r>
@@ -2879,26 +3619,25 @@
               <w:rPr>
                 <w:b/>
                 <w:spacing w:val="-4"/>
+                <w:sz w:val="24"/>
+                <w:szCs w:val="24"/>
               </w:rPr>
               <w:t xml:space="preserve"> </w:t>
             </w:r>
             <w:r>
               <w:rPr>
                 <w:b/>
-              </w:rPr>
-              <w:t>no</w:t>
-            </w:r>
-            <w:r>
-              <w:rPr>
-                <w:b/>
-                <w:spacing w:val="-5"/>
-              </w:rPr>
-              <w:t xml:space="preserve"> </w:t>
+                <w:sz w:val="24"/>
+                <w:szCs w:val="24"/>
+              </w:rPr>
+              <w:t xml:space="preserve">no </w:t>
             </w:r>
             <w:r>
               <w:rPr>
                 <w:b/>
                 <w:spacing w:val="-2"/>
+                <w:sz w:val="24"/>
+                <w:szCs w:val="24"/>
               </w:rPr>
               <w:t>módulo</w:t>
             </w:r>
@@ -2910,7 +3649,19 @@
             <w:vAlign w:val="center"/>
           </w:tcPr>
           <w:p>
-            <w:r>
+            <w:pPr>
+              <w:pStyle w:val="TableParagraph"/>
+              <w:jc w:val="center"/>
+              <w:rPr>
+                <w:sz w:val="24"/>
+                <w:szCs w:val="24"/>
+              </w:rPr>
+            </w:pPr>
+            <w:r>
+              <w:rPr>
+                <w:sz w:val="24"/>
+                <w:szCs w:val="24"/>
+              </w:rPr>
               <w:t>{{CARGA_HORARIA}}</w:t>
             </w:r>
           </w:p>
@@ -2928,12 +3679,15 @@
         <w:ind w:left="144"/>
         <w:rPr>
           <w:b/>
-          <w:spacing w:val="-2"/>
+          <w:sz w:val="24"/>
+          <w:szCs w:val="24"/>
         </w:rPr>
       </w:pPr>
       <w:r>
         <w:rPr>
           <w:b/>
+          <w:sz w:val="24"/>
+          <w:szCs w:val="24"/>
         </w:rPr>
         <w:t>Concordância</w:t>
       </w:r>
@@ -2941,12 +3695,16 @@
         <w:rPr>
           <w:b/>
           <w:spacing w:val="-9"/>
+          <w:sz w:val="24"/>
+          <w:szCs w:val="24"/>
         </w:rPr>
         <w:t xml:space="preserve"> </w:t>
       </w:r>
       <w:r>
         <w:rPr>
           <w:b/>
+          <w:sz w:val="24"/>
+          <w:szCs w:val="24"/>
         </w:rPr>
         <w:t>do</w:t>
       </w:r>
@@ -2954,12 +3712,16 @@
         <w:rPr>
           <w:b/>
           <w:spacing w:val="-10"/>
+          <w:sz w:val="24"/>
+          <w:szCs w:val="24"/>
         </w:rPr>
         <w:t xml:space="preserve"> </w:t>
       </w:r>
       <w:r>
         <w:rPr>
           <w:b/>
+          <w:sz w:val="24"/>
+          <w:szCs w:val="24"/>
         </w:rPr>
         <w:t>Responsável</w:t>
       </w:r>
@@ -2967,6 +3729,8 @@
         <w:rPr>
           <w:b/>
           <w:spacing w:val="-6"/>
+          <w:sz w:val="24"/>
+          <w:szCs w:val="24"/>
         </w:rPr>
         <w:t xml:space="preserve"> </w:t>
       </w:r>
@@ -2974,43 +3738,49 @@
         <w:rPr>
           <w:b/>
           <w:spacing w:val="-2"/>
+          <w:sz w:val="24"/>
+          <w:szCs w:val="24"/>
         </w:rPr>
         <w:t>Técnico</w:t>
       </w:r>
     </w:p>
     <w:p>
       <w:pPr>
-        <w:ind w:left="144"/>
-        <w:rPr>
-          <w:b/>
-        </w:rPr>
+        <w:pStyle w:val="Corpodetexto"/>
       </w:pPr>
     </w:p>
     <w:p>
       <w:pPr>
         <w:pStyle w:val="Corpodetexto"/>
-        <w:rPr>
-          <w:sz w:val="20"/>
-        </w:rPr>
       </w:pPr>
     </w:p>
     <w:p>
       <w:pPr>
         <w:pStyle w:val="Corpodetexto"/>
+      </w:pPr>
+    </w:p>
+    <w:p>
+      <w:pPr>
+        <w:pStyle w:val="Corpodetexto"/>
+      </w:pPr>
+    </w:p>
+    <w:p>
+      <w:pPr>
+        <w:pStyle w:val="Corpodetexto"/>
         <w:spacing w:before="194"/>
         <w:rPr>
-          <w:sz w:val="20"/>
+          <w:b w:val="0"/>
+          <w:bCs w:val="0"/>
         </w:rPr>
       </w:pPr>
       <w:r>
         <w:rPr>
           <w:noProof/>
-          <w:sz w:val="20"/>
         </w:rPr>
         <mc:AlternateContent>
           <mc:Choice Requires="wps">
             <w:drawing>
-              <wp:anchor distT="0" distB="0" distL="0" distR="0" simplePos="0" relativeHeight="251658752" behindDoc="1" locked="0" layoutInCell="1" allowOverlap="1" wp14:anchorId="054AB861" wp14:editId="10B309F3">
+              <wp:anchor distT="0" distB="0" distL="0" distR="0" simplePos="0" relativeHeight="251657216" behindDoc="1" locked="0" layoutInCell="1" allowOverlap="1" wp14:anchorId="59445349" wp14:editId="5944534A">
                 <wp:simplePos x="0" y="0"/>
                 <wp:positionH relativeFrom="page">
                   <wp:posOffset>541019</wp:posOffset>
@@ -3074,7 +3844,7 @@
           </mc:Choice>
           <mc:Fallback>
             <w:pict>
-              <v:shape w14:anchorId="4D161619" id="Graphic 5" o:spid="_x0000_s1026" style="position:absolute;margin-left:42.6pt;margin-top:22.4pt;width:239pt;height:.1pt;z-index:-251657728;visibility:visible;mso-wrap-style:square;mso-wrap-distance-left:0;mso-wrap-distance-top:0;mso-wrap-distance-right:0;mso-wrap-distance-bottom:0;mso-position-horizontal:absolute;mso-position-horizontal-relative:page;mso-position-vertical:absolute;mso-position-vertical-relative:text;v-text-anchor:top" coordsize="3035300,1270" o:gfxdata="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" path="m,l3034985,e" filled="f" strokeweight=".31269mm">
+              <v:shape w14:anchorId="0AB6E36F" id="Graphic 5" o:spid="_x0000_s1026" style="position:absolute;margin-left:42.6pt;margin-top:22.4pt;width:239pt;height:.1pt;z-index:-251659264;visibility:visible;mso-wrap-style:square;mso-wrap-distance-left:0;mso-wrap-distance-top:0;mso-wrap-distance-right:0;mso-wrap-distance-bottom:0;mso-position-horizontal:absolute;mso-position-horizontal-relative:page;mso-position-vertical:absolute;mso-position-vertical-relative:text;v-text-anchor:top" coordsize="3035300,1270" o:gfxdata="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" path="m,l3034985,e" filled="f" strokeweight=".31269mm">
                 <v:path arrowok="t"/>
                 <w10:wrap type="topAndBottom" anchorx="page"/>
               </v:shape>
@@ -3082,60 +3852,52 @@
           </mc:Fallback>
         </mc:AlternateContent>
       </w:r>
+      <w:r>
+        <w:rPr>
+          <w:b w:val="0"/>
+          <w:bCs w:val="0"/>
+        </w:rPr>
+        <w:t>{{NOME_RT}}</w:t>
+      </w:r>
     </w:p>
     <w:p>
       <w:pPr>
         <w:spacing w:before="3"/>
-        <w:ind w:left="144" w:right="4482"/>
-        <w:rPr>
-          <w:b/>
-          <w:sz w:val="20"/>
-        </w:rPr>
-      </w:pPr>
-      <w:r>
-        <w:rPr>
-          <w:b/>
-          <w:sz w:val="20"/>
-        </w:rPr>
-        <w:t>{{NOME_RT}}</w:t>
+        <w:ind w:right="4482"/>
+        <w:rPr>
+          <w:bCs/>
+          <w:sz w:val="24"/>
+          <w:szCs w:val="24"/>
+        </w:rPr>
+      </w:pPr>
+      <w:r>
+        <w:rPr>
+          <w:bCs/>
+          <w:sz w:val="24"/>
+          <w:szCs w:val="24"/>
+        </w:rPr>
+        <w:t>{{CONSELHO_RT}}</w:t>
       </w:r>
     </w:p>
     <w:p>
       <w:pPr>
         <w:spacing w:before="3"/>
-        <w:ind w:left="144" w:right="4482"/>
-        <w:rPr>
-          <w:b/>
-          <w:sz w:val="20"/>
-        </w:rPr>
-      </w:pPr>
-      <w:r>
-        <w:rPr>
-          <w:b/>
-          <w:sz w:val="20"/>
-        </w:rPr>
-        <w:t>{{CONSELHO_RT}}</w:t>
-      </w:r>
-      <w:r>
-        <w:rPr>
-          <w:b/>
-          <w:sz w:val="20"/>
-        </w:rPr>
-      </w:r>
-      <w:r>
-        <w:rPr>
-          <w:b/>
-          <w:sz w:val="20"/>
-        </w:rPr>
-      </w:r>
+        <w:ind w:right="4482"/>
+        <w:rPr>
+          <w:bCs/>
+          <w:sz w:val="24"/>
+          <w:szCs w:val="24"/>
+        </w:rPr>
+      </w:pPr>
     </w:p>
     <w:p>
       <w:pPr>
         <w:spacing w:before="3"/>
-        <w:ind w:left="144" w:right="4482"/>
-        <w:rPr>
-          <w:b/>
-          <w:sz w:val="20"/>
+        <w:ind w:right="4482"/>
+        <w:rPr>
+          <w:bCs/>
+          <w:sz w:val="24"/>
+          <w:szCs w:val="24"/>
         </w:rPr>
       </w:pPr>
     </w:p>
@@ -3143,142 +3905,194 @@
       <w:pPr>
         <w:pStyle w:val="Corpodetexto"/>
         <w:spacing w:before="1"/>
-        <w:rPr>
-          <w:sz w:val="20"/>
-        </w:rPr>
       </w:pPr>
     </w:p>
     <w:p>
       <w:pPr>
-        <w:pStyle w:val="Corpodetexto"/>
-        <w:spacing w:before="1"/>
-        <w:rPr>
-          <w:sz w:val="20"/>
-        </w:rPr>
-      </w:pPr>
+        <w:ind w:left="144"/>
+        <w:rPr>
+          <w:bCs/>
+          <w:sz w:val="24"/>
+          <w:szCs w:val="24"/>
+        </w:rPr>
+      </w:pPr>
+      <w:r>
+        <w:rPr>
+          <w:b/>
+          <w:spacing w:val="-2"/>
+          <w:sz w:val="24"/>
+          <w:szCs w:val="24"/>
+        </w:rPr>
+        <w:t>DATA:</w:t>
+      </w:r>
+      <w:r>
+        <w:rPr>
+          <w:b/>
+          <w:spacing w:val="-2"/>
+          <w:sz w:val="24"/>
+          <w:szCs w:val="24"/>
+        </w:rPr>
+        <w:t xml:space="preserve"> </w:t>
+      </w:r>
+      <w:r>
+        <w:rPr>
+          <w:bCs/>
+          <w:spacing w:val="-2"/>
+          <w:sz w:val="24"/>
+          <w:szCs w:val="24"/>
+        </w:rPr>
+        <w:t>{{DATA_FIM}}</w:t>
+      </w:r>
     </w:p>
     <w:p>
       <w:pPr>
-        <w:ind w:left="144"/>
-        <w:rPr>
-          <w:b/>
-          <w:sz w:val="20"/>
-        </w:rPr>
-      </w:pPr>
-      <w:r>
-        <w:rPr>
-          <w:b/>
-          <w:spacing w:val="-2"/>
-          <w:sz w:val="20"/>
-        </w:rPr>
-        <w:t>DATA: {{DATA_FIM_EXTENSO}}</w:t>
-      </w:r>
+        <w:pStyle w:val="Corpodetexto"/>
+      </w:pPr>
     </w:p>
     <w:p>
       <w:pPr>
         <w:pStyle w:val="Corpodetexto"/>
-        <w:rPr>
-          <w:sz w:val="20"/>
-        </w:rPr>
       </w:pPr>
     </w:p>
     <w:p>
       <w:pPr>
         <w:pStyle w:val="Corpodetexto"/>
-        <w:rPr>
-          <w:sz w:val="20"/>
-        </w:rPr>
       </w:pPr>
     </w:p>
     <w:p>
       <w:pPr>
         <w:pStyle w:val="Corpodetexto"/>
-        <w:spacing w:before="3"/>
-        <w:rPr>
-          <w:sz w:val="22"/>
-        </w:rPr>
       </w:pPr>
     </w:p>
     <w:p>
       <w:pPr>
-        <w:ind w:left="144"/>
-        <w:jc w:val="both"/>
-        <w:rPr>
-          <w:b/>
-          <w:bCs/>
+        <w:pStyle w:val="Corpodetexto"/>
+        <w:spacing w:before="13"/>
+        <w:rPr>
+          <w:b w:val="0"/>
+          <w:bCs w:val="0"/>
         </w:rPr>
       </w:pPr>
       <w:r>
         <w:rPr>
           <w:noProof/>
-          <w:sz w:val="18"/>
-          <w:szCs w:val="20"/>
-        </w:rPr>
-        <w:t>{{NOME_ALUNO}}</w:t>
-      </w:r>
-      <w:r>
-        <w:rPr>
-          <w:b/>
-          <w:bCs/>
-          <w:sz w:val="20"/>
-          <w:szCs w:val="20"/>
-        </w:rPr>
+        </w:rPr>
+        <mc:AlternateContent>
+          <mc:Choice Requires="wps">
+            <w:drawing>
+              <wp:anchor distT="0" distB="0" distL="0" distR="0" simplePos="0" relativeHeight="251659264" behindDoc="1" locked="0" layoutInCell="1" allowOverlap="1" wp14:anchorId="5944534B" wp14:editId="5944534C">
+                <wp:simplePos x="0" y="0"/>
+                <wp:positionH relativeFrom="page">
+                  <wp:posOffset>541019</wp:posOffset>
+                </wp:positionH>
+                <wp:positionV relativeFrom="paragraph">
+                  <wp:posOffset>169709</wp:posOffset>
+                </wp:positionV>
+                <wp:extent cx="3107055" cy="1270"/>
+                <wp:effectExtent l="0" t="0" r="0" b="0"/>
+                <wp:wrapTopAndBottom/>
+                <wp:docPr id="6" name="Graphic 6"/>
+                <wp:cNvGraphicFramePr>
+                  <a:graphicFrameLocks xmlns:a="http://schemas.openxmlformats.org/drawingml/2006/main"/>
+                </wp:cNvGraphicFramePr>
+                <a:graphic xmlns:a="http://schemas.openxmlformats.org/drawingml/2006/main">
+                  <a:graphicData uri="http://schemas.microsoft.com/office/word/2010/wordprocessingShape">
+                    <wps:wsp>
+                      <wps:cNvSpPr>
+                        <a:spLocks/>
+                      </wps:cNvSpPr>
+                      <wps:spPr>
+                        <a:xfrm>
+                          <a:off x="0" y="0"/>
+                          <a:ext cx="3107055" cy="1270"/>
+                        </a:xfrm>
+                        <a:custGeom>
+                          <a:avLst/>
+                          <a:gdLst/>
+                          <a:ahLst/>
+                          <a:cxnLst/>
+                          <a:rect l="l" t="t" r="r" b="b"/>
+                          <a:pathLst>
+                            <a:path w="3107055">
+                              <a:moveTo>
+                                <a:pt x="0" y="0"/>
+                              </a:moveTo>
+                              <a:lnTo>
+                                <a:pt x="3107009" y="0"/>
+                              </a:lnTo>
+                            </a:path>
+                          </a:pathLst>
+                        </a:custGeom>
+                        <a:ln w="8833">
+                          <a:solidFill>
+                            <a:srgbClr val="000000"/>
+                          </a:solidFill>
+                          <a:prstDash val="solid"/>
+                        </a:ln>
+                      </wps:spPr>
+                      <wps:bodyPr wrap="square" lIns="0" tIns="0" rIns="0" bIns="0" rtlCol="0">
+                        <a:prstTxWarp prst="textNoShape">
+                          <a:avLst/>
+                        </a:prstTxWarp>
+                        <a:noAutofit/>
+                      </wps:bodyPr>
+                    </wps:wsp>
+                  </a:graphicData>
+                </a:graphic>
+              </wp:anchor>
+            </w:drawing>
+          </mc:Choice>
+          <mc:Fallback>
+            <w:pict>
+              <v:shape w14:anchorId="18F0548C" id="Graphic 6" o:spid="_x0000_s1026" style="position:absolute;margin-left:42.6pt;margin-top:13.35pt;width:244.65pt;height:.1pt;z-index:-251657216;visibility:visible;mso-wrap-style:square;mso-wrap-distance-left:0;mso-wrap-distance-top:0;mso-wrap-distance-right:0;mso-wrap-distance-bottom:0;mso-position-horizontal:absolute;mso-position-horizontal-relative:page;mso-position-vertical:absolute;mso-position-vertical-relative:text;v-text-anchor:top" coordsize="3107055,1270" o:gfxdata="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" path="m,l3107009,e" filled="f" strokeweight=".24536mm">
+                <v:path arrowok="t"/>
+                <w10:wrap type="topAndBottom" anchorx="page"/>
+              </v:shape>
+            </w:pict>
+          </mc:Fallback>
+        </mc:AlternateContent>
       </w:r>
     </w:p>
     <w:p>
       <w:pPr>
-        <w:ind w:left="144"/>
-        <w:jc w:val="both"/>
-        <w:rPr>
-          <w:b/>
-          <w:bCs/>
-          <w:sz w:val="20"/>
-          <w:szCs w:val="20"/>
-        </w:rPr>
-      </w:pPr>
-      <w:r>
-        <w:rPr>
-          <w:b/>
-          <w:bCs/>
-          <w:sz w:val="20"/>
-          <w:szCs w:val="20"/>
-        </w:rPr>
-        <w:t>{{RA_ALUNO}}</w:t>
-      </w:r>
-      <w:r>
-        <w:rPr>
-          <w:b/>
-          <w:bCs/>
-          <w:sz w:val="20"/>
-          <w:szCs w:val="20"/>
-        </w:rPr>
-      </w:r>
-      <w:r>
-        <w:rPr>
-          <w:b/>
-          <w:bCs/>
-          <w:sz w:val="20"/>
-          <w:szCs w:val="20"/>
-        </w:rPr>
+        <w:pStyle w:val="Corpodetexto"/>
+        <w:spacing w:before="13"/>
+        <w:rPr>
+          <w:b w:val="0"/>
+          <w:bCs w:val="0"/>
+        </w:rPr>
+      </w:pPr>
+      <w:r>
+        <w:rPr>
+          <w:b w:val="0"/>
+          <w:bCs w:val="0"/>
+        </w:rPr>
+        <w:t>{{NOME_ALUNO}}</w:t>
       </w:r>
     </w:p>
     <w:p>
       <w:pPr>
         <w:pStyle w:val="Corpodetexto"/>
-        <w:rPr>
-          <w:rFonts w:ascii="Arial MT"/>
+        <w:spacing w:before="13"/>
+        <w:rPr>
           <w:b w:val="0"/>
-          <w:sz w:val="22"/>
-        </w:rPr>
-      </w:pPr>
+          <w:bCs w:val="0"/>
+        </w:rPr>
+      </w:pPr>
+      <w:r>
+        <w:rPr>
+          <w:b w:val="0"/>
+          <w:bCs w:val="0"/>
+        </w:rPr>
+        <w:t>{{RA_ALUNO}}</w:t>
+      </w:r>
     </w:p>
     <w:p>
       <w:pPr>
         <w:pStyle w:val="Corpodetexto"/>
-        <w:rPr>
-          <w:rFonts w:ascii="Arial MT"/>
+        <w:spacing w:before="123"/>
+        <w:rPr>
           <w:b w:val="0"/>
-          <w:sz w:val="22"/>
         </w:rPr>
       </w:pPr>
     </w:p>
@@ -3287,24 +4101,53 @@
         <w:pStyle w:val="Corpodetexto"/>
         <w:spacing w:before="123"/>
         <w:rPr>
-          <w:rFonts w:ascii="Arial MT"/>
           <w:b w:val="0"/>
-          <w:sz w:val="22"/>
         </w:rPr>
       </w:pPr>
     </w:p>
     <w:p>
       <w:pPr>
+        <w:pStyle w:val="Corpodetexto"/>
+        <w:spacing w:before="123"/>
+        <w:rPr>
+          <w:b w:val="0"/>
+        </w:rPr>
+      </w:pPr>
+    </w:p>
+    <w:p>
+      <w:pPr>
+        <w:pStyle w:val="Corpodetexto"/>
+        <w:spacing w:before="123"/>
+        <w:rPr>
+          <w:b w:val="0"/>
+        </w:rPr>
+      </w:pPr>
+    </w:p>
+    <w:p>
+      <w:pPr>
+        <w:pStyle w:val="Corpodetexto"/>
+        <w:spacing w:before="123"/>
+        <w:rPr>
+          <w:b w:val="0"/>
+        </w:rPr>
+      </w:pPr>
+    </w:p>
+    <w:p>
+      <w:pPr>
         <w:ind w:left="1"/>
         <w:jc w:val="center"/>
         <w:rPr>
           <w:b/>
+          <w:sz w:val="24"/>
+          <w:szCs w:val="24"/>
         </w:rPr>
       </w:pPr>
       <w:r>
         <w:rPr>
           <w:b/>
           <w:spacing w:val="-2"/>
+          <w:sz w:val="24"/>
+          <w:szCs w:val="24"/>
         </w:rPr>
         <w:t>IMPORTANTE</w:t>
       </w:r>
@@ -3321,13 +4164,26 @@
         </w:tabs>
         <w:spacing w:before="129" w:line="276" w:lineRule="auto"/>
         <w:ind w:right="136" w:firstLine="0"/>
-      </w:pPr>
-      <w:r>
+        <w:rPr>
+          <w:rFonts w:ascii="Arial" w:hAnsi="Arial" w:cs="Arial"/>
+          <w:sz w:val="24"/>
+          <w:szCs w:val="24"/>
+        </w:rPr>
+      </w:pPr>
+      <w:r>
+        <w:rPr>
+          <w:rFonts w:ascii="Arial" w:hAnsi="Arial" w:cs="Arial"/>
+          <w:sz w:val="24"/>
+          <w:szCs w:val="24"/>
+        </w:rPr>
         <w:t xml:space="preserve">São permitidas, por semana, no máximo 30 horas (6 horas/dia) e no mínimo 10 horas de estágio (2 </w:t>
       </w:r>
       <w:r>
         <w:rPr>
-          <w:spacing w:val="-2"/>
+          <w:rFonts w:ascii="Arial" w:hAnsi="Arial" w:cs="Arial"/>
+          <w:spacing w:val="-2"/>
+          <w:sz w:val="24"/>
+          <w:szCs w:val="24"/>
         </w:rPr>
         <w:t>horas/dia).</w:t>
       </w:r>
@@ -3344,143 +4200,273 @@
         </w:tabs>
         <w:spacing w:before="1" w:line="276" w:lineRule="auto"/>
         <w:ind w:right="137" w:firstLine="0"/>
-      </w:pPr>
-      <w:r>
+        <w:rPr>
+          <w:rFonts w:ascii="Arial" w:hAnsi="Arial" w:cs="Arial"/>
+          <w:sz w:val="24"/>
+          <w:szCs w:val="24"/>
+        </w:rPr>
+      </w:pPr>
+      <w:r>
+        <w:rPr>
+          <w:rFonts w:ascii="Arial" w:hAnsi="Arial" w:cs="Arial"/>
+          <w:sz w:val="24"/>
+          <w:szCs w:val="24"/>
+        </w:rPr>
         <w:t>O correto preenchimento deste documento é de total responsabilidade do aluno estagiário, assumindo o</w:t>
       </w:r>
       <w:r>
         <w:rPr>
-          <w:spacing w:val="-2"/>
-        </w:rPr>
-        <w:t xml:space="preserve"> </w:t>
-      </w:r>
-      <w:r>
+          <w:rFonts w:ascii="Arial" w:hAnsi="Arial" w:cs="Arial"/>
+          <w:spacing w:val="-2"/>
+          <w:sz w:val="24"/>
+          <w:szCs w:val="24"/>
+        </w:rPr>
+        <w:t xml:space="preserve"> </w:t>
+      </w:r>
+      <w:r>
+        <w:rPr>
+          <w:rFonts w:ascii="Arial" w:hAnsi="Arial" w:cs="Arial"/>
+          <w:sz w:val="24"/>
+          <w:szCs w:val="24"/>
+        </w:rPr>
         <w:t>mesmo</w:t>
       </w:r>
       <w:r>
         <w:rPr>
-          <w:spacing w:val="-2"/>
-        </w:rPr>
-        <w:t xml:space="preserve"> </w:t>
-      </w:r>
-      <w:r>
+          <w:rFonts w:ascii="Arial" w:hAnsi="Arial" w:cs="Arial"/>
+          <w:spacing w:val="-2"/>
+          <w:sz w:val="24"/>
+          <w:szCs w:val="24"/>
+        </w:rPr>
+        <w:t xml:space="preserve"> </w:t>
+      </w:r>
+      <w:r>
+        <w:rPr>
+          <w:rFonts w:ascii="Arial" w:hAnsi="Arial" w:cs="Arial"/>
+          <w:sz w:val="24"/>
+          <w:szCs w:val="24"/>
+        </w:rPr>
         <w:t>o</w:t>
       </w:r>
       <w:r>
         <w:rPr>
+          <w:rFonts w:ascii="Arial" w:hAnsi="Arial" w:cs="Arial"/>
           <w:spacing w:val="-4"/>
-        </w:rPr>
-        <w:t xml:space="preserve"> </w:t>
-      </w:r>
-      <w:r>
+          <w:sz w:val="24"/>
+          <w:szCs w:val="24"/>
+        </w:rPr>
+        <w:t xml:space="preserve"> </w:t>
+      </w:r>
+      <w:r>
+        <w:rPr>
+          <w:rFonts w:ascii="Arial" w:hAnsi="Arial" w:cs="Arial"/>
+          <w:sz w:val="24"/>
+          <w:szCs w:val="24"/>
+        </w:rPr>
         <w:t>risco</w:t>
       </w:r>
       <w:r>
         <w:rPr>
-          <w:spacing w:val="-2"/>
-        </w:rPr>
-        <w:t xml:space="preserve"> </w:t>
-      </w:r>
-      <w:r>
+          <w:rFonts w:ascii="Arial" w:hAnsi="Arial" w:cs="Arial"/>
+          <w:spacing w:val="-2"/>
+          <w:sz w:val="24"/>
+          <w:szCs w:val="24"/>
+        </w:rPr>
+        <w:t xml:space="preserve"> </w:t>
+      </w:r>
+      <w:r>
+        <w:rPr>
+          <w:rFonts w:ascii="Arial" w:hAnsi="Arial" w:cs="Arial"/>
+          <w:sz w:val="24"/>
+          <w:szCs w:val="24"/>
+        </w:rPr>
         <w:t>de</w:t>
       </w:r>
       <w:r>
         <w:rPr>
+          <w:rFonts w:ascii="Arial" w:hAnsi="Arial" w:cs="Arial"/>
           <w:spacing w:val="-4"/>
-        </w:rPr>
-        <w:t xml:space="preserve"> </w:t>
-      </w:r>
-      <w:r>
+          <w:sz w:val="24"/>
+          <w:szCs w:val="24"/>
+        </w:rPr>
+        <w:t xml:space="preserve"> </w:t>
+      </w:r>
+      <w:r>
+        <w:rPr>
+          <w:rFonts w:ascii="Arial" w:hAnsi="Arial" w:cs="Arial"/>
+          <w:sz w:val="24"/>
+          <w:szCs w:val="24"/>
+        </w:rPr>
         <w:t>cancelamento</w:t>
       </w:r>
       <w:r>
         <w:rPr>
-          <w:spacing w:val="-2"/>
-        </w:rPr>
-        <w:t xml:space="preserve"> </w:t>
-      </w:r>
-      <w:r>
+          <w:rFonts w:ascii="Arial" w:hAnsi="Arial" w:cs="Arial"/>
+          <w:spacing w:val="-2"/>
+          <w:sz w:val="24"/>
+          <w:szCs w:val="24"/>
+        </w:rPr>
+        <w:t xml:space="preserve"> </w:t>
+      </w:r>
+      <w:r>
+        <w:rPr>
+          <w:rFonts w:ascii="Arial" w:hAnsi="Arial" w:cs="Arial"/>
+          <w:sz w:val="24"/>
+          <w:szCs w:val="24"/>
+        </w:rPr>
         <w:t>e/ou</w:t>
       </w:r>
       <w:r>
         <w:rPr>
-          <w:spacing w:val="-2"/>
-        </w:rPr>
-        <w:t xml:space="preserve"> </w:t>
-      </w:r>
-      <w:r>
+          <w:rFonts w:ascii="Arial" w:hAnsi="Arial" w:cs="Arial"/>
+          <w:spacing w:val="-2"/>
+          <w:sz w:val="24"/>
+          <w:szCs w:val="24"/>
+        </w:rPr>
+        <w:t xml:space="preserve"> </w:t>
+      </w:r>
+      <w:r>
+        <w:rPr>
+          <w:rFonts w:ascii="Arial" w:hAnsi="Arial" w:cs="Arial"/>
+          <w:sz w:val="24"/>
+          <w:szCs w:val="24"/>
+        </w:rPr>
         <w:t>necessidade</w:t>
       </w:r>
       <w:r>
         <w:rPr>
-          <w:spacing w:val="-2"/>
-        </w:rPr>
-        <w:t xml:space="preserve"> </w:t>
-      </w:r>
-      <w:r>
+          <w:rFonts w:ascii="Arial" w:hAnsi="Arial" w:cs="Arial"/>
+          <w:spacing w:val="-2"/>
+          <w:sz w:val="24"/>
+          <w:szCs w:val="24"/>
+        </w:rPr>
+        <w:t xml:space="preserve"> </w:t>
+      </w:r>
+      <w:r>
+        <w:rPr>
+          <w:rFonts w:ascii="Arial" w:hAnsi="Arial" w:cs="Arial"/>
+          <w:sz w:val="24"/>
+          <w:szCs w:val="24"/>
+        </w:rPr>
         <w:t>de</w:t>
       </w:r>
       <w:r>
         <w:rPr>
-          <w:spacing w:val="-2"/>
-        </w:rPr>
-        <w:t xml:space="preserve"> </w:t>
-      </w:r>
-      <w:r>
+          <w:rFonts w:ascii="Arial" w:hAnsi="Arial" w:cs="Arial"/>
+          <w:spacing w:val="-2"/>
+          <w:sz w:val="24"/>
+          <w:szCs w:val="24"/>
+        </w:rPr>
+        <w:t xml:space="preserve"> </w:t>
+      </w:r>
+      <w:r>
+        <w:rPr>
+          <w:rFonts w:ascii="Arial" w:hAnsi="Arial" w:cs="Arial"/>
+          <w:sz w:val="24"/>
+          <w:szCs w:val="24"/>
+        </w:rPr>
         <w:t>reinício</w:t>
       </w:r>
       <w:r>
         <w:rPr>
-          <w:spacing w:val="-2"/>
-        </w:rPr>
-        <w:t xml:space="preserve"> </w:t>
-      </w:r>
-      <w:r>
+          <w:rFonts w:ascii="Arial" w:hAnsi="Arial" w:cs="Arial"/>
+          <w:spacing w:val="-2"/>
+          <w:sz w:val="24"/>
+          <w:szCs w:val="24"/>
+        </w:rPr>
+        <w:t xml:space="preserve"> </w:t>
+      </w:r>
+      <w:r>
+        <w:rPr>
+          <w:rFonts w:ascii="Arial" w:hAnsi="Arial" w:cs="Arial"/>
+          <w:sz w:val="24"/>
+          <w:szCs w:val="24"/>
+        </w:rPr>
         <w:t>do</w:t>
       </w:r>
       <w:r>
         <w:rPr>
-          <w:spacing w:val="-2"/>
-        </w:rPr>
-        <w:t xml:space="preserve"> </w:t>
-      </w:r>
-      <w:r>
+          <w:rFonts w:ascii="Arial" w:hAnsi="Arial" w:cs="Arial"/>
+          <w:spacing w:val="-2"/>
+          <w:sz w:val="24"/>
+          <w:szCs w:val="24"/>
+        </w:rPr>
+        <w:t xml:space="preserve"> </w:t>
+      </w:r>
+      <w:r>
+        <w:rPr>
+          <w:rFonts w:ascii="Arial" w:hAnsi="Arial" w:cs="Arial"/>
+          <w:sz w:val="24"/>
+          <w:szCs w:val="24"/>
+        </w:rPr>
         <w:t>estágio</w:t>
       </w:r>
       <w:r>
         <w:rPr>
-          <w:spacing w:val="-2"/>
-        </w:rPr>
-        <w:t xml:space="preserve"> </w:t>
-      </w:r>
-      <w:r>
+          <w:rFonts w:ascii="Arial" w:hAnsi="Arial" w:cs="Arial"/>
+          <w:spacing w:val="-2"/>
+          <w:sz w:val="24"/>
+          <w:szCs w:val="24"/>
+        </w:rPr>
+        <w:t xml:space="preserve"> </w:t>
+      </w:r>
+      <w:r>
+        <w:rPr>
+          <w:rFonts w:ascii="Arial" w:hAnsi="Arial" w:cs="Arial"/>
+          <w:sz w:val="24"/>
+          <w:szCs w:val="24"/>
+        </w:rPr>
         <w:t>caso</w:t>
       </w:r>
       <w:r>
         <w:rPr>
-          <w:spacing w:val="-2"/>
-        </w:rPr>
-        <w:t xml:space="preserve"> </w:t>
-      </w:r>
-      <w:r>
+          <w:rFonts w:ascii="Arial" w:hAnsi="Arial" w:cs="Arial"/>
+          <w:spacing w:val="-2"/>
+          <w:sz w:val="24"/>
+          <w:szCs w:val="24"/>
+        </w:rPr>
+        <w:t xml:space="preserve"> </w:t>
+      </w:r>
+      <w:r>
+        <w:rPr>
+          <w:rFonts w:ascii="Arial" w:hAnsi="Arial" w:cs="Arial"/>
+          <w:sz w:val="24"/>
+          <w:szCs w:val="24"/>
+        </w:rPr>
         <w:t>seja</w:t>
       </w:r>
       <w:r>
         <w:rPr>
-          <w:spacing w:val="-2"/>
-        </w:rPr>
-        <w:t xml:space="preserve"> </w:t>
-      </w:r>
-      <w:r>
+          <w:rFonts w:ascii="Arial" w:hAnsi="Arial" w:cs="Arial"/>
+          <w:spacing w:val="-2"/>
+          <w:sz w:val="24"/>
+          <w:szCs w:val="24"/>
+        </w:rPr>
+        <w:t xml:space="preserve"> </w:t>
+      </w:r>
+      <w:r>
+        <w:rPr>
+          <w:rFonts w:ascii="Arial" w:hAnsi="Arial" w:cs="Arial"/>
+          <w:sz w:val="24"/>
+          <w:szCs w:val="24"/>
+        </w:rPr>
         <w:t>constatada</w:t>
       </w:r>
       <w:r>
         <w:rPr>
-          <w:spacing w:val="-2"/>
-        </w:rPr>
-        <w:t xml:space="preserve"> </w:t>
-      </w:r>
-      <w:r>
+          <w:rFonts w:ascii="Arial" w:hAnsi="Arial" w:cs="Arial"/>
+          <w:spacing w:val="-2"/>
+          <w:sz w:val="24"/>
+          <w:szCs w:val="24"/>
+        </w:rPr>
+        <w:t xml:space="preserve"> </w:t>
+      </w:r>
+      <w:r>
+        <w:rPr>
+          <w:rFonts w:ascii="Arial" w:hAnsi="Arial" w:cs="Arial"/>
+          <w:sz w:val="24"/>
+          <w:szCs w:val="24"/>
+        </w:rPr>
         <w:t>alguma divergência das informações aqui prestadas, com a realidade.</w:t>
       </w:r>
     </w:p>
@@ -3496,8 +4482,18 @@
         </w:tabs>
         <w:spacing w:line="276" w:lineRule="auto"/>
         <w:ind w:right="137" w:firstLine="0"/>
-      </w:pPr>
-      <w:r>
+        <w:rPr>
+          <w:rFonts w:ascii="Arial" w:hAnsi="Arial" w:cs="Arial"/>
+          <w:sz w:val="24"/>
+          <w:szCs w:val="24"/>
+        </w:rPr>
+      </w:pPr>
+      <w:r>
+        <w:rPr>
+          <w:rFonts w:ascii="Arial" w:hAnsi="Arial" w:cs="Arial"/>
+          <w:sz w:val="24"/>
+          <w:szCs w:val="24"/>
+        </w:rPr>
         <w:t>Tratando-se de estágio curricular o mesmo tem caráter obrigatório e, portanto, o estagiário deverá ter sua frequência controlada pelo estabelecimento cedente do estágio.</w:t>
       </w:r>
     </w:p>
@@ -3513,8 +4509,18 @@
         </w:tabs>
         <w:spacing w:line="276" w:lineRule="auto"/>
         <w:ind w:right="142" w:firstLine="0"/>
-      </w:pPr>
-      <w:r>
+        <w:rPr>
+          <w:rFonts w:ascii="Arial" w:hAnsi="Arial" w:cs="Arial"/>
+          <w:sz w:val="24"/>
+          <w:szCs w:val="24"/>
+        </w:rPr>
+      </w:pPr>
+      <w:r>
+        <w:rPr>
+          <w:rFonts w:ascii="Arial" w:hAnsi="Arial" w:cs="Arial"/>
+          <w:sz w:val="24"/>
+          <w:szCs w:val="24"/>
+        </w:rPr>
         <w:t>O cumprimento de horas excedentes ao determinado por módulo, não implicará em validação de estágios adicionais ou anteriores.</w:t>
       </w:r>
     </w:p>
@@ -3528,7 +4534,7 @@
 </file>
 
 <file path=word/endnotes.xml><?xml version="1.0" encoding="utf-8"?>
-<w:endnotes xmlns:wpc="http://schemas.microsoft.com/office/word/2010/wordprocessingCanvas" xmlns:cx="http://schemas.microsoft.com/office/drawing/2014/chartex" xmlns:cx1="http://schemas.microsoft.com/office/drawing/2015/9/8/chartex" xmlns:cx2="http://schemas.microsoft.com/office/drawing/2015/10/21/chartex" xmlns:cx3="http://schemas.microsoft.com/office/drawing/2016/5/9/chartex" xmlns:cx4="http://schemas.microsoft.com/office/drawing/2016/5/10/chartex" xmlns:cx5="http://schemas.microsoft.com/office/drawing/2016/5/11/chartex" xmlns:cx6="http://schemas.microsoft.com/office/drawing/2016/5/12/chartex" xmlns:cx7="http://schemas.microsoft.com/office/drawing/2016/5/13/chartex" xmlns:cx8="http://schemas.microsoft.com/office/drawing/2016/5/14/chartex" xmlns:mc="http://schemas.openxmlformats.org/markup-compatibility/2006" xmlns:aink="http://schemas.microsoft.com/office/drawing/2016/ink" xmlns:am3d="http://schemas.microsoft.com/office/drawing/2017/model3d" xmlns:o="urn:schemas-microsoft-com:office:office" xmlns:r="http://schemas.openxmlformats.org/officeDocument/2006/relationships" xmlns:m="http://schemas.openxmlformats.org/officeDocument/2006/math" xmlns:v="urn:schemas-microsoft-com:vml" xmlns:wp14="http://schemas.microsoft.com/office/word/2010/wordprocessingDrawing" xmlns:wp="http://schemas.openxmlformats.org/drawingml/2006/wordprocessingDrawing" xmlns:w10="urn:schemas-microsoft-com:office:word" xmlns:w="http://schemas.openxmlformats.org/wordprocessingml/2006/main" xmlns:w14="http://schemas.microsoft.com/office/word/2010/wordml" xmlns:w15="http://schemas.microsoft.com/office/word/2012/wordml" xmlns:w16cex="http://schemas.microsoft.com/office/word/2018/wordml/cex" xmlns:w16cid="http://schemas.microsoft.com/office/word/2016/wordml/cid" xmlns:w16="http://schemas.microsoft.com/office/word/2018/wordml" xmlns:w16sdtdh="http://schemas.microsoft.com/office/word/2020/wordml/sdtdatahash" xmlns:w16se="http://schemas.microsoft.com/office/word/2015/wordml/symex" xmlns:wpg="http://schemas.microsoft.com/office/word/2010/wordprocessingGroup" xmlns:wpi="http://schemas.microsoft.com/office/word/2010/wordprocessingInk" xmlns:wne="http://schemas.microsoft.com/office/word/2006/wordml" xmlns:wps="http://schemas.microsoft.com/office/word/2010/wordprocessingShape" mc:Ignorable="w14 w15 w16se w16cid w16 w16cex w16sdtdh wp14">
+<w:endnotes xmlns:wpc="http://schemas.microsoft.com/office/word/2010/wordprocessingCanvas" xmlns:cx="http://schemas.microsoft.com/office/drawing/2014/chartex" xmlns:cx1="http://schemas.microsoft.com/office/drawing/2015/9/8/chartex" xmlns:cx2="http://schemas.microsoft.com/office/drawing/2015/10/21/chartex" xmlns:cx3="http://schemas.microsoft.com/office/drawing/2016/5/9/chartex" xmlns:cx4="http://schemas.microsoft.com/office/drawing/2016/5/10/chartex" xmlns:cx5="http://schemas.microsoft.com/office/drawing/2016/5/11/chartex" xmlns:cx6="http://schemas.microsoft.com/office/drawing/2016/5/12/chartex" xmlns:cx7="http://schemas.microsoft.com/office/drawing/2016/5/13/chartex" xmlns:cx8="http://schemas.microsoft.com/office/drawing/2016/5/14/chartex" xmlns:mc="http://schemas.openxmlformats.org/markup-compatibility/2006" xmlns:aink="http://schemas.microsoft.com/office/drawing/2016/ink" xmlns:am3d="http://schemas.microsoft.com/office/drawing/2017/model3d" xmlns:o="urn:schemas-microsoft-com:office:office" xmlns:oel="http://schemas.microsoft.com/office/2019/extlst" xmlns:r="http://schemas.openxmlformats.org/officeDocument/2006/relationships" xmlns:m="http://schemas.openxmlformats.org/officeDocument/2006/math" xmlns:v="urn:schemas-microsoft-com:vml" xmlns:wp14="http://schemas.microsoft.com/office/word/2010/wordprocessingDrawing" xmlns:wp="http://schemas.openxmlformats.org/drawingml/2006/wordprocessingDrawing" xmlns:w10="urn:schemas-microsoft-com:office:word" xmlns:w="http://schemas.openxmlformats.org/wordprocessingml/2006/main" xmlns:w14="http://schemas.microsoft.com/office/word/2010/wordml" xmlns:w15="http://schemas.microsoft.com/office/word/2012/wordml" xmlns:w16cex="http://schemas.microsoft.com/office/word/2018/wordml/cex" xmlns:w16cid="http://schemas.microsoft.com/office/word/2016/wordml/cid" xmlns:w16="http://schemas.microsoft.com/office/word/2018/wordml" xmlns:w16du="http://schemas.microsoft.com/office/word/2023/wordml/word16du" xmlns:w16sdtdh="http://schemas.microsoft.com/office/word/2020/wordml/sdtdatahash" xmlns:w16sdtfl="http://schemas.microsoft.com/office/word/2024/wordml/sdtformatlock" xmlns:w16se="http://schemas.microsoft.com/office/word/2015/wordml/symex" xmlns:wpg="http://schemas.microsoft.com/office/word/2010/wordprocessingGroup" xmlns:wpi="http://schemas.microsoft.com/office/word/2010/wordprocessingInk" xmlns:wne="http://schemas.microsoft.com/office/word/2006/wordml" xmlns:wps="http://schemas.microsoft.com/office/word/2010/wordprocessingShape" mc:Ignorable="w14 w15 w16se w16cid w16 w16cex w16sdtdh w16sdtfl w16du wp14">
   <w:endnote w:type="separator" w:id="-1">
     <w:p>
       <w:r>
@@ -3547,7 +4553,7 @@
 </file>
 
 <file path=word/footer1.xml><?xml version="1.0" encoding="utf-8"?>
-<w:ftr xmlns:wpc="http://schemas.microsoft.com/office/word/2010/wordprocessingCanvas" xmlns:cx="http://schemas.microsoft.com/office/drawing/2014/chartex" xmlns:cx1="http://schemas.microsoft.com/office/drawing/2015/9/8/chartex" xmlns:cx2="http://schemas.microsoft.com/office/drawing/2015/10/21/chartex" xmlns:cx3="http://schemas.microsoft.com/office/drawing/2016/5/9/chartex" xmlns:cx4="http://schemas.microsoft.com/office/drawing/2016/5/10/chartex" xmlns:cx5="http://schemas.microsoft.com/office/drawing/2016/5/11/chartex" xmlns:cx6="http://schemas.microsoft.com/office/drawing/2016/5/12/chartex" xmlns:cx7="http://schemas.microsoft.com/office/drawing/2016/5/13/chartex" xmlns:cx8="http://schemas.microsoft.com/office/drawing/2016/5/14/chartex" xmlns:mc="http://schemas.openxmlformats.org/markup-compatibility/2006" xmlns:aink="http://schemas.microsoft.com/office/drawing/2016/ink" xmlns:am3d="http://schemas.microsoft.com/office/drawing/2017/model3d" xmlns:o="urn:schemas-microsoft-com:office:office" xmlns:r="http://schemas.openxmlformats.org/officeDocument/2006/relationships" xmlns:m="http://schemas.openxmlformats.org/officeDocument/2006/math" xmlns:v="urn:schemas-microsoft-com:vml" xmlns:wp14="http://schemas.microsoft.com/office/word/2010/wordprocessingDrawing" xmlns:wp="http://schemas.openxmlformats.org/drawingml/2006/wordprocessingDrawing" xmlns:w10="urn:schemas-microsoft-com:office:word" xmlns:w="http://schemas.openxmlformats.org/wordprocessingml/2006/main" xmlns:w14="http://schemas.microsoft.com/office/word/2010/wordml" xmlns:w15="http://schemas.microsoft.com/office/word/2012/wordml" xmlns:w16cex="http://schemas.microsoft.com/office/word/2018/wordml/cex" xmlns:w16cid="http://schemas.microsoft.com/office/word/2016/wordml/cid" xmlns:w16="http://schemas.microsoft.com/office/word/2018/wordml" xmlns:w16sdtdh="http://schemas.microsoft.com/office/word/2020/wordml/sdtdatahash" xmlns:w16se="http://schemas.microsoft.com/office/word/2015/wordml/symex" xmlns:wpg="http://schemas.microsoft.com/office/word/2010/wordprocessingGroup" xmlns:wpi="http://schemas.microsoft.com/office/word/2010/wordprocessingInk" xmlns:wne="http://schemas.microsoft.com/office/word/2006/wordml" xmlns:wps="http://schemas.microsoft.com/office/word/2010/wordprocessingShape" mc:Ignorable="w14 w15 w16se w16cid w16 w16cex w16sdtdh wp14">
+<w:ftr xmlns:wpc="http://schemas.microsoft.com/office/word/2010/wordprocessingCanvas" xmlns:cx="http://schemas.microsoft.com/office/drawing/2014/chartex" xmlns:cx1="http://schemas.microsoft.com/office/drawing/2015/9/8/chartex" xmlns:cx2="http://schemas.microsoft.com/office/drawing/2015/10/21/chartex" xmlns:cx3="http://schemas.microsoft.com/office/drawing/2016/5/9/chartex" xmlns:cx4="http://schemas.microsoft.com/office/drawing/2016/5/10/chartex" xmlns:cx5="http://schemas.microsoft.com/office/drawing/2016/5/11/chartex" xmlns:cx6="http://schemas.microsoft.com/office/drawing/2016/5/12/chartex" xmlns:cx7="http://schemas.microsoft.com/office/drawing/2016/5/13/chartex" xmlns:cx8="http://schemas.microsoft.com/office/drawing/2016/5/14/chartex" xmlns:mc="http://schemas.openxmlformats.org/markup-compatibility/2006" xmlns:aink="http://schemas.microsoft.com/office/drawing/2016/ink" xmlns:am3d="http://schemas.microsoft.com/office/drawing/2017/model3d" xmlns:o="urn:schemas-microsoft-com:office:office" xmlns:oel="http://schemas.microsoft.com/office/2019/extlst" xmlns:r="http://schemas.openxmlformats.org/officeDocument/2006/relationships" xmlns:m="http://schemas.openxmlformats.org/officeDocument/2006/math" xmlns:v="urn:schemas-microsoft-com:vml" xmlns:wp14="http://schemas.microsoft.com/office/word/2010/wordprocessingDrawing" xmlns:wp="http://schemas.openxmlformats.org/drawingml/2006/wordprocessingDrawing" xmlns:w10="urn:schemas-microsoft-com:office:word" xmlns:w="http://schemas.openxmlformats.org/wordprocessingml/2006/main" xmlns:w14="http://schemas.microsoft.com/office/word/2010/wordml" xmlns:w15="http://schemas.microsoft.com/office/word/2012/wordml" xmlns:w16cex="http://schemas.microsoft.com/office/word/2018/wordml/cex" xmlns:w16cid="http://schemas.microsoft.com/office/word/2016/wordml/cid" xmlns:w16="http://schemas.microsoft.com/office/word/2018/wordml" xmlns:w16du="http://schemas.microsoft.com/office/word/2023/wordml/word16du" xmlns:w16sdtdh="http://schemas.microsoft.com/office/word/2020/wordml/sdtdatahash" xmlns:w16sdtfl="http://schemas.microsoft.com/office/word/2024/wordml/sdtformatlock" xmlns:w16se="http://schemas.microsoft.com/office/word/2015/wordml/symex" xmlns:wpg="http://schemas.microsoft.com/office/word/2010/wordprocessingGroup" xmlns:wpi="http://schemas.microsoft.com/office/word/2010/wordprocessingInk" xmlns:wne="http://schemas.microsoft.com/office/word/2006/wordml" xmlns:wps="http://schemas.microsoft.com/office/word/2010/wordprocessingShape" mc:Ignorable="w14 w15 w16se w16cid w16 w16cex w16sdtdh w16sdtfl w16du wp14">
   <w:p>
     <w:pPr>
       <w:pStyle w:val="Corpodetexto"/>
@@ -3566,7 +4572,7 @@
       <mc:AlternateContent>
         <mc:Choice Requires="wps">
           <w:drawing>
-            <wp:anchor distT="0" distB="0" distL="0" distR="0" simplePos="0" relativeHeight="251660288" behindDoc="1" locked="0" layoutInCell="1" allowOverlap="1" wp14:anchorId="63D4B17D" wp14:editId="71A9FDF8">
+            <wp:anchor distT="0" distB="0" distL="0" distR="0" simplePos="0" relativeHeight="251669504" behindDoc="1" locked="0" layoutInCell="1" allowOverlap="1" wp14:anchorId="59445355" wp14:editId="59445356">
               <wp:simplePos x="0" y="0"/>
               <wp:positionH relativeFrom="page">
                 <wp:posOffset>6611111</wp:posOffset>
@@ -3711,11 +4717,11 @@
         </mc:Choice>
         <mc:Fallback>
           <w:pict>
-            <v:shapetype w14:anchorId="63D4B17D" id="_x0000_t202" coordsize="21600,21600" o:spt="202" path="m,l,21600r21600,l21600,xe">
+            <v:shapetype w14:anchorId="59445355" id="_x0000_t202" coordsize="21600,21600" o:spt="202" path="m,l,21600r21600,l21600,xe">
               <v:stroke joinstyle="miter"/>
               <v:path gradientshapeok="t" o:connecttype="rect"/>
             </v:shapetype>
-            <v:shape id="Textbox 4" o:spid="_x0000_s1028" type="#_x0000_t202" style="position:absolute;margin-left:520.55pt;margin-top:813.2pt;width:33.3pt;height:15.3pt;z-index:-251656192;visibility:visible;mso-wrap-style:square;mso-wrap-distance-left:0;mso-wrap-distance-top:0;mso-wrap-distance-right:0;mso-wrap-distance-bottom:0;mso-position-horizontal:absolute;mso-position-horizontal-relative:page;mso-position-vertical:absolute;mso-position-vertical-relative:page;v-text-anchor:top" o:gfxdata="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" filled="f" stroked="f">
+            <v:shape id="Textbox 4" o:spid="_x0000_s1027" type="#_x0000_t202" style="position:absolute;margin-left:520.55pt;margin-top:813.2pt;width:33.3pt;height:15.3pt;z-index:-251646976;visibility:visible;mso-wrap-style:square;mso-wrap-distance-left:0;mso-wrap-distance-top:0;mso-wrap-distance-right:0;mso-wrap-distance-bottom:0;mso-position-horizontal:absolute;mso-position-horizontal-relative:page;mso-position-vertical:absolute;mso-position-vertical-relative:page;v-text-anchor:top" o:gfxdata="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" filled="f" stroked="f">
               <v:textbox inset="0,0,0,0">
                 <w:txbxContent>
                   <w:p>
@@ -3831,7 +4837,7 @@
 </file>
 
 <file path=word/footnotes.xml><?xml version="1.0" encoding="utf-8"?>
-<w:footnotes xmlns:wpc="http://schemas.microsoft.com/office/word/2010/wordprocessingCanvas" xmlns:cx="http://schemas.microsoft.com/office/drawing/2014/chartex" xmlns:cx1="http://schemas.microsoft.com/office/drawing/2015/9/8/chartex" xmlns:cx2="http://schemas.microsoft.com/office/drawing/2015/10/21/chartex" xmlns:cx3="http://schemas.microsoft.com/office/drawing/2016/5/9/chartex" xmlns:cx4="http://schemas.microsoft.com/office/drawing/2016/5/10/chartex" xmlns:cx5="http://schemas.microsoft.com/office/drawing/2016/5/11/chartex" xmlns:cx6="http://schemas.microsoft.com/office/drawing/2016/5/12/chartex" xmlns:cx7="http://schemas.microsoft.com/office/drawing/2016/5/13/chartex" xmlns:cx8="http://schemas.microsoft.com/office/drawing/2016/5/14/chartex" xmlns:mc="http://schemas.openxmlformats.org/markup-compatibility/2006" xmlns:aink="http://schemas.microsoft.com/office/drawing/2016/ink" xmlns:am3d="http://schemas.microsoft.com/office/drawing/2017/model3d" xmlns:o="urn:schemas-microsoft-com:office:office" xmlns:r="http://schemas.openxmlformats.org/officeDocument/2006/relationships" xmlns:m="http://schemas.openxmlformats.org/officeDocument/2006/math" xmlns:v="urn:schemas-microsoft-com:vml" xmlns:wp14="http://schemas.microsoft.com/office/word/2010/wordprocessingDrawing" xmlns:wp="http://schemas.openxmlformats.org/drawingml/2006/wordprocessingDrawing" xmlns:w10="urn:schemas-microsoft-com:office:word" xmlns:w="http://schemas.openxmlformats.org/wordprocessingml/2006/main" xmlns:w14="http://schemas.microsoft.com/office/word/2010/wordml" xmlns:w15="http://schemas.microsoft.com/office/word/2012/wordml" xmlns:w16cex="http://schemas.microsoft.com/office/word/2018/wordml/cex" xmlns:w16cid="http://schemas.microsoft.com/office/word/2016/wordml/cid" xmlns:w16="http://schemas.microsoft.com/office/word/2018/wordml" xmlns:w16sdtdh="http://schemas.microsoft.com/office/word/2020/wordml/sdtdatahash" xmlns:w16se="http://schemas.microsoft.com/office/word/2015/wordml/symex" xmlns:wpg="http://schemas.microsoft.com/office/word/2010/wordprocessingGroup" xmlns:wpi="http://schemas.microsoft.com/office/word/2010/wordprocessingInk" xmlns:wne="http://schemas.microsoft.com/office/word/2006/wordml" xmlns:wps="http://schemas.microsoft.com/office/word/2010/wordprocessingShape" mc:Ignorable="w14 w15 w16se w16cid w16 w16cex w16sdtdh wp14">
+<w:footnotes xmlns:wpc="http://schemas.microsoft.com/office/word/2010/wordprocessingCanvas" xmlns:cx="http://schemas.microsoft.com/office/drawing/2014/chartex" xmlns:cx1="http://schemas.microsoft.com/office/drawing/2015/9/8/chartex" xmlns:cx2="http://schemas.microsoft.com/office/drawing/2015/10/21/chartex" xmlns:cx3="http://schemas.microsoft.com/office/drawing/2016/5/9/chartex" xmlns:cx4="http://schemas.microsoft.com/office/drawing/2016/5/10/chartex" xmlns:cx5="http://schemas.microsoft.com/office/drawing/2016/5/11/chartex" xmlns:cx6="http://schemas.microsoft.com/office/drawing/2016/5/12/chartex" xmlns:cx7="http://schemas.microsoft.com/office/drawing/2016/5/13/chartex" xmlns:cx8="http://schemas.microsoft.com/office/drawing/2016/5/14/chartex" xmlns:mc="http://schemas.openxmlformats.org/markup-compatibility/2006" xmlns:aink="http://schemas.microsoft.com/office/drawing/2016/ink" xmlns:am3d="http://schemas.microsoft.com/office/drawing/2017/model3d" xmlns:o="urn:schemas-microsoft-com:office:office" xmlns:oel="http://schemas.microsoft.com/office/2019/extlst" xmlns:r="http://schemas.openxmlformats.org/officeDocument/2006/relationships" xmlns:m="http://schemas.openxmlformats.org/officeDocument/2006/math" xmlns:v="urn:schemas-microsoft-com:vml" xmlns:wp14="http://schemas.microsoft.com/office/word/2010/wordprocessingDrawing" xmlns:wp="http://schemas.openxmlformats.org/drawingml/2006/wordprocessingDrawing" xmlns:w10="urn:schemas-microsoft-com:office:word" xmlns:w="http://schemas.openxmlformats.org/wordprocessingml/2006/main" xmlns:w14="http://schemas.microsoft.com/office/word/2010/wordml" xmlns:w15="http://schemas.microsoft.com/office/word/2012/wordml" xmlns:w16cex="http://schemas.microsoft.com/office/word/2018/wordml/cex" xmlns:w16cid="http://schemas.microsoft.com/office/word/2016/wordml/cid" xmlns:w16="http://schemas.microsoft.com/office/word/2018/wordml" xmlns:w16du="http://schemas.microsoft.com/office/word/2023/wordml/word16du" xmlns:w16sdtdh="http://schemas.microsoft.com/office/word/2020/wordml/sdtdatahash" xmlns:w16sdtfl="http://schemas.microsoft.com/office/word/2024/wordml/sdtformatlock" xmlns:w16se="http://schemas.microsoft.com/office/word/2015/wordml/symex" xmlns:wpg="http://schemas.microsoft.com/office/word/2010/wordprocessingGroup" xmlns:wpi="http://schemas.microsoft.com/office/word/2010/wordprocessingInk" xmlns:wne="http://schemas.microsoft.com/office/word/2006/wordml" xmlns:wps="http://schemas.microsoft.com/office/word/2010/wordprocessingShape" mc:Ignorable="w14 w15 w16se w16cid w16 w16cex w16sdtdh w16sdtfl w16du wp14">
   <w:footnote w:type="separator" w:id="-1">
     <w:p>
       <w:r>
@@ -3850,7 +4856,7 @@
 </file>
 
 <file path=word/header1.xml><?xml version="1.0" encoding="utf-8"?>
-<w:hdr xmlns:wpc="http://schemas.microsoft.com/office/word/2010/wordprocessingCanvas" xmlns:cx="http://schemas.microsoft.com/office/drawing/2014/chartex" xmlns:cx1="http://schemas.microsoft.com/office/drawing/2015/9/8/chartex" xmlns:cx2="http://schemas.microsoft.com/office/drawing/2015/10/21/chartex" xmlns:cx3="http://schemas.microsoft.com/office/drawing/2016/5/9/chartex" xmlns:cx4="http://schemas.microsoft.com/office/drawing/2016/5/10/chartex" xmlns:cx5="http://schemas.microsoft.com/office/drawing/2016/5/11/chartex" xmlns:cx6="http://schemas.microsoft.com/office/drawing/2016/5/12/chartex" xmlns:cx7="http://schemas.microsoft.com/office/drawing/2016/5/13/chartex" xmlns:cx8="http://schemas.microsoft.com/office/drawing/2016/5/14/chartex" xmlns:mc="http://schemas.openxmlformats.org/markup-compatibility/2006" xmlns:aink="http://schemas.microsoft.com/office/drawing/2016/ink" xmlns:am3d="http://schemas.microsoft.com/office/drawing/2017/model3d" xmlns:o="urn:schemas-microsoft-com:office:office" xmlns:r="http://schemas.openxmlformats.org/officeDocument/2006/relationships" xmlns:m="http://schemas.openxmlformats.org/officeDocument/2006/math" xmlns:v="urn:schemas-microsoft-com:vml" xmlns:wp14="http://schemas.microsoft.com/office/word/2010/wordprocessingDrawing" xmlns:wp="http://schemas.openxmlformats.org/drawingml/2006/wordprocessingDrawing" xmlns:w10="urn:schemas-microsoft-com:office:word" xmlns:w="http://schemas.openxmlformats.org/wordprocessingml/2006/main" xmlns:w14="http://schemas.microsoft.com/office/word/2010/wordml" xmlns:w15="http://schemas.microsoft.com/office/word/2012/wordml" xmlns:w16cex="http://schemas.microsoft.com/office/word/2018/wordml/cex" xmlns:w16cid="http://schemas.microsoft.com/office/word/2016/wordml/cid" xmlns:w16="http://schemas.microsoft.com/office/word/2018/wordml" xmlns:w16sdtdh="http://schemas.microsoft.com/office/word/2020/wordml/sdtdatahash" xmlns:w16se="http://schemas.microsoft.com/office/word/2015/wordml/symex" xmlns:wpg="http://schemas.microsoft.com/office/word/2010/wordprocessingGroup" xmlns:wpi="http://schemas.microsoft.com/office/word/2010/wordprocessingInk" xmlns:wne="http://schemas.microsoft.com/office/word/2006/wordml" xmlns:wps="http://schemas.microsoft.com/office/word/2010/wordprocessingShape" mc:Ignorable="w14 w15 w16se w16cid w16 w16cex w16sdtdh wp14">
+<w:hdr xmlns:wpc="http://schemas.microsoft.com/office/word/2010/wordprocessingCanvas" xmlns:cx="http://schemas.microsoft.com/office/drawing/2014/chartex" xmlns:cx1="http://schemas.microsoft.com/office/drawing/2015/9/8/chartex" xmlns:cx2="http://schemas.microsoft.com/office/drawing/2015/10/21/chartex" xmlns:cx3="http://schemas.microsoft.com/office/drawing/2016/5/9/chartex" xmlns:cx4="http://schemas.microsoft.com/office/drawing/2016/5/10/chartex" xmlns:cx5="http://schemas.microsoft.com/office/drawing/2016/5/11/chartex" xmlns:cx6="http://schemas.microsoft.com/office/drawing/2016/5/12/chartex" xmlns:cx7="http://schemas.microsoft.com/office/drawing/2016/5/13/chartex" xmlns:cx8="http://schemas.microsoft.com/office/drawing/2016/5/14/chartex" xmlns:mc="http://schemas.openxmlformats.org/markup-compatibility/2006" xmlns:aink="http://schemas.microsoft.com/office/drawing/2016/ink" xmlns:am3d="http://schemas.microsoft.com/office/drawing/2017/model3d" xmlns:o="urn:schemas-microsoft-com:office:office" xmlns:oel="http://schemas.microsoft.com/office/2019/extlst" xmlns:r="http://schemas.openxmlformats.org/officeDocument/2006/relationships" xmlns:m="http://schemas.openxmlformats.org/officeDocument/2006/math" xmlns:v="urn:schemas-microsoft-com:vml" xmlns:wp14="http://schemas.microsoft.com/office/word/2010/wordprocessingDrawing" xmlns:wp="http://schemas.openxmlformats.org/drawingml/2006/wordprocessingDrawing" xmlns:w10="urn:schemas-microsoft-com:office:word" xmlns:w="http://schemas.openxmlformats.org/wordprocessingml/2006/main" xmlns:w14="http://schemas.microsoft.com/office/word/2010/wordml" xmlns:w15="http://schemas.microsoft.com/office/word/2012/wordml" xmlns:w16cex="http://schemas.microsoft.com/office/word/2018/wordml/cex" xmlns:w16cid="http://schemas.microsoft.com/office/word/2016/wordml/cid" xmlns:w16="http://schemas.microsoft.com/office/word/2018/wordml" xmlns:w16du="http://schemas.microsoft.com/office/word/2023/wordml/word16du" xmlns:w16sdtdh="http://schemas.microsoft.com/office/word/2020/wordml/sdtdatahash" xmlns:w16sdtfl="http://schemas.microsoft.com/office/word/2024/wordml/sdtformatlock" xmlns:w16se="http://schemas.microsoft.com/office/word/2015/wordml/symex" xmlns:wpg="http://schemas.microsoft.com/office/word/2010/wordprocessingGroup" xmlns:wpi="http://schemas.microsoft.com/office/word/2010/wordprocessingInk" xmlns:wne="http://schemas.microsoft.com/office/word/2006/wordml" xmlns:wps="http://schemas.microsoft.com/office/word/2010/wordprocessingShape" mc:Ignorable="w14 w15 w16se w16cid w16 w16cex w16sdtdh w16sdtfl w16du wp14">
   <w:p>
     <w:pPr>
       <w:pStyle w:val="Corpodetexto"/>
@@ -3867,7 +4873,7 @@
         <w:sz w:val="20"/>
       </w:rPr>
       <w:drawing>
-        <wp:anchor distT="0" distB="0" distL="0" distR="0" simplePos="0" relativeHeight="251654144" behindDoc="1" locked="0" layoutInCell="1" allowOverlap="1" wp14:anchorId="64F41DA7" wp14:editId="04226D68">
+        <wp:anchor distT="0" distB="0" distL="0" distR="0" simplePos="0" relativeHeight="251651072" behindDoc="1" locked="0" layoutInCell="1" allowOverlap="1" wp14:anchorId="5944534F" wp14:editId="59445350">
           <wp:simplePos x="0" y="0"/>
           <wp:positionH relativeFrom="page">
             <wp:posOffset>6221727</wp:posOffset>
@@ -3917,7 +4923,7 @@
         <w:sz w:val="20"/>
       </w:rPr>
       <w:drawing>
-        <wp:anchor distT="0" distB="0" distL="0" distR="0" simplePos="0" relativeHeight="251656192" behindDoc="1" locked="0" layoutInCell="1" allowOverlap="1" wp14:anchorId="37CBEB2D" wp14:editId="2509E043">
+        <wp:anchor distT="0" distB="0" distL="0" distR="0" simplePos="0" relativeHeight="251657216" behindDoc="1" locked="0" layoutInCell="1" allowOverlap="1" wp14:anchorId="59445351" wp14:editId="59445352">
           <wp:simplePos x="0" y="0"/>
           <wp:positionH relativeFrom="page">
             <wp:posOffset>727710</wp:posOffset>
@@ -3969,7 +4975,7 @@
       <mc:AlternateContent>
         <mc:Choice Requires="wps">
           <w:drawing>
-            <wp:anchor distT="0" distB="0" distL="0" distR="0" simplePos="0" relativeHeight="251658240" behindDoc="1" locked="0" layoutInCell="1" allowOverlap="1" wp14:anchorId="06ED25B0" wp14:editId="52CB7F05">
+            <wp:anchor distT="0" distB="0" distL="0" distR="0" simplePos="0" relativeHeight="251663360" behindDoc="1" locked="0" layoutInCell="1" allowOverlap="1" wp14:anchorId="59445353" wp14:editId="59445354">
               <wp:simplePos x="0" y="0"/>
               <wp:positionH relativeFrom="page">
                 <wp:posOffset>1899920</wp:posOffset>
@@ -4118,11 +5124,11 @@
         </mc:Choice>
         <mc:Fallback>
           <w:pict>
-            <v:shapetype w14:anchorId="06ED25B0" id="_x0000_t202" coordsize="21600,21600" o:spt="202" path="m,l,21600r21600,l21600,xe">
+            <v:shapetype w14:anchorId="59445353" id="_x0000_t202" coordsize="21600,21600" o:spt="202" path="m,l,21600r21600,l21600,xe">
               <v:stroke joinstyle="miter"/>
               <v:path gradientshapeok="t" o:connecttype="rect"/>
             </v:shapetype>
-            <v:shape id="Textbox 3" o:spid="_x0000_s1027" type="#_x0000_t202" style="position:absolute;margin-left:149.6pt;margin-top:54.7pt;width:275.6pt;height:16.5pt;z-index:-251658240;visibility:visible;mso-wrap-style:square;mso-wrap-distance-left:0;mso-wrap-distance-top:0;mso-wrap-distance-right:0;mso-wrap-distance-bottom:0;mso-position-horizontal:absolute;mso-position-horizontal-relative:page;mso-position-vertical:absolute;mso-position-vertical-relative:page;v-text-anchor:top" o:gfxdata="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" filled="f" stroked="f">
+            <v:shape id="Textbox 3" o:spid="_x0000_s1026" type="#_x0000_t202" style="position:absolute;margin-left:149.6pt;margin-top:54.7pt;width:275.6pt;height:16.5pt;z-index:-251653120;visibility:visible;mso-wrap-style:square;mso-wrap-distance-left:0;mso-wrap-distance-top:0;mso-wrap-distance-right:0;mso-wrap-distance-bottom:0;mso-position-horizontal:absolute;mso-position-horizontal-relative:page;mso-position-vertical:absolute;mso-position-vertical-relative:page;v-text-anchor:top" o:gfxdata="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" filled="f" stroked="f">
               <v:textbox inset="0,0,0,0">
                 <w:txbxContent>
                   <w:p>
@@ -4242,12 +5248,12 @@
 </file>
 
 <file path=word/numbering.xml><?xml version="1.0" encoding="utf-8"?>
-<w:numbering xmlns:wpc="http://schemas.microsoft.com/office/word/2010/wordprocessingCanvas" xmlns:cx="http://schemas.microsoft.com/office/drawing/2014/chartex" xmlns:cx1="http://schemas.microsoft.com/office/drawing/2015/9/8/chartex" xmlns:cx2="http://schemas.microsoft.com/office/drawing/2015/10/21/chartex" xmlns:cx3="http://schemas.microsoft.com/office/drawing/2016/5/9/chartex" xmlns:cx4="http://schemas.microsoft.com/office/drawing/2016/5/10/chartex" xmlns:cx5="http://schemas.microsoft.com/office/drawing/2016/5/11/chartex" xmlns:cx6="http://schemas.microsoft.com/office/drawing/2016/5/12/chartex" xmlns:cx7="http://schemas.microsoft.com/office/drawing/2016/5/13/chartex" xmlns:cx8="http://schemas.microsoft.com/office/drawing/2016/5/14/chartex" xmlns:mc="http://schemas.openxmlformats.org/markup-compatibility/2006" xmlns:aink="http://schemas.microsoft.com/office/drawing/2016/ink" xmlns:am3d="http://schemas.microsoft.com/office/drawing/2017/model3d" xmlns:o="urn:schemas-microsoft-com:office:office" xmlns:r="http://schemas.openxmlformats.org/officeDocument/2006/relationships" xmlns:m="http://schemas.openxmlformats.org/officeDocument/2006/math" xmlns:v="urn:schemas-microsoft-com:vml" xmlns:wp14="http://schemas.microsoft.com/office/word/2010/wordprocessingDrawing" xmlns:wp="http://schemas.openxmlformats.org/drawingml/2006/wordprocessingDrawing" xmlns:w10="urn:schemas-microsoft-com:office:word" xmlns:w="http://schemas.openxmlformats.org/wordprocessingml/2006/main" xmlns:w14="http://schemas.microsoft.com/office/word/2010/wordml" xmlns:w15="http://schemas.microsoft.com/office/word/2012/wordml" xmlns:w16cex="http://schemas.microsoft.com/office/word/2018/wordml/cex" xmlns:w16cid="http://schemas.microsoft.com/office/word/2016/wordml/cid" xmlns:w16="http://schemas.microsoft.com/office/word/2018/wordml" xmlns:w16sdtdh="http://schemas.microsoft.com/office/word/2020/wordml/sdtdatahash" xmlns:w16se="http://schemas.microsoft.com/office/word/2015/wordml/symex" xmlns:wpg="http://schemas.microsoft.com/office/word/2010/wordprocessingGroup" xmlns:wpi="http://schemas.microsoft.com/office/word/2010/wordprocessingInk" xmlns:wne="http://schemas.microsoft.com/office/word/2006/wordml" xmlns:wps="http://schemas.microsoft.com/office/word/2010/wordprocessingShape" mc:Ignorable="w14 w15 w16se w16cid w16 w16cex w16sdtdh wp14">
+<w:numbering xmlns:wpc="http://schemas.microsoft.com/office/word/2010/wordprocessingCanvas" xmlns:cx="http://schemas.microsoft.com/office/drawing/2014/chartex" xmlns:cx1="http://schemas.microsoft.com/office/drawing/2015/9/8/chartex" xmlns:cx2="http://schemas.microsoft.com/office/drawing/2015/10/21/chartex" xmlns:cx3="http://schemas.microsoft.com/office/drawing/2016/5/9/chartex" xmlns:cx4="http://schemas.microsoft.com/office/drawing/2016/5/10/chartex" xmlns:cx5="http://schemas.microsoft.com/office/drawing/2016/5/11/chartex" xmlns:cx6="http://schemas.microsoft.com/office/drawing/2016/5/12/chartex" xmlns:cx7="http://schemas.microsoft.com/office/drawing/2016/5/13/chartex" xmlns:cx8="http://schemas.microsoft.com/office/drawing/2016/5/14/chartex" xmlns:mc="http://schemas.openxmlformats.org/markup-compatibility/2006" xmlns:aink="http://schemas.microsoft.com/office/drawing/2016/ink" xmlns:am3d="http://schemas.microsoft.com/office/drawing/2017/model3d" xmlns:o="urn:schemas-microsoft-com:office:office" xmlns:oel="http://schemas.microsoft.com/office/2019/extlst" xmlns:r="http://schemas.openxmlformats.org/officeDocument/2006/relationships" xmlns:m="http://schemas.openxmlformats.org/officeDocument/2006/math" xmlns:v="urn:schemas-microsoft-com:vml" xmlns:wp14="http://schemas.microsoft.com/office/word/2010/wordprocessingDrawing" xmlns:wp="http://schemas.openxmlformats.org/drawingml/2006/wordprocessingDrawing" xmlns:w10="urn:schemas-microsoft-com:office:word" xmlns:w="http://schemas.openxmlformats.org/wordprocessingml/2006/main" xmlns:w14="http://schemas.microsoft.com/office/word/2010/wordml" xmlns:w15="http://schemas.microsoft.com/office/word/2012/wordml" xmlns:w16cex="http://schemas.microsoft.com/office/word/2018/wordml/cex" xmlns:w16cid="http://schemas.microsoft.com/office/word/2016/wordml/cid" xmlns:w16="http://schemas.microsoft.com/office/word/2018/wordml" xmlns:w16du="http://schemas.microsoft.com/office/word/2023/wordml/word16du" xmlns:w16sdtdh="http://schemas.microsoft.com/office/word/2020/wordml/sdtdatahash" xmlns:w16sdtfl="http://schemas.microsoft.com/office/word/2024/wordml/sdtformatlock" xmlns:w16se="http://schemas.microsoft.com/office/word/2015/wordml/symex" xmlns:wpg="http://schemas.microsoft.com/office/word/2010/wordprocessingGroup" xmlns:wpi="http://schemas.microsoft.com/office/word/2010/wordprocessingInk" xmlns:wne="http://schemas.microsoft.com/office/word/2006/wordml" xmlns:wps="http://schemas.microsoft.com/office/word/2010/wordprocessingShape" mc:Ignorable="w14 w15 w16se w16cid w16 w16cex w16sdtdh w16sdtfl w16du wp14">
   <w:abstractNum w:abstractNumId="0" w15:restartNumberingAfterBreak="0">
-    <w:nsid w:val="41BE655D"/>
+    <w:nsid w:val="2D2C3402"/>
     <w:multiLevelType w:val="hybridMultilevel"/>
-    <w:tmpl w:val="E58825F6"/>
-    <w:lvl w:ilvl="0" w:tplc="A62C8F14">
+    <w:tmpl w:val="C786D30C"/>
+    <w:lvl w:ilvl="0" w:tplc="FFA29666">
       <w:numFmt w:val="bullet"/>
       <w:lvlText w:val="-"/>
       <w:lvlJc w:val="left"/>
@@ -4267,7 +5273,7 @@
         <w:lang w:val="pt-PT" w:eastAsia="en-US" w:bidi="ar-SA"/>
       </w:rPr>
     </w:lvl>
-    <w:lvl w:ilvl="1" w:tplc="550887FE">
+    <w:lvl w:ilvl="1" w:tplc="6DEC83FE">
       <w:numFmt w:val="bullet"/>
       <w:lvlText w:val="•"/>
       <w:lvlJc w:val="left"/>
@@ -4279,7 +5285,7 @@
         <w:lang w:val="pt-PT" w:eastAsia="en-US" w:bidi="ar-SA"/>
       </w:rPr>
     </w:lvl>
-    <w:lvl w:ilvl="2" w:tplc="9A8093AA">
+    <w:lvl w:ilvl="2" w:tplc="0E2645C8">
       <w:numFmt w:val="bullet"/>
       <w:lvlText w:val="•"/>
       <w:lvlJc w:val="left"/>
@@ -4291,7 +5297,7 @@
         <w:lang w:val="pt-PT" w:eastAsia="en-US" w:bidi="ar-SA"/>
       </w:rPr>
     </w:lvl>
-    <w:lvl w:ilvl="3" w:tplc="5DAAD9F2">
+    <w:lvl w:ilvl="3" w:tplc="5B28A0CE">
       <w:numFmt w:val="bullet"/>
       <w:lvlText w:val="•"/>
       <w:lvlJc w:val="left"/>
@@ -4303,7 +5309,7 @@
         <w:lang w:val="pt-PT" w:eastAsia="en-US" w:bidi="ar-SA"/>
       </w:rPr>
     </w:lvl>
-    <w:lvl w:ilvl="4" w:tplc="C0CCFA16">
+    <w:lvl w:ilvl="4" w:tplc="7DEAF34E">
       <w:numFmt w:val="bullet"/>
       <w:lvlText w:val="•"/>
       <w:lvlJc w:val="left"/>
@@ -4315,7 +5321,7 @@
         <w:lang w:val="pt-PT" w:eastAsia="en-US" w:bidi="ar-SA"/>
       </w:rPr>
     </w:lvl>
-    <w:lvl w:ilvl="5" w:tplc="ACBE9F08">
+    <w:lvl w:ilvl="5" w:tplc="B9BE345C">
       <w:numFmt w:val="bullet"/>
       <w:lvlText w:val="•"/>
       <w:lvlJc w:val="left"/>
@@ -4327,7 +5333,7 @@
         <w:lang w:val="pt-PT" w:eastAsia="en-US" w:bidi="ar-SA"/>
       </w:rPr>
     </w:lvl>
-    <w:lvl w:ilvl="6" w:tplc="667AD3D6">
+    <w:lvl w:ilvl="6" w:tplc="1606675E">
       <w:numFmt w:val="bullet"/>
       <w:lvlText w:val="•"/>
       <w:lvlJc w:val="left"/>
@@ -4339,7 +5345,7 @@
         <w:lang w:val="pt-PT" w:eastAsia="en-US" w:bidi="ar-SA"/>
       </w:rPr>
     </w:lvl>
-    <w:lvl w:ilvl="7" w:tplc="7792C270">
+    <w:lvl w:ilvl="7" w:tplc="1102D22E">
       <w:numFmt w:val="bullet"/>
       <w:lvlText w:val="•"/>
       <w:lvlJc w:val="left"/>
@@ -4351,7 +5357,7 @@
         <w:lang w:val="pt-PT" w:eastAsia="en-US" w:bidi="ar-SA"/>
       </w:rPr>
     </w:lvl>
-    <w:lvl w:ilvl="8" w:tplc="DDDE0770">
+    <w:lvl w:ilvl="8" w:tplc="EB6E7B2A">
       <w:numFmt w:val="bullet"/>
       <w:lvlText w:val="•"/>
       <w:lvlJc w:val="left"/>
@@ -4365,16 +5371,17 @@
     </w:lvl>
   </w:abstractNum>
   <w:abstractNum w:abstractNumId="1" w15:restartNumberingAfterBreak="0">
-    <w:nsid w:val="631C69D2"/>
+    <w:nsid w:val="47317799"/>
     <w:multiLevelType w:val="hybridMultilevel"/>
-    <w:tmpl w:val="EB3A94E4"/>
-    <w:lvl w:ilvl="0" w:tplc="6866748E">
+    <w:tmpl w:val="19E019EE"/>
+    <w:lvl w:ilvl="0" w:tplc="051C3FB6">
       <w:start w:val="1"/>
       <w:numFmt w:val="decimal"/>
       <w:lvlText w:val="%1."/>
       <w:lvlJc w:val="left"/>
       <w:pPr>
         <w:ind w:left="864" w:hanging="360"/>
+        <w:jc w:val="left"/>
       </w:pPr>
       <w:rPr>
         <w:rFonts w:ascii="Arial" w:eastAsia="Arial" w:hAnsi="Arial" w:cs="Arial" w:hint="default"/>
@@ -4389,7 +5396,7 @@
         <w:lang w:val="pt-PT" w:eastAsia="en-US" w:bidi="ar-SA"/>
       </w:rPr>
     </w:lvl>
-    <w:lvl w:ilvl="1" w:tplc="0CC8B67A">
+    <w:lvl w:ilvl="1" w:tplc="A15E21D4">
       <w:numFmt w:val="bullet"/>
       <w:lvlText w:val="•"/>
       <w:lvlJc w:val="left"/>
@@ -4401,7 +5408,7 @@
         <w:lang w:val="pt-PT" w:eastAsia="en-US" w:bidi="ar-SA"/>
       </w:rPr>
     </w:lvl>
-    <w:lvl w:ilvl="2" w:tplc="E43097DE">
+    <w:lvl w:ilvl="2" w:tplc="24D2073A">
       <w:numFmt w:val="bullet"/>
       <w:lvlText w:val="•"/>
       <w:lvlJc w:val="left"/>
@@ -4413,7 +5420,7 @@
         <w:lang w:val="pt-PT" w:eastAsia="en-US" w:bidi="ar-SA"/>
       </w:rPr>
     </w:lvl>
-    <w:lvl w:ilvl="3" w:tplc="CC1ABED2">
+    <w:lvl w:ilvl="3" w:tplc="A580A918">
       <w:numFmt w:val="bullet"/>
       <w:lvlText w:val="•"/>
       <w:lvlJc w:val="left"/>
@@ -4425,7 +5432,7 @@
         <w:lang w:val="pt-PT" w:eastAsia="en-US" w:bidi="ar-SA"/>
       </w:rPr>
     </w:lvl>
-    <w:lvl w:ilvl="4" w:tplc="FE8CE704">
+    <w:lvl w:ilvl="4" w:tplc="A2B23244">
       <w:numFmt w:val="bullet"/>
       <w:lvlText w:val="•"/>
       <w:lvlJc w:val="left"/>
@@ -4437,7 +5444,7 @@
         <w:lang w:val="pt-PT" w:eastAsia="en-US" w:bidi="ar-SA"/>
       </w:rPr>
     </w:lvl>
-    <w:lvl w:ilvl="5" w:tplc="1632D6BE">
+    <w:lvl w:ilvl="5" w:tplc="D564DE40">
       <w:numFmt w:val="bullet"/>
       <w:lvlText w:val="•"/>
       <w:lvlJc w:val="left"/>
@@ -4449,7 +5456,7 @@
         <w:lang w:val="pt-PT" w:eastAsia="en-US" w:bidi="ar-SA"/>
       </w:rPr>
     </w:lvl>
-    <w:lvl w:ilvl="6" w:tplc="AFACD7FA">
+    <w:lvl w:ilvl="6" w:tplc="E00A5D84">
       <w:numFmt w:val="bullet"/>
       <w:lvlText w:val="•"/>
       <w:lvlJc w:val="left"/>
@@ -4461,7 +5468,7 @@
         <w:lang w:val="pt-PT" w:eastAsia="en-US" w:bidi="ar-SA"/>
       </w:rPr>
     </w:lvl>
-    <w:lvl w:ilvl="7" w:tplc="1AEAECC0">
+    <w:lvl w:ilvl="7" w:tplc="FCDE6364">
       <w:numFmt w:val="bullet"/>
       <w:lvlText w:val="•"/>
       <w:lvlJc w:val="left"/>
@@ -4473,7 +5480,7 @@
         <w:lang w:val="pt-PT" w:eastAsia="en-US" w:bidi="ar-SA"/>
       </w:rPr>
     </w:lvl>
-    <w:lvl w:ilvl="8" w:tplc="441EBF90">
+    <w:lvl w:ilvl="8" w:tplc="593A8D80">
       <w:numFmt w:val="bullet"/>
       <w:lvlText w:val="•"/>
       <w:lvlJc w:val="left"/>
@@ -4486,17 +5493,17 @@
       </w:rPr>
     </w:lvl>
   </w:abstractNum>
-  <w:num w:numId="1">
+  <w:num w:numId="1" w16cid:durableId="299116730">
     <w:abstractNumId w:val="0"/>
   </w:num>
-  <w:num w:numId="2">
+  <w:num w:numId="2" w16cid:durableId="1428842103">
     <w:abstractNumId w:val="1"/>
   </w:num>
 </w:numbering>
 </file>
 
 <file path=word/styles.xml><?xml version="1.0" encoding="utf-8"?>
-<w:styles xmlns:mc="http://schemas.openxmlformats.org/markup-compatibility/2006" xmlns:r="http://schemas.openxmlformats.org/officeDocument/2006/relationships" xmlns:w="http://schemas.openxmlformats.org/wordprocessingml/2006/main" xmlns:w14="http://schemas.microsoft.com/office/word/2010/wordml" xmlns:w15="http://schemas.microsoft.com/office/word/2012/wordml" xmlns:w16cex="http://schemas.microsoft.com/office/word/2018/wordml/cex" xmlns:w16cid="http://schemas.microsoft.com/office/word/2016/wordml/cid" xmlns:w16="http://schemas.microsoft.com/office/word/2018/wordml" xmlns:w16sdtdh="http://schemas.microsoft.com/office/word/2020/wordml/sdtdatahash" xmlns:w16se="http://schemas.microsoft.com/office/word/2015/wordml/symex" mc:Ignorable="w14 w15 w16se w16cid w16 w16cex w16sdtdh">
+<w:styles xmlns:mc="http://schemas.openxmlformats.org/markup-compatibility/2006" xmlns:r="http://schemas.openxmlformats.org/officeDocument/2006/relationships" xmlns:w="http://schemas.openxmlformats.org/wordprocessingml/2006/main" xmlns:w14="http://schemas.microsoft.com/office/word/2010/wordml" xmlns:w15="http://schemas.microsoft.com/office/word/2012/wordml" xmlns:w16cex="http://schemas.microsoft.com/office/word/2018/wordml/cex" xmlns:w16cid="http://schemas.microsoft.com/office/word/2016/wordml/cid" xmlns:w16="http://schemas.microsoft.com/office/word/2018/wordml" xmlns:w16du="http://schemas.microsoft.com/office/word/2023/wordml/word16du" xmlns:w16sdtdh="http://schemas.microsoft.com/office/word/2020/wordml/sdtdatahash" xmlns:w16sdtfl="http://schemas.microsoft.com/office/word/2024/wordml/sdtformatlock" xmlns:w16se="http://schemas.microsoft.com/office/word/2015/wordml/symex" mc:Ignorable="w14 w15 w16se w16cid w16 w16cex w16sdtdh w16sdtfl w16du">
   <w:docDefaults>
     <w:rPrDefault>
       <w:rPr>
@@ -4917,29 +5924,6 @@
       <w:u w:val="single" w:color="000000"/>
     </w:rPr>
   </w:style>
-  <w:style w:type="paragraph" w:styleId="Ttulo3">
-    <w:name w:val="heading 3"/>
-    <w:basedOn w:val="Normal"/>
-    <w:next w:val="Normal"/>
-    <w:link w:val="Ttulo3Char"/>
-    <w:uiPriority w:val="9"/>
-    <w:semiHidden/>
-    <w:unhideWhenUsed/>
-    <w:qFormat/>
-    <w:rsid w:val="00DB424F"/>
-    <w:pPr>
-      <w:keepNext/>
-      <w:keepLines/>
-      <w:spacing w:before="40"/>
-      <w:outlineLvl w:val="2"/>
-    </w:pPr>
-    <w:rPr>
-      <w:rFonts w:asciiTheme="majorHAnsi" w:eastAsiaTheme="majorEastAsia" w:hAnsiTheme="majorHAnsi" w:cstheme="majorBidi"/>
-      <w:color w:val="243F60" w:themeColor="accent1" w:themeShade="7F"/>
-      <w:sz w:val="24"/>
-      <w:szCs w:val="24"/>
-    </w:rPr>
-  </w:style>
   <w:style w:type="character" w:default="1" w:styleId="Fontepargpadro">
     <w:name w:val="Default Paragraph Font"/>
     <w:uiPriority w:val="1"/>
@@ -5030,118 +6014,6 @@
     <w:basedOn w:val="Normal"/>
     <w:uiPriority w:val="1"/>
     <w:qFormat/>
-  </w:style>
-  <w:style w:type="character" w:styleId="Hyperlink">
-    <w:name w:val="Hyperlink"/>
-    <w:basedOn w:val="Fontepargpadro"/>
-    <w:uiPriority w:val="99"/>
-    <w:unhideWhenUsed/>
-    <w:rsid w:val="00F951EA"/>
-    <w:rPr>
-      <w:color w:val="0000FF" w:themeColor="hyperlink"/>
-      <w:u w:val="single"/>
-    </w:rPr>
-  </w:style>
-  <w:style w:type="character" w:styleId="MenoPendente">
-    <w:name w:val="Unresolved Mention"/>
-    <w:basedOn w:val="Fontepargpadro"/>
-    <w:uiPriority w:val="99"/>
-    <w:semiHidden/>
-    <w:unhideWhenUsed/>
-    <w:rsid w:val="00F951EA"/>
-    <w:rPr>
-      <w:color w:val="605E5C"/>
-      <w:shd w:val="clear" w:color="auto" w:fill="E1DFDD"/>
-    </w:rPr>
-  </w:style>
-  <w:style w:type="character" w:customStyle="1" w:styleId="selected">
-    <w:name w:val="selected"/>
-    <w:basedOn w:val="Fontepargpadro"/>
-    <w:rsid w:val="00DB424F"/>
-  </w:style>
-  <w:style w:type="character" w:customStyle="1" w:styleId="Ttulo3Char">
-    <w:name w:val="Título 3 Char"/>
-    <w:basedOn w:val="Fontepargpadro"/>
-    <w:link w:val="Ttulo3"/>
-    <w:uiPriority w:val="9"/>
-    <w:semiHidden/>
-    <w:rsid w:val="00DB424F"/>
-    <w:rPr>
-      <w:rFonts w:asciiTheme="majorHAnsi" w:eastAsiaTheme="majorEastAsia" w:hAnsiTheme="majorHAnsi" w:cstheme="majorBidi"/>
-      <w:color w:val="243F60" w:themeColor="accent1" w:themeShade="7F"/>
-      <w:sz w:val="24"/>
-      <w:szCs w:val="24"/>
-      <w:lang w:val="pt-PT"/>
-    </w:rPr>
-  </w:style>
-  <w:style w:type="character" w:styleId="Refdecomentrio">
-    <w:name w:val="annotation reference"/>
-    <w:basedOn w:val="Fontepargpadro"/>
-    <w:uiPriority w:val="99"/>
-    <w:semiHidden/>
-    <w:unhideWhenUsed/>
-    <w:rsid w:val="00E12F47"/>
-    <w:rPr>
-      <w:sz w:val="16"/>
-      <w:szCs w:val="16"/>
-    </w:rPr>
-  </w:style>
-  <w:style w:type="paragraph" w:styleId="Textodecomentrio">
-    <w:name w:val="annotation text"/>
-    <w:basedOn w:val="Normal"/>
-    <w:link w:val="TextodecomentrioChar"/>
-    <w:uiPriority w:val="99"/>
-    <w:semiHidden/>
-    <w:unhideWhenUsed/>
-    <w:rsid w:val="00E12F47"/>
-    <w:rPr>
-      <w:sz w:val="20"/>
-      <w:szCs w:val="20"/>
-    </w:rPr>
-  </w:style>
-  <w:style w:type="character" w:customStyle="1" w:styleId="TextodecomentrioChar">
-    <w:name w:val="Texto de comentário Char"/>
-    <w:basedOn w:val="Fontepargpadro"/>
-    <w:link w:val="Textodecomentrio"/>
-    <w:uiPriority w:val="99"/>
-    <w:semiHidden/>
-    <w:rsid w:val="00E12F47"/>
-    <w:rPr>
-      <w:rFonts w:ascii="Arial" w:eastAsia="Arial" w:hAnsi="Arial" w:cs="Arial"/>
-      <w:sz w:val="20"/>
-      <w:szCs w:val="20"/>
-      <w:lang w:val="pt-PT"/>
-    </w:rPr>
-  </w:style>
-  <w:style w:type="paragraph" w:styleId="Assuntodocomentrio">
-    <w:name w:val="annotation subject"/>
-    <w:basedOn w:val="Textodecomentrio"/>
-    <w:next w:val="Textodecomentrio"/>
-    <w:link w:val="AssuntodocomentrioChar"/>
-    <w:uiPriority w:val="99"/>
-    <w:semiHidden/>
-    <w:unhideWhenUsed/>
-    <w:rsid w:val="00E12F47"/>
-    <w:rPr>
-      <w:b/>
-      <w:bCs/>
-    </w:rPr>
-  </w:style>
-  <w:style w:type="character" w:customStyle="1" w:styleId="AssuntodocomentrioChar">
-    <w:name w:val="Assunto do comentário Char"/>
-    <w:basedOn w:val="TextodecomentrioChar"/>
-    <w:link w:val="Assuntodocomentrio"/>
-    <w:uiPriority w:val="99"/>
-    <w:semiHidden/>
-    <w:rsid w:val="00E12F47"/>
-    <w:rPr>
-      <w:rFonts w:ascii="Arial" w:eastAsia="Arial" w:hAnsi="Arial" w:cs="Arial"/>
-      <w:b/>
-      <w:bCs/>
-      <w:sz w:val="20"/>
-      <w:szCs w:val="20"/>
-      <w:lang w:val="pt-PT"/>
-    </w:rPr>
   </w:style>
 </w:styles>
 </file>
